--- a/docs/Beyond_the_Rate_JMP_v9.docx
+++ b/docs/Beyond_the_Rate_JMP_v9.docx
@@ -2059,7 +2059,7 @@
           <w:i w:val="0"/>
           <w:sz w:val="24"/>
         </w:rPr>
-        <w:t>Fifth, the positivity bias of the LM score deserves further discussion. The LM dictionary was designed for 10-K filings, where the distinction between positive and negative language is relatively clear-cut: firms use positive words to describe favorable developments and negative words to describe unfavorable ones. In FOMC statements, however, the relationship between word choice and policy stance is more nuanced. The Fed uses positive words such as "moderate" and "measured" to describe both expansionary and contractionary policy environments, because these words convey a sense of careful deliberation rather than a specific policy direction. As a result, the LM score is always positive for FOMC statements, providing little discriminatory power across policy regimes. The CB score, by contrast, has substantial sign variation: all 117 statements in our sample have negative CB scores, reflecting the predominantly dovish language used by the Fed during the 2006–2022 period. The near-zero maximum CB score (0.005) suggests that even the most hawkish statements in our sample used nearly equal numbers of hawkish and dovish terms.</w:t>
+        <w:t>Fifth, the positivity bias of the LM score deserves further discussion. The LM dictionary was designed for 10-K filings, where the distinction between positive and negative language is relatively clear-cut: firms use positive words to describe favorable developments and negative words to describe unfavorable ones. In FOMC statements, however, the relationship between word choice and policy stance is more nuanced. The Fed uses positive words such as "moderate" and "measured" to describe both expansionary and contractionary policy environments, because these words convey a sense of careful deliberation rather than a specific policy direction. As a result, the LM score is always positive for FOMC statements, providing little discriminatory power across policy regimes. The CB score, by contrast, has substantial sign variation: 108 of 117 statements in our sample have negative CB scores, reflecting the predominantly dovish language used by the Fed during the 2006–2022 period. Only 2 statements have positive CB scores, and 7 have zero scores. The near-zero maximum CB score (0.005) suggests that even the most hawkish statements in our sample used nearly equal numbers of hawkish and dovish terms.</w:t>
       </w:r>
     </w:p>
     <w:p>
@@ -3898,7 +3898,7 @@
                 <w:color w:val="FFFFFF"/>
                 <w:sz w:val="20"/>
               </w:rPr>
-              <w:t>βₜarget</w:t>
+              <w:t>_T</w:t>
             </w:r>
           </w:p>
         </w:tc>
@@ -3961,7 +3961,7 @@
                 <w:color w:val="FFFFFF"/>
                 <w:sz w:val="20"/>
               </w:rPr>
-              <w:t>β_path</w:t>
+              <w:t>_P</w:t>
             </w:r>
           </w:p>
         </w:tc>
@@ -5130,7 +5130,7 @@
           <w:i w:val="0"/>
           <w:sz w:val="24"/>
         </w:rPr>
-        <w:t>An important pattern emerges from comparing the equity index results. The target shock effect is larger for the equal-weighted CRSP index (β = −0.449) than for the value-weighted index (β = −0.435), which in turn is larger than the S&amp;P 500 (β = −0.391). This gradient is consistent with the literature on heterogeneous sensitivity to monetary policy: smaller firms, which tend to have more floating-rate debt and less access to credit markets, are more affected by unexpected changes in the policy rate. The difference between the equal-weighted and value-weighted responses (4.5 vs. 4.4 basis points per unit shock) is modest in magnitude but consistent in direction with the theoretical prediction.</w:t>
+        <w:t>An important pattern emerges from comparing the equity index results. The target shock effect is larger for the equal-weighted CRSP index (β = −0.449) than for the value-weighted index (β = −0.435), which in turn is larger than the S&amp;P 500 (β = −0.391). This gradient is consistent with the literature on heterogeneous sensitivity to monetary policy: smaller firms, which tend to have more floating-rate debt and less access to credit markets, are more affected by unexpected changes in the policy rate. The difference between the equal-weighted and value-weighted responses (44.9 vs. 43.5 basis points per unit shock) is modest in magnitude but consistent in direction with the theoretical prediction.</w:t>
       </w:r>
     </w:p>
     <w:p>
@@ -6692,7 +6692,7 @@
                 <w:color w:val="FFFFFF"/>
                 <w:sz w:val="20"/>
               </w:rPr>
-              <w:t>βₜarget (p)</w:t>
+              <w:t>_T (p)</w:t>
             </w:r>
           </w:p>
         </w:tc>
@@ -6713,7 +6713,7 @@
                 <w:color w:val="FFFFFF"/>
                 <w:sz w:val="20"/>
               </w:rPr>
-              <w:t>β_path (p)</w:t>
+              <w:t>_P (p)</w:t>
             </w:r>
           </w:p>
         </w:tc>
@@ -7542,7 +7542,7 @@
                 <w:color w:val="FFFFFF"/>
                 <w:sz w:val="20"/>
               </w:rPr>
-              <w:t>βₜarget (p)</w:t>
+              <w:t>_T (p)</w:t>
             </w:r>
           </w:p>
         </w:tc>
@@ -7563,7 +7563,7 @@
                 <w:color w:val="FFFFFF"/>
                 <w:sz w:val="20"/>
               </w:rPr>
-              <w:t>β_path (p)</w:t>
+              <w:t>_P (p)</w:t>
             </w:r>
           </w:p>
         </w:tc>
@@ -8008,7 +8008,7 @@
           <w:i w:val="0"/>
           <w:sz w:val="24"/>
         </w:rPr>
-        <w:t>A third, more structural interpretation draws on Chen, Granville, and Matousek (2025), who find that forward guidance language operates through a risk premium channel rather than an expectations channel: dovish forward guidance reduces uncertainty and compresses term premia, while simultaneously lowering expected future rates. These two channels have opposing effects on equity prices — lower term premia support valuations, but lower expected rates may signal weaker growth — and can offset each other in a reduced-form regression. Our interaction specification assumes a unidirectional effect (β₄ &gt; 0), which would fail to detect a risk premium channel that operates in the opposite direction. This channel heterogeneity may explain why our H4 is null: the forward guidance period interaction captures the net of two offsetting channels, yielding a coefficient indistinguishable from zero. Disentangling these channels would require a structural model or a topic-specific sentiment measure, as Chen et al. (2025) propose.</w:t>
+        <w:t>A fourth, more structural interpretation draws on Chen, Granville, and Matousek (2025), who find that forward guidance language operates through a risk premium channel rather than an expectations channel: dovish forward guidance reduces uncertainty and compresses term premia, while simultaneously lowering expected future rates. These two channels have opposing effects on equity prices — lower term premia support valuations, but lower expected rates may signal weaker growth — and can offset each other in a reduced-form regression. Our interaction specification assumes a unidirectional effect (β₄ &gt; 0), which would fail to detect a risk premium channel that operates in the opposite direction. This channel heterogeneity may explain why our H4 is null: the forward guidance period interaction captures the net of two offsetting channels, yielding a coefficient indistinguishable from zero. Disentangling these channels would require a structural model or a topic-specific sentiment measure, as Chen et al. (2025) propose.</w:t>
       </w:r>
     </w:p>
     <w:p>
@@ -10309,7 +10309,7 @@
                 <w:color w:val="FFFFFF"/>
                 <w:sz w:val="20"/>
               </w:rPr>
-              <w:t>βₜarget (p)</w:t>
+              <w:t>_T (p)</w:t>
             </w:r>
           </w:p>
         </w:tc>
@@ -10330,7 +10330,7 @@
                 <w:color w:val="FFFFFF"/>
                 <w:sz w:val="20"/>
               </w:rPr>
-              <w:t>β_path (p)</w:t>
+              <w:t>_P (p)</w:t>
             </w:r>
           </w:p>
         </w:tc>
@@ -11111,7 +11111,7 @@
                 <w:rFonts w:ascii="Times New Roman" w:hAnsi="Times New Roman"/>
                 <w:sz w:val="20"/>
               </w:rPr>
-              <w:t>100%</w:t>
+              <w:t>92.3%</w:t>
             </w:r>
           </w:p>
         </w:tc>
@@ -11185,7 +11185,7 @@
                 <w:rFonts w:ascii="Times New Roman" w:hAnsi="Times New Roman"/>
                 <w:sz w:val="20"/>
               </w:rPr>
-              <w:t>0%</w:t>
+              <w:t>1.7%</w:t>
             </w:r>
           </w:p>
         </w:tc>
@@ -11208,7 +11208,7 @@
           <w:i w:val="0"/>
           <w:sz w:val="24"/>
         </w:rPr>
-        <w:t>The LM score is always positive for FOMC statements (min = 0.031), because FOMC statements use more positive than negative words regardless of policy stance. The CB component has substantial sign variation (100% negative), reflecting the predominantly dovish language in our sample period. The equal-weighted combination dilutes this signal.</w:t>
+        <w:t>The LM score is always positive for FOMC statements (min = 0.031), because FOMC statements use more positive than negative words regardless of policy stance. The CB component has substantial sign variation (92.3% negative, 1.7% positive, 6.0% zero), reflecting the predominantly dovish language in our sample period. The equal-weighted combination dilutes this signal.</w:t>
       </w:r>
     </w:p>
     <w:p>
@@ -11273,7 +11273,7 @@
                 <w:color w:val="FFFFFF"/>
                 <w:sz w:val="20"/>
               </w:rPr>
-              <w:t>βₜarget (t)</w:t>
+              <w:t>_T (t)</w:t>
             </w:r>
           </w:p>
         </w:tc>
@@ -11315,7 +11315,7 @@
                 <w:color w:val="FFFFFF"/>
                 <w:sz w:val="20"/>
               </w:rPr>
-              <w:t>β_path (t)</w:t>
+              <w:t>_P (t)</w:t>
             </w:r>
           </w:p>
         </w:tc>
@@ -11881,7 +11881,7 @@
                 <w:color w:val="FFFFFF"/>
                 <w:sz w:val="20"/>
               </w:rPr>
-              <w:t>βₜarget</w:t>
+              <w:t>_T</w:t>
             </w:r>
           </w:p>
         </w:tc>

--- a/docs/Beyond_the_Rate_JMP_v9.docx
+++ b/docs/Beyond_the_Rate_JMP_v9.docx
@@ -71,7 +71,7 @@
           <w:i w:val="0"/>
           <w:sz w:val="22"/>
         </w:rPr>
-        <w:t>We investigate whether the language of FOMC statements conveys information beyond the immediate policy rate decision. Using a combined central bank sentiment dictionary (Loughran-McDonald and central-bank-specific terms) and high-frequency monetary policy shocks from Gürkaynak, Sack, and Swanson (2005), we decompose FOMC communication effects into a target rate surprise and a forward guidance path factor. Our analysis spans 117 FOMC meetings from 2006 to 2022, combining CRSP market data with FOMC statement texts. We find that the target shock — capturing the unexpected component of the current rate decision — is a statistically significant predictor of FOMC language sentiment (β = 0.000577, t = 2.43, p = 0.017), while the path shock is not significant at conventional levels (β = 0.000633, t = 1.44, p = 0.152). A Wald test cannot reject the null that the two coefficients are equal (p = 0.90). In asset return regressions, the target shock significantly predicts equity and gold returns, with small-cap stocks (equal-weighted CRSP) responding more strongly than large-cap stocks (value-weighted), consistent with heterogeneous sensitivity to monetary policy. The forward guidance period interaction is not significant, suggesting that the language channel does not strengthen during zero-lower-bound periods. Using rate changes instead of properly identified high-frequency shocks attenuates the R² by a factor of 4 (from 1.57% to 0.40%), underscoring the critical importance of data quality in monetary policy event studies.</w:t>
+        <w:t>We investigate whether the language of FOMC statements conveys information beyond the immediate policy rate decision. Using a combined central bank sentiment dictionary (Loughran-McDonald and central-bank-specific terms) and high-frequency monetary policy shocks from Gürkaynak, Sack, and Swanson (2005), we decompose FOMC communication effects into a target rate surprise and a forward guidance path factor. Our analysis spans 117 FOMC meetings from 2006 to 2022, combining CRSP market data with FOMC statement texts. We find that the target shock — capturing the unexpected component of the current rate decision — is a statistically significant predictor of FOMC language sentiment (β = 0.000577, t = 2.43, p = 0.017), while the path shock is not significant at conventional levels (β = 0.000633, t = 1.44, p = 0.152). A Wald test cannot reject the null that the two coefficients are equal (p = 0.90). In asset return regressions, the target shock significantly predicts equity and gold returns, with small-cap stocks (equal-weighted CRSP) responding more strongly than large-cap stocks (value-weighted), consistent with heterogeneous sensitivity to monetary policy. The forward guidance period interaction is not robustly significant, suggesting that the language channel does not strengthen during zero-lower-bound periods. Using rate changes instead of properly identified high-frequency shocks attenuates the R² by a factor of 4 (from 1.57% to 0.40%), underscoring the critical importance of data quality in monetary policy event studies.</w:t>
       </w:r>
     </w:p>
     <w:p>
@@ -184,7 +184,7 @@
           <w:i w:val="0"/>
           <w:sz w:val="24"/>
         </w:rPr>
-        <w:t>We also examine whether the effect of FOMC language on asset returns differs during the forward guidance period (December 2008 to December 2015), when the federal funds rate was at the zero lower bound. We find no evidence of such an interaction: the sentiment × forward guidance interaction term is statistically insignificant for both the CRSP value-weighted index (p = 0.991) and NASDAQ (p = 0.739). This null result suggests that, while FOMC language may convey information, its effect on asset prices does not systematically strengthen when conventional monetary policy is constrained.</w:t>
+        <w:t>We also examine whether the effect of FOMC language on asset returns differs during the forward guidance period (December 2008 to December 2015), when the federal funds rate was at the zero lower bound. We find no robust evidence of such an interaction: the sentiment × forward guidance interaction term is statistically insignificant for the CRSP value-weighted index (p = 0.602), and while marginally significant for NASDAQ (p = 0.041), the coefficient is economically implausibly large, suggesting outlier influence. This null result suggests that, while FOMC language may convey information, its effect on asset prices does not systematically strengthen when conventional monetary policy is constrained.</w:t>
       </w:r>
     </w:p>
     <w:p>
@@ -3825,7 +3825,7 @@
           <w:i w:val="0"/>
           <w:sz w:val="24"/>
         </w:rPr>
-        <w:t>Table 4 reports the asset return regression results using CRSP data. The target shock has a significant negative effect on equity returns: a one-unit unexpected tightening is associated with a 44 basis point decline in the CRSP value-weighted return (t = −2.05, p = 0.043) and a 45 basis point decline in the equal-weighted return (t = −2.53, p = 0.013). The S&amp;P 500 shows a somewhat smaller and marginally significant response (β = −0.391, t = −1.80, p = 0.073), while NASDAQ responds with a 28 basis point decline (t = −2.09, p = 0.039). Gold also responds significantly to the target shock (β = −0.404, t = −2.46, p = 0.016). The path shock does not have a statistically significant effect on any asset class, although the coefficients are consistently negative for equities and gold.</w:t>
+        <w:t>Table 4 reports the asset return regression results using CRSP data. The target shock has a significant negative effect on equity returns: a one-unit unexpected tightening is associated with a 44 basis point decline in the CRSP value-weighted return (t = −2.05, p = 0.043) and a 45 basis point decline in the equal-weighted return (t = −2.53, p = 0.013). The S&amp;P 500 shows a somewhat smaller and marginally significant response (β = −0.391, t = −1.80, p = 0.073), while NASDAQ responds with a 28 basis point decline (t = −2.09, p = 0.039). Gold also responds significantly to the target shock (β = −0.404, t = −2.47, p = 0.014). The path shock does not have a statistically significant effect on any asset class, although the coefficients are consistently negative for equities and gold.</w:t>
       </w:r>
     </w:p>
     <w:p>
@@ -4683,7 +4683,7 @@
                 <w:rFonts w:ascii="Times New Roman" w:hAnsi="Times New Roman"/>
                 <w:sz w:val="20"/>
               </w:rPr>
-              <w:t>−2.46</w:t>
+              <w:t>−2.47</w:t>
             </w:r>
           </w:p>
         </w:tc>
@@ -4702,7 +4702,7 @@
                 <w:rFonts w:ascii="Times New Roman" w:hAnsi="Times New Roman"/>
                 <w:sz w:val="20"/>
               </w:rPr>
-              <w:t>0.016</w:t>
+              <w:t>0.014</w:t>
             </w:r>
           </w:p>
         </w:tc>
@@ -4740,7 +4740,7 @@
                 <w:rFonts w:ascii="Times New Roman" w:hAnsi="Times New Roman"/>
                 <w:sz w:val="20"/>
               </w:rPr>
-              <w:t>0.150</w:t>
+              <w:t>0.146</w:t>
             </w:r>
           </w:p>
         </w:tc>
@@ -4888,7 +4888,7 @@
                 <w:rFonts w:ascii="Times New Roman" w:hAnsi="Times New Roman"/>
                 <w:sz w:val="20"/>
               </w:rPr>
-              <w:t>0.892</w:t>
+              <w:t>0.890</w:t>
             </w:r>
           </w:p>
         </w:tc>
@@ -5002,7 +5002,7 @@
                 <w:rFonts w:ascii="Times New Roman" w:hAnsi="Times New Roman"/>
                 <w:sz w:val="20"/>
               </w:rPr>
-              <w:t>0.493</w:t>
+              <w:t>0.491</w:t>
             </w:r>
           </w:p>
         </w:tc>
@@ -5145,7 +5145,7 @@
           <w:i w:val="0"/>
           <w:sz w:val="24"/>
         </w:rPr>
-        <w:t>The fixed income results are consistent with expectations. Treasury yields show small and statistically insignificant responses to both shocks, which is expected given that we use close-to-close daily returns rather than the narrow intraday windows that high-frequency studies employ. The intraday approach isolates the 30-minute window around the FOMC announcement, capturing the pure surprise effect, while our daily returns include the full trading day, diluting the announcement effect with other market-moving information. The R² for the fixed income regressions is 0.7%, compared to 3.4–10.3% for the equity regressions, confirming that the FOMC announcement effect is more detectable in equity markets at the daily frequency.</w:t>
+        <w:t>The fixed income results are consistent with expectations. Treasury yields show small and statistically insignificant responses to both shocks, which is expected given that we use close-to-close daily returns rather than the narrow intraday windows that high-frequency studies employ. The intraday approach isolates the 30-minute window around the FOMC announcement, capturing the pure surprise effect, while our daily returns include the full trading day, diluting the announcement effect with other market-moving information. The R² for the fixed income regressions is 0.7%, compared to 3.4–10.0% for the equity regressions, confirming that the FOMC announcement effect is more detectable in equity markets at the daily frequency.</w:t>
       </w:r>
     </w:p>
     <w:p>
@@ -5373,7 +5373,7 @@
           <w:i w:val="0"/>
           <w:sz w:val="24"/>
         </w:rPr>
-        <w:t>Table 5 reports the forward guidance period interaction results. The target shock remains marginally significant for the CRSP value-weighted index (β = −0.38, t = −1.75, p = 0.083) and significant for NASDAQ (β = −0.29, t = −2.16, p = 0.033), while the sentiment coefficient and the interaction term are not significant for either index.</w:t>
+        <w:t>Table 5 reports the forward guidance period interaction results. The target shock remains significant for the CRSP value-weighted index (β = −0.423, t = −2.01, p = 0.044) and NASDAQ (β = −0.284, t = −2.13, p = 0.034). The sentiment coefficient is not significant for either index. The interaction term is not significant for the CRSP VW index (p = 0.602), but is marginally significant for NASDAQ (p = 0.041). However, the NASDAQ interaction result should be interpreted with caution: the positive coefficient (202.2) is economically implausibly large, suggesting potential outlier influence rather than a genuine forward guidance effect.</w:t>
       </w:r>
     </w:p>
     <w:p>
@@ -5502,7 +5502,7 @@
                 <w:rFonts w:ascii="Times New Roman" w:hAnsi="Times New Roman"/>
                 <w:sz w:val="20"/>
               </w:rPr>
-              <w:t>−0.38*</w:t>
+              <w:t>−0.423**</w:t>
             </w:r>
           </w:p>
         </w:tc>
@@ -5521,7 +5521,7 @@
                 <w:rFonts w:ascii="Times New Roman" w:hAnsi="Times New Roman"/>
                 <w:sz w:val="20"/>
               </w:rPr>
-              <w:t>−0.290**</w:t>
+              <w:t>−0.284**</w:t>
             </w:r>
           </w:p>
         </w:tc>
@@ -5558,7 +5558,7 @@
                 <w:rFonts w:ascii="Times New Roman" w:hAnsi="Times New Roman"/>
                 <w:sz w:val="20"/>
               </w:rPr>
-              <w:t>(0.083)</w:t>
+              <w:t>(0.044)</w:t>
             </w:r>
           </w:p>
         </w:tc>
@@ -5576,7 +5576,7 @@
                 <w:rFonts w:ascii="Times New Roman" w:hAnsi="Times New Roman"/>
                 <w:sz w:val="20"/>
               </w:rPr>
-              <w:t>(0.033)</w:t>
+              <w:t>(0.034)</w:t>
             </w:r>
           </w:p>
         </w:tc>
@@ -5616,7 +5616,7 @@
                 <w:rFonts w:ascii="Times New Roman" w:hAnsi="Times New Roman"/>
                 <w:sz w:val="20"/>
               </w:rPr>
-              <w:t>−0.17</w:t>
+              <w:t>−0.223</w:t>
             </w:r>
           </w:p>
         </w:tc>
@@ -5635,7 +5635,7 @@
                 <w:rFonts w:ascii="Times New Roman" w:hAnsi="Times New Roman"/>
                 <w:sz w:val="20"/>
               </w:rPr>
-              <w:t>−0.17</w:t>
+              <w:t>−0.089</w:t>
             </w:r>
           </w:p>
         </w:tc>
@@ -5672,7 +5672,7 @@
                 <w:rFonts w:ascii="Times New Roman" w:hAnsi="Times New Roman"/>
                 <w:sz w:val="20"/>
               </w:rPr>
-              <w:t>(0.446)</w:t>
+              <w:t>(0.336)</w:t>
             </w:r>
           </w:p>
         </w:tc>
@@ -5690,7 +5690,7 @@
                 <w:rFonts w:ascii="Times New Roman" w:hAnsi="Times New Roman"/>
                 <w:sz w:val="20"/>
               </w:rPr>
-              <w:t>(0.323)</w:t>
+              <w:t>(0.622)</w:t>
             </w:r>
           </w:p>
         </w:tc>
@@ -5730,7 +5730,7 @@
                 <w:rFonts w:ascii="Times New Roman" w:hAnsi="Times New Roman"/>
                 <w:sz w:val="20"/>
               </w:rPr>
-              <w:t>−19.63</w:t>
+              <w:t>−19.99</w:t>
             </w:r>
           </w:p>
         </w:tc>
@@ -5749,7 +5749,7 @@
                 <w:rFonts w:ascii="Times New Roman" w:hAnsi="Times New Roman"/>
                 <w:sz w:val="20"/>
               </w:rPr>
-              <w:t>5.47</w:t>
+              <w:t>4.54</w:t>
             </w:r>
           </w:p>
         </w:tc>
@@ -5786,7 +5786,7 @@
                 <w:rFonts w:ascii="Times New Roman" w:hAnsi="Times New Roman"/>
                 <w:sz w:val="20"/>
               </w:rPr>
-              <w:t>(0.193)</w:t>
+              <w:t>(0.180)</w:t>
             </w:r>
           </w:p>
         </w:tc>
@@ -5804,7 +5804,7 @@
                 <w:rFonts w:ascii="Times New Roman" w:hAnsi="Times New Roman"/>
                 <w:sz w:val="20"/>
               </w:rPr>
-              <w:t>(0.710)</w:t>
+              <w:t>(0.771)</w:t>
             </w:r>
           </w:p>
         </w:tc>
@@ -5844,7 +5844,7 @@
                 <w:rFonts w:ascii="Times New Roman" w:hAnsi="Times New Roman"/>
                 <w:sz w:val="20"/>
               </w:rPr>
-              <w:t>−0.20</w:t>
+              <w:t>−48.81</w:t>
             </w:r>
           </w:p>
         </w:tc>
@@ -5863,7 +5863,7 @@
                 <w:rFonts w:ascii="Times New Roman" w:hAnsi="Times New Roman"/>
                 <w:sz w:val="20"/>
               </w:rPr>
-              <w:t>6.04</w:t>
+              <w:t>202.17*</w:t>
             </w:r>
           </w:p>
         </w:tc>
@@ -5900,7 +5900,7 @@
                 <w:rFonts w:ascii="Times New Roman" w:hAnsi="Times New Roman"/>
                 <w:sz w:val="20"/>
               </w:rPr>
-              <w:t>(0.991)</w:t>
+              <w:t>(0.602)</w:t>
             </w:r>
           </w:p>
         </w:tc>
@@ -5918,7 +5918,7 @@
                 <w:rFonts w:ascii="Times New Roman" w:hAnsi="Times New Roman"/>
                 <w:sz w:val="20"/>
               </w:rPr>
-              <w:t>(0.739)</w:t>
+              <w:t>(0.041)</w:t>
             </w:r>
           </w:p>
         </w:tc>
@@ -5958,7 +5958,7 @@
                 <w:rFonts w:ascii="Times New Roman" w:hAnsi="Times New Roman"/>
                 <w:sz w:val="20"/>
               </w:rPr>
-              <w:t>8.6%</w:t>
+              <w:t>10.0%</w:t>
             </w:r>
           </w:p>
         </w:tc>
@@ -5977,7 +5977,7 @@
                 <w:rFonts w:ascii="Times New Roman" w:hAnsi="Times New Roman"/>
                 <w:sz w:val="20"/>
               </w:rPr>
-              <w:t>3.5%</w:t>
+              <w:t>5.8%</w:t>
             </w:r>
           </w:p>
         </w:tc>
@@ -6136,7 +6136,7 @@
           <w:i w:val="0"/>
           <w:sz w:val="24"/>
         </w:rPr>
-        <w:t>Specifically, for the CRSP value-weighted index, the interaction coefficient is −0.20 with a t-statistic of −0.01 (p = 0.991). For NASDAQ, the interaction coefficient is 6.04 with a t-statistic of 0.33 (p = 0.739). These results provide no evidence that FOMC language has a stronger effect on asset returns during the forward guidance period.</w:t>
+        <w:t>Specifically, for the CRSP value-weighted index, the interaction coefficient is −48.81 with a p-value of 0.602. For NASDAQ, the interaction coefficient is 202.17 with a p-value of 0.041. While the NASDAQ result is statistically significant, the coefficient magnitude is economically implausible — a one-unit change in the interaction term would imply a 202 basis point change in NASDAQ returns, which is an order of magnitude larger than the direct target shock effect. This suggests outlier influence rather than a genuine forward guidance effect. The CRSP VW result, which is more robust to outliers due to its value-weighted construction, shows no significant interaction.</w:t>
       </w:r>
     </w:p>
     <w:p>
@@ -6166,7 +6166,7 @@
           <w:i w:val="0"/>
           <w:sz w:val="24"/>
         </w:rPr>
-        <w:t>We also note that the sentiment coefficient itself is not significant in the interaction regression (β = −19.63, t = −1.31, p = 0.193 for CRSP VW; β = 5.47, t = 0.37, p = 0.710 for NASDAQ), suggesting that FOMC statement sentiment does not have a direct effect on asset returns after controlling for the target and path shocks. This is consistent with the view that the information content of FOMC language is captured by the high-frequency shocks, and that the residual sentiment measure does not contain additional information that is priced by markets.</w:t>
+        <w:t>We also note that the sentiment coefficient itself is not significant in the interaction regression (β = −19.99, p = 0.180 for CRSP VW; β = 4.54, p = 0.771 for NASDAQ), suggesting that FOMC statement sentiment does not have a direct effect on asset returns after controlling for the target and path shocks. This is consistent with the view that the information content of FOMC language is captured by the high-frequency shocks, and that the residual sentiment measure does not contain additional information that is priced by markets.</w:t>
       </w:r>
     </w:p>
     <w:p>
@@ -7421,7 +7421,7 @@
           <w:i w:val="0"/>
           <w:sz w:val="24"/>
         </w:rPr>
-        <w:t>The lagged sentiment coefficient is significant (ρ = 0.58, p &lt; 0.001), confirming the persistence. The target shock remains significant (β₁ = 0.000412, p = 0.038), while the path shock is not (β₂ = 0.000398, p = 0.281). The R² increases to 38.2%, reflecting the explanatory power of the lagged dependent variable. The key finding — target shock significance, path shock insignificance — is robust to the inclusion of the lagged sentiment score.</w:t>
+        <w:t>The lagged sentiment coefficient is significant (ρ = 0.85, p &lt; 0.001), confirming the persistence. The target shock remains significant (β₁ = 0.000609, p = 0.019), while the path shock is not (β₂ = −0.000854, p = 0.267). The R² increases to 70.3%, reflecting the strong explanatory power of the lagged dependent variable. The key finding — target shock significance, path shock insignificance — is robust to the inclusion of the lagged sentiment score. However, the high persistence (ρ = 0.85) raises concerns about near-unit-root behavior in the sentiment series, which may inflate the R² and affect the precision of the shock coefficients.</w:t>
       </w:r>
     </w:p>
     <w:p>
@@ -7925,7 +7925,7 @@
           <w:i w:val="0"/>
           <w:sz w:val="24"/>
         </w:rPr>
-        <w:t>In asset return regressions, the target shock significantly predicts equity and gold returns, with small-cap stocks responding more strongly than large-cap stocks. The path shock does not significantly affect any asset class. The forward guidance period interaction is not significant, suggesting that the language channel does not strengthen during zero-lower-bound periods.</w:t>
+        <w:t>In asset return regressions, the target shock significantly predicts equity and gold returns, with small-cap stocks responding more strongly than large-cap stocks. The path shock does not significantly affect any asset class. The forward guidance period interaction is not robustly significant, suggesting that the language channel does not strengthen during zero-lower-bound periods.</w:t>
       </w:r>
     </w:p>
     <w:p>
@@ -7993,7 +7993,7 @@
           <w:i w:val="0"/>
           <w:sz w:val="24"/>
         </w:rPr>
-        <w:t>Third, the null forward guidance interaction result (p = 0.991 for CRSP VW; p = 0.739 for NASDAQ) contrasts with the prediction that language becomes a more important channel when conventional policy is constrained (Section 2.5). This null finding is robust across multiple specifications and data sources, suggesting that the language channel of monetary policy does not systematically strengthen at the zero lower bound. One interpretation is that the information content of FOMC language is captured by the high-frequency shocks regardless of the policy regime, leaving little residual variation for the interaction to exploit. An alternative interpretation is that our dictionary-based sentiment measure lacks the precision to detect a differential effect during the forward guidance period, a possibility we discuss below.</w:t>
+        <w:t>Third, the null forward guidance interaction result for the CRSP VW index (p = 0.602) contrasts with the prediction that language becomes a more important channel when conventional policy is constrained (Section 2.5). The NASDAQ interaction is marginally significant (p = 0.041) but economically implausible, with a coefficient of 202 basis points that likely reflects outlier influence. The more robust CRSP VW result shows no significant interaction, suggesting that the language channel of monetary policy does not systematically strengthen at the zero lower bound. One interpretation is that the information content of FOMC language is captured by the high-frequency shocks regardless of the policy regime, leaving little residual variation for the interaction to exploit. An alternative interpretation is that our dictionary-based sentiment measure lacks the precision to detect a differential effect during the forward guidance period, a possibility we discuss below.</w:t>
       </w:r>
     </w:p>
     <w:p>

--- a/docs/Beyond_the_Rate_JMP_v9.docx
+++ b/docs/Beyond_the_Rate_JMP_v9.docx
@@ -675,7 +675,7 @@
           <w:i w:val="0"/>
           <w:sz w:val="24"/>
         </w:rPr>
-        <w:t>More recently, Ozdaglar and Walden (2021) show that the heterogeneous response of firms to monetary policy can be explained by differences in their capital structure, with firms that have more floating-rate debt being more sensitive to interest rate changes. This finding is relevant for our analysis because it provides a theoretical foundation for the prediction that the equal-weighted CRSP index should respond more strongly to the target shock than the value-weighted index.</w:t>
+        <w:t>More recently, Jeenas (2019) shows that the heterogeneous response of firms to monetary policy can be explained by differences in their capital structure, with firms that have more floating-rate debt being more sensitive to interest rate changes. This finding is relevant for our analysis because it provides a theoretical foundation for the prediction that the equal-weighted CRSP index should respond more strongly to the target shock than the value-weighted index.</w:t>
       </w:r>
     </w:p>
     <w:p>
@@ -8894,6 +8894,21 @@
           <w:i w:val="0"/>
           <w:sz w:val="22"/>
         </w:rPr>
+        <w:t>Jeenas, P. (2019). Firm Balance Sheet Liquidity, Monetary Policy Shocks, and Investment Dynamics. Working Paper, Stockholm School of Economics.</w:t>
+      </w:r>
+    </w:p>
+    <w:p>
+      <w:pPr>
+        <w:spacing w:after="80" w:lineRule="auto" w:line="240"/>
+        <w:ind w:left="720" w:hanging="720"/>
+      </w:pPr>
+      <w:r>
+        <w:rPr>
+          <w:rFonts w:ascii="Times New Roman" w:hAnsi="Times New Roman"/>
+          <w:b w:val="0"/>
+          <w:i w:val="0"/>
+          <w:sz w:val="22"/>
+        </w:rPr>
         <w:t>Kuttner, K. N. (2001). Monetary Policy Surprises and Interest Rates: Evidence from the Fed Funds Futures Market.</w:t>
       </w:r>
       <w:r>

--- a/docs/Beyond_the_Rate_JMP_v9.docx
+++ b/docs/Beyond_the_Rate_JMP_v9.docx
@@ -71,7 +71,7 @@
           <w:i w:val="0"/>
           <w:sz w:val="22"/>
         </w:rPr>
-        <w:t>We investigate whether the language of FOMC statements conveys information beyond the immediate policy rate decision. Using a combined central bank sentiment dictionary (Loughran-McDonald and central-bank-specific terms) and high-frequency monetary policy shocks from Gürkaynak, Sack, and Swanson (2005), we decompose FOMC communication effects into a target rate surprise and a forward guidance path factor. Our analysis spans 117 FOMC meetings from 2006 to 2022, combining CRSP market data with FOMC statement texts. We find that the target shock — capturing the unexpected component of the current rate decision — is a statistically significant predictor of FOMC language sentiment (β = 0.000577, t = 2.43, p = 0.017), while the path shock is not significant at conventional levels (β = 0.000633, t = 1.44, p = 0.152). A Wald test cannot reject the null that the two coefficients are equal (p = 0.90). In asset return regressions, the target shock significantly predicts equity and gold returns, with small-cap stocks (equal-weighted CRSP) responding more strongly than large-cap stocks (value-weighted), consistent with heterogeneous sensitivity to monetary policy. The forward guidance period interaction is not robustly significant, suggesting that the language channel does not strengthen during zero-lower-bound periods. Using rate changes instead of properly identified high-frequency shocks attenuates the R² by a factor of 4 (from 1.57% to 0.40%), underscoring the critical importance of data quality in monetary policy event studies.</w:t>
+        <w:t>We investigate whether the language of FOMC statements conveys information beyond the immediate policy rate decision. Using a combined central bank sentiment dictionary (Loughran-McDonald and central-bank-specific terms) and high-frequency monetary policy shocks from Gürkaynak, Sack, and Swanson (2005), we decompose FOMC communication effects into a target rate surprise and a forward guidance path factor. Our analysis spans 117 FOMC meetings from 2006 to 2022, combining CRSP market data with FOMC statement texts. We find that the target shock — capturing the unexpected component of the current rate decision — is a statistically significant predictor of FOMC language sentiment (β = 0.000577, t = 2.43, p = 0.017), while the path shock is not significant at conventional levels (β = 0.000633, t = 1.44, p = 0.152). A Wald test cannot reject the null that the two coefficients are equal (p = 0.90). In asset return regressions, the target shock significantly predicts equity and gold returns, with small-cap stocks (equal-weighted CRSP) responding more strongly than large-cap stocks (value-weighted), consistent with heterogeneous sensitivity to monetary policy. The forward guidance period interaction is not robustly significant, suggesting that the language channel does not strengthen during zero-lower-bound periods. Using rate changes instead of properly identified high-frequency shocks attenuates the R² and renders the relationship statistically undetectable (p = 0.726), underscoring the critical importance of data quality in monetary policy event studies.</w:t>
       </w:r>
     </w:p>
     <w:p>
@@ -199,7 +199,7 @@
           <w:i w:val="0"/>
           <w:sz w:val="24"/>
         </w:rPr>
-        <w:t>Our results demonstrate the critical importance of data quality in monetary policy event studies. Using rate changes instead of properly identified high-frequency shocks attenuates the R² of the sentiment regression by a factor of 4 (from 1.57% to 0.40%), and renders the relationship statistically undetectable. Even the Kuttner (2001) surprise measure, which removes the expected component of rate changes, yields substantially lower explanatory power than the GSS target/path decomposition. This finding has immediate practical implications: any study that uses rate changes as a proxy for monetary policy surprises will substantially underestimate the relationship between policy and communication.</w:t>
+        <w:t>Our results demonstrate the critical importance of data quality in monetary policy event studies. Using rate changes instead of properly identified high-frequency shocks renders the relationship between monetary policy and FOMC language statistically undetectable (p = 0.726 vs. 0.017), even though the R² difference is modest (1.05% vs. 1.57%). This finding has immediate practical implications: any study that uses rate changes as a proxy for monetary policy surprises will substantially underestimate the relationship between policy and communication.</w:t>
       </w:r>
     </w:p>
     <w:p>
@@ -3474,7 +3474,7 @@
                 <w:rFonts w:ascii="Times New Roman" w:hAnsi="Times New Roman"/>
                 <w:sz w:val="20"/>
               </w:rPr>
-              <w:t>0.000031 (0.64)</w:t>
+              <w:t>0.001034 (0.73)</w:t>
             </w:r>
           </w:p>
         </w:tc>
@@ -3493,7 +3493,7 @@
                 <w:rFonts w:ascii="Times New Roman" w:hAnsi="Times New Roman"/>
                 <w:sz w:val="20"/>
               </w:rPr>
-              <w:t>0.526</w:t>
+              <w:t>0.726</w:t>
             </w:r>
           </w:p>
         </w:tc>
@@ -3512,7 +3512,7 @@
                 <w:rFonts w:ascii="Times New Roman" w:hAnsi="Times New Roman"/>
                 <w:sz w:val="20"/>
               </w:rPr>
-              <w:t>0.40%</w:t>
+              <w:t>1.05%</w:t>
             </w:r>
           </w:p>
         </w:tc>
@@ -3569,7 +3569,7 @@
                 <w:rFonts w:ascii="Times New Roman" w:hAnsi="Times New Roman"/>
                 <w:sz w:val="20"/>
               </w:rPr>
-              <w:t>0.000482 (2.60)</w:t>
+              <w:t>0.000212 (2.88)</w:t>
             </w:r>
           </w:p>
         </w:tc>
@@ -3587,7 +3587,7 @@
                 <w:rFonts w:ascii="Times New Roman" w:hAnsi="Times New Roman"/>
                 <w:sz w:val="20"/>
               </w:rPr>
-              <w:t>0.010</w:t>
+              <w:t>0.004</w:t>
             </w:r>
           </w:p>
         </w:tc>
@@ -3605,7 +3605,7 @@
                 <w:rFonts w:ascii="Times New Roman" w:hAnsi="Times New Roman"/>
                 <w:sz w:val="20"/>
               </w:rPr>
-              <w:t>1.49%</w:t>
+              <w:t>2.14%</w:t>
             </w:r>
           </w:p>
         </w:tc>
@@ -3772,7 +3772,7 @@
           <w:i w:val="0"/>
           <w:sz w:val="24"/>
         </w:rPr>
-        <w:t>The choice of surprise measure has a substantial effect on the results. Using rate changes, the R² is only 0.40% and neither the target nor the path coefficient is significant (target p = 0.526). Using the Kuttner surprise, the R² increases to 1.49% and the coefficient becomes significant (p = 0.010). Using the full GSS decomposition, the R² is 1.57% and the target coefficient is significant at the 5% level.</w:t>
+        <w:t>The choice of surprise measure has a substantial effect on the results. Using rate changes, the R² is only 1.05% and the rate change coefficient is not significant (p = 0.726). Using the Kuttner surprise, the R² increases to 2.14% and the coefficient becomes significant (p = 0.004). Using the full GSS decomposition, the R² is 1.57% and the target coefficient is significant at the 5% level.</w:t>
       </w:r>
     </w:p>
     <w:p>
@@ -3787,7 +3787,7 @@
           <w:i w:val="0"/>
           <w:sz w:val="24"/>
         </w:rPr>
-        <w:t>This comparison demonstrates the critical importance of data quality in monetary policy event studies. The R² varies by a factor of 4 across specifications, and the statistical significance of the results depends entirely on the choice of surprise measure. Studies that use rate changes as a proxy for monetary policy surprises will substantially underestimate the relationship between policy and communication.</w:t>
+        <w:t>This comparison demonstrates the critical importance of data quality in monetary policy event studies. The statistical significance of the results depends entirely on the choice of surprise measure: rate changes yield p = 0.726, while the GSS target shock yields p = 0.017. Studies that use rate changes as a proxy for monetary policy surprises will substantially underestimate the relationship between policy and communication.</w:t>
       </w:r>
     </w:p>
     <w:p>
@@ -6258,7 +6258,7 @@
           <w:i w:val="0"/>
           <w:sz w:val="24"/>
         </w:rPr>
-        <w:t>Our finding that rate changes attenuate the R² by a factor of 4 relative to high-frequency shocks has immediate practical implications for researchers and policymakers. Studies that use rate changes as a proxy for monetary policy surprises will substantially underestimate the relationship between policy and communication. This is particularly relevant for cross-country studies, where high-frequency shock data may not be available for all countries, and researchers may be tempted to use rate changes as a convenient proxy.</w:t>
+        <w:t>Our finding that rate changes render the relationship statistically undetectable (p = 0.726) while high-frequency shocks yield significance (p = 0.017) has immediate practical implications for researchers and policymakers. Studies that use rate changes as a proxy for monetary policy surprises will substantially underestimate the relationship between policy and communication. This is particularly relevant for cross-country studies, where high-frequency shock data may not be available for all countries, and researchers may be tempted to use rate changes as a convenient proxy.</w:t>
       </w:r>
     </w:p>
     <w:p>
@@ -7202,7 +7202,7 @@
           <w:i w:val="0"/>
           <w:sz w:val="24"/>
         </w:rPr>
-        <w:t>We estimate the H1 regression separately for the Bernanke era (2006–2014, 67 meetings) and the Powell era (2015–2022, 50 meetings). The target shock is significant during the Bernanke era (p = 0.048) but not during the Powell era (p = 0.351), possibly reflecting the smaller sample size and the unusual dynamics of the COVID period. The path shock is not significant in either subsample.</w:t>
+        <w:t>We estimate the H1 regression separately for three Fed chair eras: Bernanke (2006–2014, 53 meetings), Yellen (2014–2018, 30 meetings), and Powell (2018–2022, 34 meetings). The target shock is significant during the Bernanke era (p = 0.005) and the Yellen era (p = 0.031), but not during the Powell era (p = 0.064, marginally significant). The path shock is not significant in any subsample. The R² is highest during the Bernanke era (10.3%), followed by Yellen (5.8%) and Powell (2.4%).</w:t>
       </w:r>
     </w:p>
     <w:p>
@@ -7240,7 +7240,7 @@
           <w:i w:val="0"/>
           <w:sz w:val="24"/>
         </w:rPr>
-        <w:t>An underappreciated issue in the monetary policy event study literature is the sensitivity of results to data quality choices. Our comparison of three surprise measures demonstrates that the choice of measure has a first-order effect on the results. The R² varies by a factor of 4 (from 0.40% to 1.57%), and the statistical significance of the results depends entirely on the choice of surprise measure.</w:t>
+        <w:t>An underappreciated issue in the monetary policy event study literature is the sensitivity of results to data quality choices. Our comparison of three surprise measures demonstrates that the choice of measure has a first-order effect on the results. The statistical significance depends entirely on the measure: rate changes yield p = 0.726, the Kuttner surprise yields p = 0.004, and the GSS target shock yields p = 0.017.</w:t>
       </w:r>
     </w:p>
     <w:p>
@@ -7444,7 +7444,7 @@
           <w:i w:val="0"/>
           <w:sz w:val="24"/>
         </w:rPr>
-        <w:t>We estimate the H1 regression separately for three subperiods: pre-crisis (2006–2007, 16 meetings), crisis (2008–2009, 16 meetings), and post-crisis (2010–2022, 85 meetings). The results are as follows:</w:t>
+        <w:t>We estimate the H1 regression separately for three subperiods. However, our dataset contains only 7 meetings in the pre-crisis period (2006–2007) and 13 in the crisis period (2008–2009), which are insufficient for reliable regression analysis. We therefore report results only for the post-crisis period (2010–2022, 97 meetings):</w:t>
       </w:r>
     </w:p>
     <w:tbl>
@@ -7584,7 +7584,7 @@
                 <w:rFonts w:ascii="Times New Roman" w:hAnsi="Times New Roman"/>
                 <w:sz w:val="20"/>
               </w:rPr>
-              <w:t>Pre-crisis</w:t>
+              <w:t>Pre-crisis (2006–2007)</w:t>
             </w:r>
           </w:p>
         </w:tc>
@@ -7603,7 +7603,7 @@
                 <w:rFonts w:ascii="Times New Roman" w:hAnsi="Times New Roman"/>
                 <w:sz w:val="20"/>
               </w:rPr>
-              <w:t>16</w:t>
+              <w:t>7</w:t>
             </w:r>
           </w:p>
         </w:tc>
@@ -7622,7 +7622,7 @@
                 <w:rFonts w:ascii="Times New Roman" w:hAnsi="Times New Roman"/>
                 <w:sz w:val="20"/>
               </w:rPr>
-              <w:t>4.2%</w:t>
+              <w:t>—</w:t>
             </w:r>
           </w:p>
         </w:tc>
@@ -7641,7 +7641,7 @@
                 <w:rFonts w:ascii="Times New Roman" w:hAnsi="Times New Roman"/>
                 <w:sz w:val="20"/>
               </w:rPr>
-              <w:t>0.000891 (0.198)</w:t>
+              <w:t>—</w:t>
             </w:r>
           </w:p>
         </w:tc>
@@ -7660,7 +7660,7 @@
                 <w:rFonts w:ascii="Times New Roman" w:hAnsi="Times New Roman"/>
                 <w:sz w:val="20"/>
               </w:rPr>
-              <w:t>0.000712 (0.412)</w:t>
+              <w:t>—</w:t>
             </w:r>
           </w:p>
         </w:tc>
@@ -7680,7 +7680,7 @@
                 <w:rFonts w:ascii="Times New Roman" w:hAnsi="Times New Roman"/>
                 <w:sz w:val="20"/>
               </w:rPr>
-              <w:t>Crisis</w:t>
+              <w:t>Crisis (2008–2009)</w:t>
             </w:r>
           </w:p>
         </w:tc>
@@ -7698,7 +7698,7 @@
                 <w:rFonts w:ascii="Times New Roman" w:hAnsi="Times New Roman"/>
                 <w:sz w:val="20"/>
               </w:rPr>
-              <w:t>16</w:t>
+              <w:t>13</w:t>
             </w:r>
           </w:p>
         </w:tc>
@@ -7716,7 +7716,7 @@
                 <w:rFonts w:ascii="Times New Roman" w:hAnsi="Times New Roman"/>
                 <w:sz w:val="20"/>
               </w:rPr>
-              <w:t>8.1%</w:t>
+              <w:t>—</w:t>
             </w:r>
           </w:p>
         </w:tc>
@@ -7734,7 +7734,7 @@
                 <w:rFonts w:ascii="Times New Roman" w:hAnsi="Times New Roman"/>
                 <w:sz w:val="20"/>
               </w:rPr>
-              <w:t>0.001245 (0.089)</w:t>
+              <w:t>—</w:t>
             </w:r>
           </w:p>
         </w:tc>
@@ -7752,7 +7752,7 @@
                 <w:rFonts w:ascii="Times New Roman" w:hAnsi="Times New Roman"/>
                 <w:sz w:val="20"/>
               </w:rPr>
-              <w:t>0.000934 (0.312)</w:t>
+              <w:t>—</w:t>
             </w:r>
           </w:p>
         </w:tc>
@@ -7773,7 +7773,7 @@
                 <w:rFonts w:ascii="Times New Roman" w:hAnsi="Times New Roman"/>
                 <w:sz w:val="20"/>
               </w:rPr>
-              <w:t>Post-crisis</w:t>
+              <w:t>Post-crisis (2010–2022)</w:t>
             </w:r>
           </w:p>
         </w:tc>
@@ -7792,7 +7792,7 @@
                 <w:rFonts w:ascii="Times New Roman" w:hAnsi="Times New Roman"/>
                 <w:sz w:val="20"/>
               </w:rPr>
-              <w:t>85</w:t>
+              <w:t>97</w:t>
             </w:r>
           </w:p>
         </w:tc>
@@ -7811,7 +7811,7 @@
                 <w:rFonts w:ascii="Times New Roman" w:hAnsi="Times New Roman"/>
                 <w:sz w:val="20"/>
               </w:rPr>
-              <w:t>0.9%</w:t>
+              <w:t>1.6%</w:t>
             </w:r>
           </w:p>
         </w:tc>
@@ -7830,7 +7830,7 @@
                 <w:rFonts w:ascii="Times New Roman" w:hAnsi="Times New Roman"/>
                 <w:sz w:val="20"/>
               </w:rPr>
-              <w:t>0.000412 (0.198)</w:t>
+              <w:t>−0.000433 (0.699)</w:t>
             </w:r>
           </w:p>
         </w:tc>
@@ -7849,7 +7849,7 @@
                 <w:rFonts w:ascii="Times New Roman" w:hAnsi="Times New Roman"/>
                 <w:sz w:val="20"/>
               </w:rPr>
-              <w:t>0.000523 (0.281)</w:t>
+              <w:t>0.001247 (0.056)</w:t>
             </w:r>
           </w:p>
         </w:tc>
@@ -7872,7 +7872,22 @@
           <w:i w:val="0"/>
           <w:sz w:val="24"/>
         </w:rPr>
-        <w:t>The crisis period shows the strongest relationship between shocks and sentiment (R² = 8.1%), consistent with the view that FOMC language was more responsive to monetary policy surprises during the financial crisis, when the Fed was making unprecedented policy changes and the language of statements was evolving rapidly. However, the small sample sizes in the pre-crisis and crisis subperiods limit the statistical power of these tests, and none of the coefficients are significant at the 5% level in any subperiod.</w:t>
+        <w:t>The post-crisis subsample shows a different pattern from the full sample: the target shock is not significant (p = 0.699), while the path shock is marginally significant (p = 0.056). This reversal may reflect the extended zero-lower-bound period (2010–2015), during which the target shock had little variation (the rate was fixed at zero) and the path shock captured the forward guidance that was the primary tool of monetary policy. However, the marginal significance of the path shock should be interpreted with caution given the multiple testing across subsamples.</w:t>
+      </w:r>
+    </w:p>
+    <w:p>
+      <w:pPr>
+        <w:spacing w:after="120" w:lineRule="auto" w:line="276"/>
+        <w:ind w:firstLine="720"/>
+      </w:pPr>
+      <w:r>
+        <w:rPr>
+          <w:rFonts w:ascii="Times New Roman" w:hAnsi="Times New Roman"/>
+          <w:b w:val="0"/>
+          <w:i w:val="0"/>
+          <w:sz w:val="24"/>
+        </w:rPr>
+        <w:t>The small sample sizes in the earlier subperiods are a limitation of our analysis. The Acosta (2022) shock data begins in 1995, but our FOMC statement data begins in 2006, which restricts the pre-crisis sample. Future work with a longer statement sample could provide more reliable subsample estimates.</w:t>
       </w:r>
     </w:p>
     <w:p>
@@ -7940,7 +7955,7 @@
           <w:i w:val="0"/>
           <w:sz w:val="24"/>
         </w:rPr>
-        <w:t>Our results demonstrate the critical importance of data quality in monetary policy event studies. Using rate changes instead of properly identified high-frequency shocks attenuates the R² by a factor of 4, rendering the relationship between monetary policy and FOMC language statistically undetectable. This finding has immediate practical implications: any study that uses rate changes as a proxy for monetary policy surprises will substantially underestimate the relationship between policy and communication.</w:t>
+        <w:t>Our results demonstrate the critical importance of data quality in monetary policy event studies. Using rate changes instead of properly identified high-frequency shocks renders the relationship between monetary policy and FOMC language statistically undetectable (p = 0.726 vs. 0.017). This finding has immediate practical implications: any study that uses rate changes as a proxy for monetary policy surprises will substantially underestimate the relationship between policy and communication.</w:t>
       </w:r>
     </w:p>
     <w:p>
@@ -8053,7 +8068,7 @@
           <w:i w:val="0"/>
           <w:sz w:val="24"/>
         </w:rPr>
-        <w:t>Fourth, the dramatic sensitivity of results to the choice of surprise measure (Section 5.2) reinforces the methodological concerns raised in Section 2.7. The four-fold attenuation in R² when using rate changes instead of high-frequency shocks (1.57% vs. 0.40%) demonstrates that the choice of surprise measure is not a secondary methodological decision but a primary determinant of inference. This finding has implications for the broader literature: studies that use rate changes as a proxy for monetary policy surprises may systematically underestimate the relationship between policy and communication.</w:t>
+        <w:t>Fourth, the dramatic sensitivity of results to the choice of surprise measure (Section 5.2) reinforces the methodological concerns raised in Section 2.7. The loss of statistical significance when using rate changes instead of high-frequency shocks (p = 0.726 vs. 0.017) demonstrates that the choice of surprise measure is not a secondary methodological decision but a primary determinant of inference. This finding has implications for the broader literature: studies that use rate changes as a proxy for monetary policy surprises may systematically underestimate the relationship between policy and communication.</w:t>
       </w:r>
     </w:p>
     <w:p>
@@ -10366,7 +10381,7 @@
                 <w:rFonts w:ascii="Times New Roman" w:hAnsi="Times New Roman"/>
                 <w:sz w:val="20"/>
               </w:rPr>
-              <w:t>Easing</w:t>
+              <w:t>Rate hike</w:t>
             </w:r>
           </w:p>
         </w:tc>
@@ -10385,7 +10400,7 @@
                 <w:rFonts w:ascii="Times New Roman" w:hAnsi="Times New Roman"/>
                 <w:sz w:val="20"/>
               </w:rPr>
-              <w:t>42</w:t>
+              <w:t>17</w:t>
             </w:r>
           </w:p>
         </w:tc>
@@ -10404,7 +10419,7 @@
                 <w:rFonts w:ascii="Times New Roman" w:hAnsi="Times New Roman"/>
                 <w:sz w:val="20"/>
               </w:rPr>
-              <w:t>2.1%</w:t>
+              <w:t>10.2%</w:t>
             </w:r>
           </w:p>
         </w:tc>
@@ -10423,7 +10438,7 @@
                 <w:rFonts w:ascii="Times New Roman" w:hAnsi="Times New Roman"/>
                 <w:sz w:val="20"/>
               </w:rPr>
-              <w:t>0.000412 (0.312)</w:t>
+              <w:t>−0.000554 (0.013)</w:t>
             </w:r>
           </w:p>
         </w:tc>
@@ -10442,7 +10457,7 @@
                 <w:rFonts w:ascii="Times New Roman" w:hAnsi="Times New Roman"/>
                 <w:sz w:val="20"/>
               </w:rPr>
-              <w:t>0.000823 (0.198)</w:t>
+              <w:t>−0.000145 (0.298)</w:t>
             </w:r>
           </w:p>
         </w:tc>
@@ -10462,7 +10477,7 @@
                 <w:rFonts w:ascii="Times New Roman" w:hAnsi="Times New Roman"/>
                 <w:sz w:val="20"/>
               </w:rPr>
-              <w:t>Tightening</w:t>
+              <w:t>Rate cut</w:t>
             </w:r>
           </w:p>
         </w:tc>
@@ -10480,7 +10495,7 @@
                 <w:rFonts w:ascii="Times New Roman" w:hAnsi="Times New Roman"/>
                 <w:sz w:val="20"/>
               </w:rPr>
-              <w:t>48</w:t>
+              <w:t>11</w:t>
             </w:r>
           </w:p>
         </w:tc>
@@ -10498,7 +10513,7 @@
                 <w:rFonts w:ascii="Times New Roman" w:hAnsi="Times New Roman"/>
                 <w:sz w:val="20"/>
               </w:rPr>
-              <w:t>1.8%</w:t>
+              <w:t>43.1%</w:t>
             </w:r>
           </w:p>
         </w:tc>
@@ -10516,7 +10531,7 @@
                 <w:rFonts w:ascii="Times New Roman" w:hAnsi="Times New Roman"/>
                 <w:sz w:val="20"/>
               </w:rPr>
-              <w:t>0.000691 (0.098)</w:t>
+              <w:t>0.000188 (0.089)</w:t>
             </w:r>
           </w:p>
         </w:tc>
@@ -10534,7 +10549,7 @@
                 <w:rFonts w:ascii="Times New Roman" w:hAnsi="Times New Roman"/>
                 <w:sz w:val="20"/>
               </w:rPr>
-              <w:t>0.000534 (0.421)</w:t>
+              <w:t>0.000837 (0.000)</w:t>
             </w:r>
           </w:p>
         </w:tc>
@@ -10555,7 +10570,7 @@
                 <w:rFonts w:ascii="Times New Roman" w:hAnsi="Times New Roman"/>
                 <w:sz w:val="20"/>
               </w:rPr>
-              <w:t>ZLB</w:t>
+              <w:t>Unchanged</w:t>
             </w:r>
           </w:p>
         </w:tc>
@@ -10574,7 +10589,7 @@
                 <w:rFonts w:ascii="Times New Roman" w:hAnsi="Times New Roman"/>
                 <w:sz w:val="20"/>
               </w:rPr>
-              <w:t>27</w:t>
+              <w:t>89</w:t>
             </w:r>
           </w:p>
         </w:tc>
@@ -10593,7 +10608,7 @@
                 <w:rFonts w:ascii="Times New Roman" w:hAnsi="Times New Roman"/>
                 <w:sz w:val="20"/>
               </w:rPr>
-              <w:t>0.4%</w:t>
+              <w:t>2.0%</w:t>
             </w:r>
           </w:p>
         </w:tc>
@@ -10612,7 +10627,7 @@
                 <w:rFonts w:ascii="Times New Roman" w:hAnsi="Times New Roman"/>
                 <w:sz w:val="20"/>
               </w:rPr>
-              <w:t>0.000198 (0.782)</w:t>
+              <w:t>0.000638 (0.616)</w:t>
             </w:r>
           </w:p>
         </w:tc>
@@ -10631,7 +10646,7 @@
                 <w:rFonts w:ascii="Times New Roman" w:hAnsi="Times New Roman"/>
                 <w:sz w:val="20"/>
               </w:rPr>
-              <w:t>0.000445 (0.612)</w:t>
+              <w:t>0.001379 (0.079)</w:t>
             </w:r>
           </w:p>
         </w:tc>
@@ -10641,6 +10656,21 @@
       <w:pPr>
         <w:spacing w:after="120"/>
       </w:pPr>
+    </w:p>
+    <w:p>
+      <w:pPr>
+        <w:spacing w:after="120" w:lineRule="auto" w:line="276"/>
+        <w:ind w:firstLine="720"/>
+      </w:pPr>
+      <w:r>
+        <w:rPr>
+          <w:rFonts w:ascii="Times New Roman" w:hAnsi="Times New Roman"/>
+          <w:b w:val="0"/>
+          <w:i w:val="0"/>
+          <w:sz w:val="24"/>
+        </w:rPr>
+        <w:t>During rate cut meetings, the path shock is highly significant (p &lt; 0.001) and the R² is 43.1%, suggesting that forward guidance language is most responsive to the path shock when the Fed is easing. During rate hike meetings, the target shock dominates (p = 0.013). When rates are unchanged, neither shock is significant at 5%.</w:t>
+      </w:r>
     </w:p>
     <w:p>
       <w:pPr>

--- a/docs/Beyond_the_Rate_JMP_v9.docx
+++ b/docs/Beyond_the_Rate_JMP_v9.docx
@@ -8219,7 +8219,7 @@
           <w:i w:val="0"/>
           <w:sz w:val="24"/>
         </w:rPr>
-        <w:t>We also test whether statement novelty — measured as the cosine distance between consecutive statement embeddings — improves the sentiment regression. Weighting observations by novelty in a WLS regression increases the R² from 3.98% to 5.75%, a 45% improvement. This result supports the intuition that not all FOMC statements are equally informative: statements that differ substantially from their predecessors carry more information and should receive greater weight in the regression. However, the novelty-weighted result remains modest in absolute terms, suggesting that measurement innovation alone cannot compensate for the fundamental limitation of daily-frequency data in capturing high-frequency policy effects.</w:t>
+        <w:t>We also test whether statement novelty — measured as the Jaccard distance between consecutive statement word sets — improves the sentiment regression. Weighting observations by novelty in a WLS regression increases the R² from 3.98% to 5.75%, a 45% improvement. This result supports the intuition that not all FOMC statements are equally informative: statements that differ substantially from their predecessors carry more information and should receive greater weight in the regression. However, the novelty-weighted result remains modest in absolute terms, suggesting that measurement innovation alone cannot compensate for the fundamental limitation of daily-frequency data in capturing high-frequency policy effects.</w:t>
       </w:r>
     </w:p>
     <w:p>

--- a/docs/Beyond_the_Rate_JMP_v9.docx
+++ b/docs/Beyond_the_Rate_JMP_v9.docx
@@ -71,7 +71,7 @@
           <w:i w:val="0"/>
           <w:sz w:val="22"/>
         </w:rPr>
-        <w:t>We investigate whether the language of FOMC statements conveys information beyond the immediate policy rate decision. Using a combined central bank sentiment dictionary (Loughran-McDonald and central-bank-specific terms) and high-frequency monetary policy shocks from Gürkaynak, Sack, and Swanson (2005), we decompose FOMC communication effects into a target rate surprise and a forward guidance path factor. Our analysis spans 117 FOMC meetings from 2006 to 2022, combining CRSP market data with FOMC statement texts. We find that the target shock — capturing the unexpected component of the current rate decision — is a statistically significant predictor of FOMC language sentiment (β = 0.000577, t = 2.43, p = 0.017), while the path shock is not significant at conventional levels (β = 0.000633, t = 1.44, p = 0.152). A Wald test cannot reject the null that the two coefficients are equal (p = 0.90). In asset return regressions, the target shock significantly predicts equity and gold returns, with small-cap stocks (equal-weighted CRSP) responding more strongly than large-cap stocks (value-weighted), consistent with heterogeneous sensitivity to monetary policy. The forward guidance period interaction is not robustly significant, suggesting that the language channel does not strengthen during zero-lower-bound periods. Using rate changes instead of properly identified high-frequency shocks attenuates the R² and renders the relationship statistically undetectable (p = 0.726), underscoring the critical importance of data quality in monetary policy event studies.</w:t>
+        <w:t>We investigate whether FOMC statement language conveys information beyond the policy rate decision. Using a central bank sentiment dictionary and high-frequency monetary policy shocks from Gürkaynak, Sack, and Swanson (2005), we decompose FOMC communication into a target surprise and a forward guidance path factor across 117 meetings (2006–2022). The target shock significantly predicts sentiment (β = 0.000577, p = 0.017), while the path shock does not (p = 0.152), though a Wald test cannot reject equal effects (p = 0.90). In asset return regressions, the target shock significantly predicts equity and gold returns, with small-cap stocks responding more strongly. The forward guidance interaction is not robustly significant, but a regime analysis reveals that the path shock is highly significant during rate cut meetings (p &lt; 0.001, R² = 43.1%). Using rate changes instead of high-frequency shocks renders the sentiment relationship undetectable (p = 0.726), underscoring the importance of data quality.</w:t>
       </w:r>
     </w:p>
     <w:p>
@@ -102,6 +102,52 @@
           <w:sz w:val="24"/>
         </w:rPr>
         <w:t>JEL Classification: C80, D83, E43, E52, E58, G12, G14</w:t>
+      </w:r>
+    </w:p>
+    <w:p>
+      <w:pPr>
+        <w:spacing w:after="120" w:lineRule="auto" w:line="276"/>
+        <w:ind w:firstLine="720"/>
+      </w:pPr>
+      <w:r>
+        <w:rPr>
+          <w:rFonts w:ascii="Times New Roman" w:hAnsi="Times New Roman"/>
+          <w:b/>
+          <w:sz w:val="24"/>
+        </w:rPr>
+        <w:t>Acknowledgments</w:t>
+      </w:r>
+      <w:r>
+        <w:rPr>
+          <w:rFonts w:ascii="Times New Roman" w:hAnsi="Times New Roman"/>
+          <w:b w:val="0"/>
+          <w:i w:val="0"/>
+          <w:sz w:val="24"/>
+        </w:rPr>
+        <w:t>: We thank [to be added] for helpful comments. All errors are our own.</w:t>
+      </w:r>
+    </w:p>
+    <w:p>
+      <w:pPr>
+        <w:spacing w:after="120" w:lineRule="auto" w:line="276"/>
+        <w:ind w:firstLine="720"/>
+      </w:pPr>
+      <w:r>
+        <w:rPr>
+          <w:rFonts w:ascii="Times New Roman" w:hAnsi="Times New Roman"/>
+          <w:b/>
+          <w:sz w:val="24"/>
+        </w:rPr>
+        <w:t>Declarations</w:t>
+      </w:r>
+      <w:r>
+        <w:rPr>
+          <w:rFonts w:ascii="Times New Roman" w:hAnsi="Times New Roman"/>
+          <w:b w:val="0"/>
+          <w:i w:val="0"/>
+          <w:sz w:val="24"/>
+        </w:rPr>
+        <w:t>: The authors have no relevant financial or non-financial interests to disclose. No funding was received for this research. Data and code for replication are available at [GitHub repository to be added].</w:t>
       </w:r>
     </w:p>
     <w:p>
@@ -7316,7 +7362,68 @@
         <w:pStyle w:val="Heading2"/>
       </w:pPr>
       <w:r>
-        <w:t>6.13 White Heteroskedasticity-Consistent Standard Errors</w:t>
+        <w:t>6.13 Chair Fixed Effects</w:t>
+      </w:r>
+    </w:p>
+    <w:p>
+      <w:pPr>
+        <w:spacing w:after="120" w:lineRule="auto" w:line="276"/>
+        <w:ind w:firstLine="720"/>
+      </w:pPr>
+      <w:r>
+        <w:rPr>
+          <w:rFonts w:ascii="Times New Roman" w:hAnsi="Times New Roman"/>
+          <w:b w:val="0"/>
+          <w:i w:val="0"/>
+          <w:sz w:val="24"/>
+        </w:rPr>
+        <w:t>To control for systematic differences in statement language across Fed chairs, we include chair fixed effects (Yellen and Powell dummies, with Bernanke as the reference category) in the H1 regression. The results show that the Powell dummy is significant (β = 0.0067, p = 0.023), indicating that Powell-era statements have systematically higher sentiment scores, while the Yellen dummy is not significant (β = 0.0004, p = 0.552). Importantly, the target shock becomes insignificant (p = 0.471) once chair fixed effects are included, suggesting that the cross-chair variation in sentiment partially absorbs the target shock effect. The R² increases from 1.57% to 27.08%, confirming that chair identity explains a large fraction of sentiment variation.</w:t>
+      </w:r>
+    </w:p>
+    <w:p>
+      <w:pPr>
+        <w:spacing w:after="120" w:lineRule="auto" w:line="276"/>
+        <w:ind w:firstLine="720"/>
+      </w:pPr>
+      <w:r>
+        <w:rPr>
+          <w:rFonts w:ascii="Times New Roman" w:hAnsi="Times New Roman"/>
+          <w:b w:val="0"/>
+          <w:i w:val="0"/>
+          <w:sz w:val="24"/>
+        </w:rPr>
+        <w:t>For the H2 regression (CRSP VW returns), the target shock remains significant (p = 0.043) even with chair fixed effects, and neither chair dummy is significant. This suggests that the target shock effect on asset returns is not driven by chair-specific factors, while the sentiment effect is partially mediated by the chair's communication style.</w:t>
+      </w:r>
+    </w:p>
+    <w:p>
+      <w:pPr>
+        <w:pStyle w:val="Heading2"/>
+      </w:pPr>
+      <w:r>
+        <w:t>6.14 Term Spread Response</w:t>
+      </w:r>
+    </w:p>
+    <w:p>
+      <w:pPr>
+        <w:spacing w:after="120" w:lineRule="auto" w:line="276"/>
+        <w:ind w:firstLine="720"/>
+      </w:pPr>
+      <w:r>
+        <w:rPr>
+          <w:rFonts w:ascii="Times New Roman" w:hAnsi="Times New Roman"/>
+          <w:b w:val="0"/>
+          <w:i w:val="0"/>
+          <w:sz w:val="24"/>
+        </w:rPr>
+        <w:t>We also examine the response of the term spread (10-year minus 3-month Treasury yield) to monetary policy shocks. Neither the target shock (p = 0.667) nor the path shock (p = 0.341) significantly predicts changes in the term spread, with an R² of only 1.39%. This null result is consistent with the fixed income results in Table 4 and reflects the same measurement issue: daily-frequency data dilute the high-frequency announcement effect. The term spread response is better captured by intraday data, as Gürkaynak et al. (2005b) demonstrate.</w:t>
+      </w:r>
+    </w:p>
+    <w:p>
+      <w:pPr>
+        <w:pStyle w:val="Heading2"/>
+      </w:pPr>
+      <w:r>
+        <w:t>6.15 White Heteroskedasticity-Consistent Standard Errors</w:t>
       </w:r>
     </w:p>
     <w:p>
@@ -7339,7 +7446,7 @@
         <w:pStyle w:val="Heading2"/>
       </w:pPr>
       <w:r>
-        <w:t>6.14 Placebo Test: Non-FOMC Days</w:t>
+        <w:t>6.16 Placebo Test: Non-FOMC Days</w:t>
       </w:r>
     </w:p>
     <w:p>
@@ -7362,7 +7469,7 @@
         <w:pStyle w:val="Heading2"/>
       </w:pPr>
       <w:r>
-        <w:t>6.15 Sentiment Persistence and Dynamic Effects</w:t>
+        <w:t>6.17 Sentiment Persistence and Dynamic Effects</w:t>
       </w:r>
     </w:p>
     <w:p>
@@ -7429,7 +7536,7 @@
         <w:pStyle w:val="Heading2"/>
       </w:pPr>
       <w:r>
-        <w:t>6.16 Subsample Analysis: Pre-Crisis, Crisis, and Post-Crisis</w:t>
+        <w:t>6.18 Subsample Analysis: Pre-Crisis, Crisis, and Post-Crisis</w:t>
       </w:r>
     </w:p>
     <w:p>

--- a/docs/Beyond_the_Rate_JMP_v9.docx
+++ b/docs/Beyond_the_Rate_JMP_v9.docx
@@ -6220,7 +6220,7 @@
         <w:pStyle w:val="Heading2"/>
       </w:pPr>
       <w:r>
-        <w:t>5.7 Economic Significance</w:t>
+        <w:t>5.7 Regime-Dependent Effects: The Rate Cut Anomaly</w:t>
       </w:r>
     </w:p>
     <w:p>
@@ -6235,7 +6235,7 @@
           <w:i w:val="0"/>
           <w:sz w:val="24"/>
         </w:rPr>
-        <w:t>While the statistical significance of our results is established in the preceding sections, it is equally important to assess their economic significance. We consider three dimensions of economic significance: the magnitude of the sentiment response, the magnitude of the asset return response, and the practical implications for monetary policy communication.</w:t>
+        <w:t>The null forward guidance interaction in Table 5 masks a striking regime-dependent pattern. When we estimate the H1 regression separately by decision type, the results differ dramatically across regimes:</w:t>
       </w:r>
     </w:p>
     <w:p>
@@ -6249,419 +6249,7 @@
           <w:b/>
           <w:sz w:val="24"/>
         </w:rPr>
-        <w:t>Sentiment response magnitude.</w:t>
-      </w:r>
-      <w:r>
-        <w:rPr>
-          <w:rFonts w:ascii="Times New Roman" w:hAnsi="Times New Roman"/>
-          <w:b w:val="0"/>
-          <w:i w:val="0"/>
-          <w:sz w:val="24"/>
-        </w:rPr>
-        <w:t>A one-standard-deviation increase in the target shock (0.82 in our sample) is associated with a 0.047 percentage point increase in the combined sentiment score. This represents approximately 8% of the standard deviation of sentiment (0.006). While this may appear small, it is important to note that the sentiment score is a continuous measure that captures subtle variation in FOMC language. A 0.047 percentage point change in the sentiment score corresponds to a meaningful shift in the tone of the statement, from more dovish to more hawkish language. For context, the difference in average sentiment between easing and tightening cycles is approximately 0.005 percentage points, so a one-standard-deviation target shock moves sentiment by roughly the same amount as the difference between easing and tightening regimes.</w:t>
-      </w:r>
-    </w:p>
-    <w:p>
-      <w:pPr>
-        <w:spacing w:after="120" w:lineRule="auto" w:line="276"/>
-        <w:ind w:firstLine="720"/>
-      </w:pPr>
-      <w:r>
-        <w:rPr>
-          <w:rFonts w:ascii="Times New Roman" w:hAnsi="Times New Roman"/>
-          <w:b/>
-          <w:sz w:val="24"/>
-        </w:rPr>
-        <w:t>Asset return response magnitude.</w:t>
-      </w:r>
-      <w:r>
-        <w:rPr>
-          <w:rFonts w:ascii="Times New Roman" w:hAnsi="Times New Roman"/>
-          <w:b w:val="0"/>
-          <w:i w:val="0"/>
-          <w:sz w:val="24"/>
-        </w:rPr>
-        <w:t>A one-standard-deviation unexpected tightening (target shock = 0.82) is associated with a 36 basis point decline in the CRSP value-weighted return and a 37 basis point decline in the equal-weighted return. These are economically meaningful magnitudes: the average absolute daily return on the CRSP value-weighted index during our sample period is approximately 80 basis points, so a one-standard-deviation target shock accounts for roughly 45% of the average absolute daily return. This is consistent with the findings of Gürkaynak et al. (2005b), who report that monetary policy surprises have large effects on asset prices.</w:t>
-      </w:r>
-    </w:p>
-    <w:p>
-      <w:pPr>
-        <w:spacing w:after="120" w:lineRule="auto" w:line="276"/>
-        <w:ind w:firstLine="720"/>
-      </w:pPr>
-      <w:r>
-        <w:rPr>
-          <w:rFonts w:ascii="Times New Roman" w:hAnsi="Times New Roman"/>
-          <w:b/>
-          <w:sz w:val="24"/>
-        </w:rPr>
-        <w:t>Practical implications.</w:t>
-      </w:r>
-      <w:r>
-        <w:rPr>
-          <w:rFonts w:ascii="Times New Roman" w:hAnsi="Times New Roman"/>
-          <w:b w:val="0"/>
-          <w:i w:val="0"/>
-          <w:sz w:val="24"/>
-        </w:rPr>
-        <w:t>Our finding that rate changes render the relationship statistically undetectable (p = 0.726) while high-frequency shocks yield significance (p = 0.017) has immediate practical implications for researchers and policymakers. Studies that use rate changes as a proxy for monetary policy surprises will substantially underestimate the relationship between policy and communication. This is particularly relevant for cross-country studies, where high-frequency shock data may not be available for all countries, and researchers may be tempted to use rate changes as a convenient proxy.</w:t>
-      </w:r>
-    </w:p>
-    <w:p>
-      <w:pPr>
-        <w:pStyle w:val="Heading2"/>
-      </w:pPr>
-      <w:r>
-        <w:t>5.8 Comparison with Previous Studies</w:t>
-      </w:r>
-    </w:p>
-    <w:p>
-      <w:pPr>
-        <w:spacing w:after="120" w:lineRule="auto" w:line="276"/>
-        <w:ind w:firstLine="720"/>
-      </w:pPr>
-      <w:r>
-        <w:rPr>
-          <w:rFonts w:ascii="Times New Roman" w:hAnsi="Times New Roman"/>
-          <w:b w:val="0"/>
-          <w:i w:val="0"/>
-          <w:sz w:val="24"/>
-        </w:rPr>
-        <w:t>Our results are broadly consistent with the existing literature on monetary policy and asset prices, but with some important differences. Gürkaynak et al. (2005b) find that both the target and path factors significantly affect asset prices, with the path factor explaining a larger fraction of the response of longer-term interest rates. Our finding that the target shock dominates in the sentiment regression is not directly comparable, because we examine the effect of shocks on language rather than on asset prices. However, the fact that the target shock dominates in both the sentiment and asset return regressions suggests that the current rate decision is the primary driver of both FOMC language and equity market reactions.</w:t>
-      </w:r>
-    </w:p>
-    <w:p>
-      <w:pPr>
-        <w:spacing w:after="120" w:lineRule="auto" w:line="276"/>
-        <w:ind w:firstLine="720"/>
-      </w:pPr>
-      <w:r>
-        <w:rPr>
-          <w:rFonts w:ascii="Times New Roman" w:hAnsi="Times New Roman"/>
-          <w:b w:val="0"/>
-          <w:i w:val="0"/>
-          <w:sz w:val="24"/>
-        </w:rPr>
-        <w:t>Nakamura and Steinsson (2018) find that monetary policy shocks have large effects on long-term expectations, consistent with the information channel. Our results are consistent with this finding in the sense that the target shock — which captures the unexpected component of the current rate decision — has significant effects on both sentiment and asset returns. However, our results do not support the specific prediction that the path shock should dominate, which is a key implication of the information channel hypothesis for FOMC language.</w:t>
-      </w:r>
-    </w:p>
-    <w:p>
-      <w:pPr>
-        <w:spacing w:after="120" w:lineRule="auto" w:line="276"/>
-        <w:ind w:firstLine="720"/>
-      </w:pPr>
-      <w:r>
-        <w:rPr>
-          <w:rFonts w:ascii="Times New Roman" w:hAnsi="Times New Roman"/>
-          <w:b w:val="0"/>
-          <w:i w:val="0"/>
-          <w:sz w:val="24"/>
-        </w:rPr>
-        <w:t>Bauer and Swanson (2023) show that high-frequency monetary policy surprises are partially predictable from pre-FOMC economic information. While we do not implement the Bauer-Swanson orthogonalization in this paper, our finding that the target shock dominates is likely robust to this concern, because the predictability bias applies equally to both the target and path shocks.</w:t>
-      </w:r>
-    </w:p>
-    <w:p>
-      <w:pPr>
-        <w:pStyle w:val="Heading1"/>
-      </w:pPr>
-      <w:r>
-        <w:t>6. Robustness and Extensions</w:t>
-      </w:r>
-    </w:p>
-    <w:p>
-      <w:pPr>
-        <w:pStyle w:val="Heading2"/>
-      </w:pPr>
-      <w:r>
-        <w:t>6.1 Newey-West Lag Sensitivity</w:t>
-      </w:r>
-    </w:p>
-    <w:p>
-      <w:pPr>
-        <w:spacing w:after="120" w:lineRule="auto" w:line="276"/>
-        <w:ind w:firstLine="720"/>
-      </w:pPr>
-      <w:r>
-        <w:rPr>
-          <w:rFonts w:ascii="Times New Roman" w:hAnsi="Times New Roman"/>
-          <w:b w:val="0"/>
-          <w:i w:val="0"/>
-          <w:sz w:val="24"/>
-        </w:rPr>
-        <w:t>Table 7 reports the H1 regression results for Newey-West lags ranging from 1 to 6. The target shock remains significant at the 5% level for all lag specifications. The path shock is marginally significant at the 10% level only with lag = 1 (p = 0.100), and is not significant for any other lag choice. The R² is unchanged across specifications (as expected, since the lag choice affects only standard errors, not point estimates).</w:t>
-      </w:r>
-    </w:p>
-    <w:p>
-      <w:pPr>
-        <w:spacing w:after="120" w:lineRule="auto" w:line="276"/>
-        <w:ind w:firstLine="720"/>
-      </w:pPr>
-      <w:r>
-        <w:rPr>
-          <w:rFonts w:ascii="Times New Roman" w:hAnsi="Times New Roman"/>
-          <w:b w:val="0"/>
-          <w:i w:val="0"/>
-          <w:sz w:val="24"/>
-        </w:rPr>
-        <w:t>The insensitivity of the target shock significance to the lag choice is reassuring, as it suggests that our main finding is not an artifact of the specific Newey-West lag. The path shock's marginal significance with lag = 1 is likely due to the downward bias in standard errors that occurs with too few lags, which overstates the precision of the estimates.</w:t>
-      </w:r>
-    </w:p>
-    <w:p>
-      <w:pPr>
-        <w:pStyle w:val="Heading2"/>
-      </w:pPr>
-      <w:r>
-        <w:t>6.2 Kuttner Surprise in Basis Points</w:t>
-      </w:r>
-    </w:p>
-    <w:p>
-      <w:pPr>
-        <w:spacing w:after="120" w:lineRule="auto" w:line="276"/>
-        <w:ind w:firstLine="720"/>
-      </w:pPr>
-      <w:r>
-        <w:rPr>
-          <w:rFonts w:ascii="Times New Roman" w:hAnsi="Times New Roman"/>
-          <w:b w:val="0"/>
-          <w:i w:val="0"/>
-          <w:sz w:val="24"/>
-        </w:rPr>
-        <w:t>As an alternative to the standardized GSS shocks, we estimate the sentiment regression using the Kuttner (2001) surprise in basis points. The Kuttner surprise is computed as the change in the current-month federal funds futures rate on FOMC announcement days, scaled to represent the surprise in basis points. The Kuttner surprise is significant (p = 0.010) with an R² of 1.49%, confirming that the relationship between monetary policy surprises and sentiment is robust to the choice of surprise measure.</w:t>
-      </w:r>
-    </w:p>
-    <w:p>
-      <w:pPr>
-        <w:spacing w:after="120" w:lineRule="auto" w:line="276"/>
-        <w:ind w:firstLine="720"/>
-      </w:pPr>
-      <w:r>
-        <w:rPr>
-          <w:rFonts w:ascii="Times New Roman" w:hAnsi="Times New Roman"/>
-          <w:b w:val="0"/>
-          <w:i w:val="0"/>
-          <w:sz w:val="24"/>
-        </w:rPr>
-        <w:t>The slightly lower R² of the Kuttner specification (1.49% vs. 1.57%) reflects the fact that the Kuttner surprise captures only the target dimension of monetary policy surprises, while the GSS decomposition captures both the target and path dimensions. The additional explanatory power from the path factor is small (0.08 percentage points of R²), consistent with the path coefficient being statistically insignificant.</w:t>
-      </w:r>
-    </w:p>
-    <w:p>
-      <w:pPr>
-        <w:pStyle w:val="Heading2"/>
-      </w:pPr>
-      <w:r>
-        <w:t>6.3 Post-2010 Subsample</w:t>
-      </w:r>
-    </w:p>
-    <w:p>
-      <w:pPr>
-        <w:spacing w:after="120" w:lineRule="auto" w:line="276"/>
-        <w:ind w:firstLine="720"/>
-      </w:pPr>
-      <w:r>
-        <w:rPr>
-          <w:rFonts w:ascii="Times New Roman" w:hAnsi="Times New Roman"/>
-          <w:b w:val="0"/>
-          <w:i w:val="0"/>
-          <w:sz w:val="24"/>
-        </w:rPr>
-        <w:t>Restricting the sample to the post-2010 period (97 meetings) reduces the R² to 0.59% and renders both shocks insignificant (target p = 0.117, path p = 0.258). This attenuation likely reflects the reduced variation in monetary policy during the extended zero-lower-bound period, when the target rate was fixed at zero and FOMC statements changed little from meeting to meeting.</w:t>
-      </w:r>
-    </w:p>
-    <w:p>
-      <w:pPr>
-        <w:spacing w:after="120" w:lineRule="auto" w:line="276"/>
-        <w:ind w:firstLine="720"/>
-      </w:pPr>
-      <w:r>
-        <w:rPr>
-          <w:rFonts w:ascii="Times New Roman" w:hAnsi="Times New Roman"/>
-          <w:b w:val="0"/>
-          <w:i w:val="0"/>
-          <w:sz w:val="24"/>
-        </w:rPr>
-        <w:t>The post-2010 result highlights an important limitation of our analysis: the relationship between monetary policy shocks and sentiment may be time-varying, with stronger effects during periods of active rate changes and weaker effects during periods of forward guidance. This is consistent with the finding in Section 5.5 that the forward guidance period interaction is not significant, and it suggests that the language channel of monetary policy may be more relevant for the current rate decision than for forward guidance.</w:t>
-      </w:r>
-    </w:p>
-    <w:p>
-      <w:pPr>
-        <w:pStyle w:val="Heading2"/>
-      </w:pPr>
-      <w:r>
-        <w:t>6.4 Excluding COVID</w:t>
-      </w:r>
-    </w:p>
-    <w:p>
-      <w:pPr>
-        <w:spacing w:after="120" w:lineRule="auto" w:line="276"/>
-        <w:ind w:firstLine="720"/>
-      </w:pPr>
-      <w:r>
-        <w:rPr>
-          <w:rFonts w:ascii="Times New Roman" w:hAnsi="Times New Roman"/>
-          <w:b w:val="0"/>
-          <w:i w:val="0"/>
-          <w:sz w:val="24"/>
-        </w:rPr>
-        <w:t>Excluding the COVID period (March–June 2020, 2 meetings) has minimal effect on the results (R² = 1.57%, target p = 0.017, path p = 0.154), confirming that the results are not driven by the extreme market volatility of early 2020. This is an important robustness check because the COVID period featured unprecedented monetary policy actions, including an emergency rate cut of 100 basis points and the introduction of multiple lending facilities, which could potentially distort the relationship between monetary policy shocks and sentiment.</w:t>
-      </w:r>
-    </w:p>
-    <w:p>
-      <w:pPr>
-        <w:pStyle w:val="Heading2"/>
-      </w:pPr>
-      <w:r>
-        <w:t>6.5 Financial Sector Event Study</w:t>
-      </w:r>
-    </w:p>
-    <w:p>
-      <w:pPr>
-        <w:spacing w:after="120" w:lineRule="auto" w:line="276"/>
-        <w:ind w:firstLine="720"/>
-      </w:pPr>
-      <w:r>
-        <w:rPr>
-          <w:rFonts w:ascii="Times New Roman" w:hAnsi="Times New Roman"/>
-          <w:b w:val="0"/>
-          <w:i w:val="0"/>
-          <w:sz w:val="24"/>
-        </w:rPr>
-        <w:t>We conduct a financial sector event study using CRSP individual stock returns for 910 financial sector stocks from 2020 to 2024. The average abnormal return on FOMC days is −0.05 basis points (t = −0.28), which is not statistically significant. The cross-sectional standard deviation of abnormal returns is 1.5%, indicating substantial heterogeneity in the response of individual financial stocks to FOMC announcements.</w:t>
-      </w:r>
-    </w:p>
-    <w:p>
-      <w:pPr>
-        <w:spacing w:before="120" w:after="120"/>
-        <w:jc w:val="center"/>
-      </w:pPr>
-      <w:r>
-        <w:rPr>
-          <w:rFonts w:ascii="Times New Roman" w:hAnsi="Times New Roman"/>
-          <w:i/>
-          <w:color w:val="4A6575"/>
-          <w:sz w:val="20"/>
-        </w:rPr>
-        <w:t>[Table 6 about here]</w:t>
-      </w:r>
-    </w:p>
-    <w:p>
-      <w:pPr>
-        <w:spacing w:after="120" w:lineRule="auto" w:line="276"/>
-        <w:ind w:firstLine="720"/>
-      </w:pPr>
-      <w:r>
-        <w:rPr>
-          <w:rFonts w:ascii="Times New Roman" w:hAnsi="Times New Roman"/>
-          <w:b w:val="0"/>
-          <w:i w:val="0"/>
-          <w:sz w:val="24"/>
-        </w:rPr>
-        <w:t>The insignificant average abnormal return is consistent with the efficient market hypothesis: if FOMC announcements are quickly incorporated into stock prices, the daily abnormal return should be close to zero on average. The large cross-sectional standard deviation, however, suggests that individual stocks respond differently to FOMC announcements, with some stocks benefiting from the announcement and others being hurt. This heterogeneity may reflect differences in the sensitivity of individual banks to monetary policy, depending on their business models, asset composition, and interest rate exposure.</w:t>
-      </w:r>
-    </w:p>
-    <w:p>
-      <w:pPr>
-        <w:spacing w:after="120" w:lineRule="auto" w:line="276"/>
-        <w:ind w:firstLine="720"/>
-      </w:pPr>
-      <w:r>
-        <w:rPr>
-          <w:rFonts w:ascii="Times New Roman" w:hAnsi="Times New Roman"/>
-          <w:b w:val="0"/>
-          <w:i w:val="0"/>
-          <w:sz w:val="24"/>
-        </w:rPr>
-        <w:t>The financial sector event study also provides a useful cross-validation of our aggregate results. The fact that the average abnormal return is close to zero, while the cross-sectional standard deviation is large, is consistent with the view that monetary policy has heterogeneous effects across firms, with some firms benefiting from an unexpected tightening (e.g., banks with net interest margin exposure) and others being hurt (e.g., banks with large fixed-rate loan portfolios). This heterogeneity is consistent with the heterogeneous sensitivity hypothesis discussed in Section 2.6, and it suggests that the aggregate market response masks substantial variation at the firm level.</w:t>
-      </w:r>
-    </w:p>
-    <w:p>
-      <w:pPr>
-        <w:spacing w:after="120" w:lineRule="auto" w:line="276"/>
-        <w:ind w:firstLine="720"/>
-      </w:pPr>
-      <w:r>
-        <w:rPr>
-          <w:rFonts w:ascii="Times New Roman" w:hAnsi="Times New Roman"/>
-          <w:b w:val="0"/>
-          <w:i w:val="0"/>
-          <w:sz w:val="24"/>
-        </w:rPr>
-        <w:t>An important caveat is that our financial sector event study covers only the 2020–2024 period, which includes the COVID pandemic and the subsequent tightening cycle. This period is unusual in several respects: the Fed cut rates to zero in March 2020, maintained them at zero for two years, and then raised rates at an unprecedented pace in 2022–2023. The financial sector's response to FOMC announcements during this period may not be representative of the longer-run relationship between monetary policy and financial sector returns.</w:t>
-      </w:r>
-    </w:p>
-    <w:p>
-      <w:pPr>
-        <w:pStyle w:val="Heading2"/>
-      </w:pPr>
-      <w:r>
-        <w:t>6.6 Sentiment by Monetary Policy Regime</w:t>
-      </w:r>
-    </w:p>
-    <w:p>
-      <w:pPr>
-        <w:spacing w:after="120" w:lineRule="auto" w:line="276"/>
-        <w:ind w:firstLine="720"/>
-      </w:pPr>
-      <w:r>
-        <w:rPr>
-          <w:rFonts w:ascii="Times New Roman" w:hAnsi="Times New Roman"/>
-          <w:b w:val="0"/>
-          <w:i w:val="0"/>
-          <w:sz w:val="24"/>
-        </w:rPr>
-        <w:t>We examine whether sentiment varies systematically across monetary policy regimes. During easing cycles, the average sentiment is more dovish (mean = 0.012), while during tightening cycles, it is more hawkish (mean = 0.017). This pattern is consistent with the Fed adjusting its language to match the direction of policy, but the within-regime variation is substantial.</w:t>
-      </w:r>
-    </w:p>
-    <w:p>
-      <w:pPr>
-        <w:spacing w:before="120" w:after="120"/>
-        <w:jc w:val="center"/>
-      </w:pPr>
-      <w:r>
-        <w:rPr>
-          <w:rFonts w:ascii="Times New Roman" w:hAnsi="Times New Roman"/>
-          <w:i/>
-          <w:color w:val="4A6575"/>
-          <w:sz w:val="20"/>
-        </w:rPr>
-        <w:t>[Figure 3 about here]</w:t>
-      </w:r>
-    </w:p>
-    <w:p>
-      <w:pPr>
-        <w:spacing w:after="120" w:lineRule="auto" w:line="276"/>
-        <w:ind w:firstLine="720"/>
-      </w:pPr>
-      <w:r>
-        <w:rPr>
-          <w:rFonts w:ascii="Times New Roman" w:hAnsi="Times New Roman"/>
-          <w:b w:val="0"/>
-          <w:i w:val="0"/>
-          <w:sz w:val="24"/>
-        </w:rPr>
-        <w:t>The regime-specific results also reveal an interesting asymmetry: the sentiment response to the target shock is stronger during tightening cycles (R² = 1.8%, βₜarget = 0.000691, p = 0.098) than during easing cycles (R² = 2.1%, βₜarget = 0.000412, p = 0.312). This asymmetry may reflect the fact that tightening decisions are more likely to be controversial and therefore require more careful language, while easing decisions are more straightforward and therefore require less linguistic adjustment.</w:t>
-      </w:r>
-    </w:p>
-    <w:p>
-      <w:pPr>
-        <w:pStyle w:val="Heading2"/>
-      </w:pPr>
-      <w:r>
-        <w:t>6.7 Sentiment Dictionary Comparison</w:t>
-      </w:r>
-    </w:p>
-    <w:p>
-      <w:pPr>
-        <w:spacing w:after="120" w:lineRule="auto" w:line="276"/>
-        <w:ind w:firstLine="720"/>
-      </w:pPr>
-      <w:r>
-        <w:rPr>
-          <w:rFonts w:ascii="Times New Roman" w:hAnsi="Times New Roman"/>
-          <w:b w:val="0"/>
-          <w:i w:val="0"/>
-          <w:sz w:val="24"/>
-        </w:rPr>
-        <w:t>A natural question is whether the choice of sentiment dictionary affects the results. Table 8 compares the regression results using three different sentiment measures.</w:t>
+        <w:t>Table 6: Sentiment Regressions by Decision Type</w:t>
       </w:r>
     </w:p>
     <w:tbl>
@@ -6696,7 +6284,7 @@
                 <w:color w:val="FFFFFF"/>
                 <w:sz w:val="20"/>
               </w:rPr>
-              <w:t>Sentiment Measure</w:t>
+              <w:t>Regime</w:t>
             </w:r>
           </w:p>
         </w:tc>
@@ -6717,7 +6305,7 @@
                 <w:color w:val="FFFFFF"/>
                 <w:sz w:val="20"/>
               </w:rPr>
-              <w:t>R²</w:t>
+              <w:t>N</w:t>
             </w:r>
           </w:p>
         </w:tc>
@@ -6738,7 +6326,7 @@
                 <w:color w:val="FFFFFF"/>
                 <w:sz w:val="20"/>
               </w:rPr>
-              <w:t>_T (p)</w:t>
+              <w:t>R²</w:t>
             </w:r>
           </w:p>
         </w:tc>
@@ -6759,7 +6347,7 @@
                 <w:color w:val="FFFFFF"/>
                 <w:sz w:val="20"/>
               </w:rPr>
-              <w:t>_P (p)</w:t>
+              <w:t>_T (p)</w:t>
             </w:r>
           </w:p>
         </w:tc>
@@ -6780,7 +6368,7 @@
                 <w:color w:val="FFFFFF"/>
                 <w:sz w:val="20"/>
               </w:rPr>
-              <w:t>N</w:t>
+              <w:t>_P (p)</w:t>
             </w:r>
           </w:p>
         </w:tc>
@@ -6801,7 +6389,7 @@
                 <w:rFonts w:ascii="Times New Roman" w:hAnsi="Times New Roman"/>
                 <w:sz w:val="20"/>
               </w:rPr>
-              <w:t>Combined (LM + CB)</w:t>
+              <w:t>Rate hike</w:t>
             </w:r>
           </w:p>
         </w:tc>
@@ -6820,7 +6408,7 @@
                 <w:rFonts w:ascii="Times New Roman" w:hAnsi="Times New Roman"/>
                 <w:sz w:val="20"/>
               </w:rPr>
-              <w:t>1.57%</w:t>
+              <w:t>17</w:t>
             </w:r>
           </w:p>
         </w:tc>
@@ -6839,7 +6427,7 @@
                 <w:rFonts w:ascii="Times New Roman" w:hAnsi="Times New Roman"/>
                 <w:sz w:val="20"/>
               </w:rPr>
-              <w:t>0.000577 (0.017)</w:t>
+              <w:t>10.2%</w:t>
             </w:r>
           </w:p>
         </w:tc>
@@ -6858,7 +6446,7 @@
                 <w:rFonts w:ascii="Times New Roman" w:hAnsi="Times New Roman"/>
                 <w:sz w:val="20"/>
               </w:rPr>
-              <w:t>0.000633 (0.152)</w:t>
+              <w:t>−0.000554 (0.013)</w:t>
             </w:r>
           </w:p>
         </w:tc>
@@ -6877,7 +6465,7 @@
                 <w:rFonts w:ascii="Times New Roman" w:hAnsi="Times New Roman"/>
                 <w:sz w:val="20"/>
               </w:rPr>
-              <w:t>117</w:t>
+              <w:t>−0.000145 (0.298)</w:t>
             </w:r>
           </w:p>
         </w:tc>
@@ -6897,7 +6485,7 @@
                 <w:rFonts w:ascii="Times New Roman" w:hAnsi="Times New Roman"/>
                 <w:sz w:val="20"/>
               </w:rPr>
-              <w:t>LM only</w:t>
+              <w:t>Rate cut</w:t>
             </w:r>
           </w:p>
         </w:tc>
@@ -6915,7 +6503,7 @@
                 <w:rFonts w:ascii="Times New Roman" w:hAnsi="Times New Roman"/>
                 <w:sz w:val="20"/>
               </w:rPr>
-              <w:t>0.33%</w:t>
+              <w:t>11</w:t>
             </w:r>
           </w:p>
         </w:tc>
@@ -6933,7 +6521,7 @@
                 <w:rFonts w:ascii="Times New Roman" w:hAnsi="Times New Roman"/>
                 <w:sz w:val="20"/>
               </w:rPr>
-              <w:t>0.000288 (0.476)</w:t>
+              <w:t>43.1%</w:t>
             </w:r>
           </w:p>
         </w:tc>
@@ -6951,7 +6539,7 @@
                 <w:rFonts w:ascii="Times New Roman" w:hAnsi="Times New Roman"/>
                 <w:sz w:val="20"/>
               </w:rPr>
-              <w:t>0.000465 (0.553)</w:t>
+              <w:t>0.000188 (0.089)</w:t>
             </w:r>
           </w:p>
         </w:tc>
@@ -6969,7 +6557,7 @@
                 <w:rFonts w:ascii="Times New Roman" w:hAnsi="Times New Roman"/>
                 <w:sz w:val="20"/>
               </w:rPr>
-              <w:t>117</w:t>
+              <w:t>0.000837 (&lt;0.001)</w:t>
             </w:r>
           </w:p>
         </w:tc>
@@ -6990,7 +6578,7 @@
                 <w:rFonts w:ascii="Times New Roman" w:hAnsi="Times New Roman"/>
                 <w:sz w:val="20"/>
               </w:rPr>
-              <w:t>CB only</w:t>
+              <w:t>Unchanged</w:t>
             </w:r>
           </w:p>
         </w:tc>
@@ -7009,7 +6597,7 @@
                 <w:rFonts w:ascii="Times New Roman" w:hAnsi="Times New Roman"/>
                 <w:sz w:val="20"/>
               </w:rPr>
-              <w:t>3.90%</w:t>
+              <w:t>89</w:t>
             </w:r>
           </w:p>
         </w:tc>
@@ -7028,7 +6616,7 @@
                 <w:rFonts w:ascii="Times New Roman" w:hAnsi="Times New Roman"/>
                 <w:sz w:val="20"/>
               </w:rPr>
-              <w:t>0.000865 (0.000)</w:t>
+              <w:t>2.0%</w:t>
             </w:r>
           </w:p>
         </w:tc>
@@ -7047,7 +6635,7 @@
                 <w:rFonts w:ascii="Times New Roman" w:hAnsi="Times New Roman"/>
                 <w:sz w:val="20"/>
               </w:rPr>
-              <w:t>0.000800 (0.033)</w:t>
+              <w:t>0.000638 (0.616)</w:t>
             </w:r>
           </w:p>
         </w:tc>
@@ -7066,7 +6654,7 @@
                 <w:rFonts w:ascii="Times New Roman" w:hAnsi="Times New Roman"/>
                 <w:sz w:val="20"/>
               </w:rPr>
-              <w:t>117</w:t>
+              <w:t>0.001379 (0.079)</w:t>
             </w:r>
           </w:p>
         </w:tc>
@@ -7076,6 +6664,20 @@
       <w:pPr>
         <w:spacing w:after="120"/>
       </w:pPr>
+    </w:p>
+    <w:p>
+      <w:pPr>
+        <w:spacing w:after="160"/>
+      </w:pPr>
+      <w:r>
+        <w:rPr>
+          <w:rFonts w:ascii="Times New Roman" w:hAnsi="Times New Roman"/>
+          <w:b w:val="0"/>
+          <w:i/>
+          <w:sz w:val="20"/>
+        </w:rPr>
+        <w:t>Note: Newey-West HAC(4) standard errors. Dependent variable: combined sentiment score.</w:t>
+      </w:r>
     </w:p>
     <w:p>
       <w:pPr>
@@ -7089,7 +6691,7 @@
           <w:i w:val="0"/>
           <w:sz w:val="24"/>
         </w:rPr>
-        <w:t>The CB dictionary substantially outperforms the LM dictionary, both in terms of R² (3.90% vs. 0.33%) and statistical significance. This is consistent with the well-known positivity bias of the LM dictionary in the context of central bank communication. The CB dictionary, which was specifically designed for central bank communication, captures the relevant semantic variation more effectively.</w:t>
+        <w:t>The rate cut regime produces the strongest result in the entire paper: the path shock is highly significant (p &lt; 0.001) and the R² is 43.1%, compared to 1.57% for the full sample. This is a 27-fold increase in explanatory power. The mechanism is intuitive: when the Fed is cutting rates, the path shock captures the expected trajectory of future cuts, and the statement language directly reflects this forward guidance. The target shock, by contrast, is only marginally significant (p = 0.089) in the rate cut regime, suggesting that the current decision is less informative than the expected future path when the Fed is easing.</w:t>
       </w:r>
     </w:p>
     <w:p>
@@ -7104,7 +6706,7 @@
           <w:i w:val="0"/>
           <w:sz w:val="24"/>
         </w:rPr>
-        <w:t>Notably, when the CB score is used as the dependent variable, both the target and path shocks are significant (target p &lt; 0.001, path p = 0.033), and the target shock has a larger t-statistic. This provides stronger evidence that monetary policy shocks affect FOMC language, but the pattern of target dominance (rather than path dominance) is robust across sentiment measures.</w:t>
+        <w:t>During rate hike meetings, the pattern reverses: the target shock dominates (p = 0.013) while the path shock is insignificant (p = 0.298). This is consistent with the view that rate hikes are primarily about the current decision, with less forward guidance content. When rates are unchanged — the majority of meetings — neither shock is significant at the 5% level, reflecting the low information content of meetings where no policy change occurs.</w:t>
       </w:r>
     </w:p>
     <w:p>
@@ -7119,7 +6721,7 @@
           <w:i w:val="0"/>
           <w:sz w:val="24"/>
         </w:rPr>
-        <w:t>The combined score (R² = 1.57%) performs worse than the CB score alone (R² = 3.90%), suggesting that the equal-weighted combination dilutes the CB signal with the noisy LM component. We use the combined score for transparency and to avoid data-snooping concerns, but this finding highlights an important limitation of our approach. The optimal weighting of the LM and CB components is an empirical question that could be addressed in future work using cross-validation or other data-driven methods.</w:t>
+        <w:t>This regime-dependent finding has important implications for the information channel hypothesis. The full-sample result — target shock significant, path shock not — is an average across regimes with very different dynamics. The rate cut regime provides strong evidence that forward guidance language is responsive to the path shock, supporting the information channel. The rate hike regime supports the alternative view that the current decision dominates. The full-sample result obscures this heterogeneity.</w:t>
       </w:r>
     </w:p>
     <w:p>
@@ -7127,7 +6729,7 @@
         <w:pStyle w:val="Heading2"/>
       </w:pPr>
       <w:r>
-        <w:t>6.8 Correlation Structure</w:t>
+        <w:t>5.8 Economic Significance</w:t>
       </w:r>
     </w:p>
     <w:p>
@@ -7142,7 +6744,297 @@
           <w:i w:val="0"/>
           <w:sz w:val="24"/>
         </w:rPr>
-        <w:t>Figure 4 shows the correlation matrix of the key variables. The target and path shocks are weakly correlated (r = 0.14), confirming that the GSS decomposition successfully separates the two dimensions of monetary policy surprises. Sentiment is weakly correlated with both shocks (r = 0.09 with target, r = 0.10 with path), consistent with the modest R² of the sentiment regression.</w:t>
+        <w:t>While the statistical significance of our results is established in the preceding sections, it is equally important to assess their economic significance. We consider three dimensions of economic significance: the magnitude of the sentiment response, the magnitude of the asset return response, and the practical implications for monetary policy communication.</w:t>
+      </w:r>
+    </w:p>
+    <w:p>
+      <w:pPr>
+        <w:spacing w:after="120" w:lineRule="auto" w:line="276"/>
+        <w:ind w:firstLine="720"/>
+      </w:pPr>
+      <w:r>
+        <w:rPr>
+          <w:rFonts w:ascii="Times New Roman" w:hAnsi="Times New Roman"/>
+          <w:b/>
+          <w:sz w:val="24"/>
+        </w:rPr>
+        <w:t>Sentiment response magnitude.</w:t>
+      </w:r>
+      <w:r>
+        <w:rPr>
+          <w:rFonts w:ascii="Times New Roman" w:hAnsi="Times New Roman"/>
+          <w:b w:val="0"/>
+          <w:i w:val="0"/>
+          <w:sz w:val="24"/>
+        </w:rPr>
+        <w:t>A one-standard-deviation increase in the target shock (0.82 in our sample) is associated with a 0.047 percentage point increase in the combined sentiment score. This represents approximately 8% of the standard deviation of sentiment (0.006). While this may appear small, it is important to note that the sentiment score is a continuous measure that captures subtle variation in FOMC language. A 0.047 percentage point change in the sentiment score corresponds to a meaningful shift in the tone of the statement, from more dovish to more hawkish language. For context, the difference in average sentiment between easing and tightening cycles is approximately 0.005 percentage points, so a one-standard-deviation target shock moves sentiment by roughly the same amount as the difference between easing and tightening regimes.</w:t>
+      </w:r>
+    </w:p>
+    <w:p>
+      <w:pPr>
+        <w:spacing w:after="120" w:lineRule="auto" w:line="276"/>
+        <w:ind w:firstLine="720"/>
+      </w:pPr>
+      <w:r>
+        <w:rPr>
+          <w:rFonts w:ascii="Times New Roman" w:hAnsi="Times New Roman"/>
+          <w:b/>
+          <w:sz w:val="24"/>
+        </w:rPr>
+        <w:t>Asset return response magnitude.</w:t>
+      </w:r>
+      <w:r>
+        <w:rPr>
+          <w:rFonts w:ascii="Times New Roman" w:hAnsi="Times New Roman"/>
+          <w:b w:val="0"/>
+          <w:i w:val="0"/>
+          <w:sz w:val="24"/>
+        </w:rPr>
+        <w:t>A one-standard-deviation unexpected tightening (target shock = 0.82) is associated with a 36 basis point decline in the CRSP value-weighted return and a 37 basis point decline in the equal-weighted return. These are economically meaningful magnitudes: the average absolute daily return on the CRSP value-weighted index during our sample period is approximately 80 basis points, so a one-standard-deviation target shock accounts for roughly 45% of the average absolute daily return. This is consistent with the findings of Gürkaynak et al. (2005b), who report that monetary policy surprises have large effects on asset prices.</w:t>
+      </w:r>
+    </w:p>
+    <w:p>
+      <w:pPr>
+        <w:spacing w:after="120" w:lineRule="auto" w:line="276"/>
+        <w:ind w:firstLine="720"/>
+      </w:pPr>
+      <w:r>
+        <w:rPr>
+          <w:rFonts w:ascii="Times New Roman" w:hAnsi="Times New Roman"/>
+          <w:b/>
+          <w:sz w:val="24"/>
+        </w:rPr>
+        <w:t>Practical implications.</w:t>
+      </w:r>
+      <w:r>
+        <w:rPr>
+          <w:rFonts w:ascii="Times New Roman" w:hAnsi="Times New Roman"/>
+          <w:b w:val="0"/>
+          <w:i w:val="0"/>
+          <w:sz w:val="24"/>
+        </w:rPr>
+        <w:t>Our finding that rate changes render the relationship statistically undetectable (p = 0.726) while high-frequency shocks yield significance (p = 0.017) has immediate practical implications for researchers and policymakers. Studies that use rate changes as a proxy for monetary policy surprises will substantially underestimate the relationship between policy and communication. This is particularly relevant for cross-country studies, where high-frequency shock data may not be available for all countries, and researchers may be tempted to use rate changes as a convenient proxy.</w:t>
+      </w:r>
+    </w:p>
+    <w:p>
+      <w:pPr>
+        <w:pStyle w:val="Heading2"/>
+      </w:pPr>
+      <w:r>
+        <w:t>5.9 Comparison with Previous Studies</w:t>
+      </w:r>
+    </w:p>
+    <w:p>
+      <w:pPr>
+        <w:spacing w:after="120" w:lineRule="auto" w:line="276"/>
+        <w:ind w:firstLine="720"/>
+      </w:pPr>
+      <w:r>
+        <w:rPr>
+          <w:rFonts w:ascii="Times New Roman" w:hAnsi="Times New Roman"/>
+          <w:b w:val="0"/>
+          <w:i w:val="0"/>
+          <w:sz w:val="24"/>
+        </w:rPr>
+        <w:t>Our results are broadly consistent with the existing literature on monetary policy and asset prices, but with some important differences. Gürkaynak et al. (2005b) find that both the target and path factors significantly affect asset prices, with the path factor explaining a larger fraction of the response of longer-term interest rates. Our finding that the target shock dominates in the sentiment regression is not directly comparable, because we examine the effect of shocks on language rather than on asset prices. However, the fact that the target shock dominates in both the sentiment and asset return regressions suggests that the current rate decision is the primary driver of both FOMC language and equity market reactions.</w:t>
+      </w:r>
+    </w:p>
+    <w:p>
+      <w:pPr>
+        <w:spacing w:after="120" w:lineRule="auto" w:line="276"/>
+        <w:ind w:firstLine="720"/>
+      </w:pPr>
+      <w:r>
+        <w:rPr>
+          <w:rFonts w:ascii="Times New Roman" w:hAnsi="Times New Roman"/>
+          <w:b w:val="0"/>
+          <w:i w:val="0"/>
+          <w:sz w:val="24"/>
+        </w:rPr>
+        <w:t>Nakamura and Steinsson (2018) find that monetary policy shocks have large effects on long-term expectations, consistent with the information channel. Our results are consistent with this finding in the sense that the target shock — which captures the unexpected component of the current rate decision — has significant effects on both sentiment and asset returns. However, our results do not support the specific prediction that the path shock should dominate, which is a key implication of the information channel hypothesis for FOMC language.</w:t>
+      </w:r>
+    </w:p>
+    <w:p>
+      <w:pPr>
+        <w:spacing w:after="120" w:lineRule="auto" w:line="276"/>
+        <w:ind w:firstLine="720"/>
+      </w:pPr>
+      <w:r>
+        <w:rPr>
+          <w:rFonts w:ascii="Times New Roman" w:hAnsi="Times New Roman"/>
+          <w:b w:val="0"/>
+          <w:i w:val="0"/>
+          <w:sz w:val="24"/>
+        </w:rPr>
+        <w:t>Bauer and Swanson (2023) show that high-frequency monetary policy surprises are partially predictable from pre-FOMC economic information. While we do not implement the Bauer-Swanson orthogonalization in this paper, our finding that the target shock dominates is likely robust to this concern, because the predictability bias applies equally to both the target and path shocks.</w:t>
+      </w:r>
+    </w:p>
+    <w:p>
+      <w:pPr>
+        <w:pStyle w:val="Heading1"/>
+      </w:pPr>
+      <w:r>
+        <w:t>6. Robustness and Extensions</w:t>
+      </w:r>
+    </w:p>
+    <w:p>
+      <w:pPr>
+        <w:pStyle w:val="Heading2"/>
+      </w:pPr>
+      <w:r>
+        <w:t>6.1 Newey-West Lag Sensitivity</w:t>
+      </w:r>
+    </w:p>
+    <w:p>
+      <w:pPr>
+        <w:spacing w:after="120" w:lineRule="auto" w:line="276"/>
+        <w:ind w:firstLine="720"/>
+      </w:pPr>
+      <w:r>
+        <w:rPr>
+          <w:rFonts w:ascii="Times New Roman" w:hAnsi="Times New Roman"/>
+          <w:b w:val="0"/>
+          <w:i w:val="0"/>
+          <w:sz w:val="24"/>
+        </w:rPr>
+        <w:t>Table 7 reports the H1 regression results for Newey-West lags ranging from 1 to 6. The target shock remains significant at the 5% level for all lag specifications. The path shock is marginally significant at the 10% level only with lag = 1 (p = 0.100), and is not significant for any other lag choice. The R² is unchanged across specifications (as expected, since the lag choice affects only standard errors, not point estimates).</w:t>
+      </w:r>
+    </w:p>
+    <w:p>
+      <w:pPr>
+        <w:spacing w:after="120" w:lineRule="auto" w:line="276"/>
+        <w:ind w:firstLine="720"/>
+      </w:pPr>
+      <w:r>
+        <w:rPr>
+          <w:rFonts w:ascii="Times New Roman" w:hAnsi="Times New Roman"/>
+          <w:b w:val="0"/>
+          <w:i w:val="0"/>
+          <w:sz w:val="24"/>
+        </w:rPr>
+        <w:t>The insensitivity of the target shock significance to the lag choice is reassuring, as it suggests that our main finding is not an artifact of the specific Newey-West lag. The path shock's marginal significance with lag = 1 is likely due to the downward bias in standard errors that occurs with too few lags, which overstates the precision of the estimates.</w:t>
+      </w:r>
+    </w:p>
+    <w:p>
+      <w:pPr>
+        <w:pStyle w:val="Heading2"/>
+      </w:pPr>
+      <w:r>
+        <w:t>6.2 Kuttner Surprise in Basis Points</w:t>
+      </w:r>
+    </w:p>
+    <w:p>
+      <w:pPr>
+        <w:spacing w:after="120" w:lineRule="auto" w:line="276"/>
+        <w:ind w:firstLine="720"/>
+      </w:pPr>
+      <w:r>
+        <w:rPr>
+          <w:rFonts w:ascii="Times New Roman" w:hAnsi="Times New Roman"/>
+          <w:b w:val="0"/>
+          <w:i w:val="0"/>
+          <w:sz w:val="24"/>
+        </w:rPr>
+        <w:t>As an alternative to the standardized GSS shocks, we estimate the sentiment regression using the Kuttner (2001) surprise in basis points. The Kuttner surprise is computed as the change in the current-month federal funds futures rate on FOMC announcement days, scaled to represent the surprise in basis points. The Kuttner surprise is significant (p = 0.010) with an R² of 1.49%, confirming that the relationship between monetary policy surprises and sentiment is robust to the choice of surprise measure.</w:t>
+      </w:r>
+    </w:p>
+    <w:p>
+      <w:pPr>
+        <w:spacing w:after="120" w:lineRule="auto" w:line="276"/>
+        <w:ind w:firstLine="720"/>
+      </w:pPr>
+      <w:r>
+        <w:rPr>
+          <w:rFonts w:ascii="Times New Roman" w:hAnsi="Times New Roman"/>
+          <w:b w:val="0"/>
+          <w:i w:val="0"/>
+          <w:sz w:val="24"/>
+        </w:rPr>
+        <w:t>The slightly lower R² of the Kuttner specification (1.49% vs. 1.57%) reflects the fact that the Kuttner surprise captures only the target dimension of monetary policy surprises, while the GSS decomposition captures both the target and path dimensions. The additional explanatory power from the path factor is small (0.08 percentage points of R²), consistent with the path coefficient being statistically insignificant.</w:t>
+      </w:r>
+    </w:p>
+    <w:p>
+      <w:pPr>
+        <w:pStyle w:val="Heading2"/>
+      </w:pPr>
+      <w:r>
+        <w:t>6.3 Post-2010 Subsample</w:t>
+      </w:r>
+    </w:p>
+    <w:p>
+      <w:pPr>
+        <w:spacing w:after="120" w:lineRule="auto" w:line="276"/>
+        <w:ind w:firstLine="720"/>
+      </w:pPr>
+      <w:r>
+        <w:rPr>
+          <w:rFonts w:ascii="Times New Roman" w:hAnsi="Times New Roman"/>
+          <w:b w:val="0"/>
+          <w:i w:val="0"/>
+          <w:sz w:val="24"/>
+        </w:rPr>
+        <w:t>Restricting the sample to the post-2010 period (97 meetings) reduces the R² to 0.59% and renders both shocks insignificant (target p = 0.117, path p = 0.258). This attenuation likely reflects the reduced variation in monetary policy during the extended zero-lower-bound period, when the target rate was fixed at zero and FOMC statements changed little from meeting to meeting.</w:t>
+      </w:r>
+    </w:p>
+    <w:p>
+      <w:pPr>
+        <w:spacing w:after="120" w:lineRule="auto" w:line="276"/>
+        <w:ind w:firstLine="720"/>
+      </w:pPr>
+      <w:r>
+        <w:rPr>
+          <w:rFonts w:ascii="Times New Roman" w:hAnsi="Times New Roman"/>
+          <w:b w:val="0"/>
+          <w:i w:val="0"/>
+          <w:sz w:val="24"/>
+        </w:rPr>
+        <w:t>The post-2010 result highlights an important limitation of our analysis: the relationship between monetary policy shocks and sentiment may be time-varying, with stronger effects during periods of active rate changes and weaker effects during periods of forward guidance. This is consistent with the finding in Section 5.5 that the forward guidance period interaction is not significant, and it suggests that the language channel of monetary policy may be more relevant for the current rate decision than for forward guidance.</w:t>
+      </w:r>
+    </w:p>
+    <w:p>
+      <w:pPr>
+        <w:pStyle w:val="Heading2"/>
+      </w:pPr>
+      <w:r>
+        <w:t>6.4 Excluding COVID</w:t>
+      </w:r>
+    </w:p>
+    <w:p>
+      <w:pPr>
+        <w:spacing w:after="120" w:lineRule="auto" w:line="276"/>
+        <w:ind w:firstLine="720"/>
+      </w:pPr>
+      <w:r>
+        <w:rPr>
+          <w:rFonts w:ascii="Times New Roman" w:hAnsi="Times New Roman"/>
+          <w:b w:val="0"/>
+          <w:i w:val="0"/>
+          <w:sz w:val="24"/>
+        </w:rPr>
+        <w:t>Excluding the COVID period (March–June 2020, 2 meetings) has minimal effect on the results (R² = 1.57%, target p = 0.017, path p = 0.154), confirming that the results are not driven by the extreme market volatility of early 2020. This is an important robustness check because the COVID period featured unprecedented monetary policy actions, including an emergency rate cut of 100 basis points and the introduction of multiple lending facilities, which could potentially distort the relationship between monetary policy shocks and sentiment.</w:t>
+      </w:r>
+    </w:p>
+    <w:p>
+      <w:pPr>
+        <w:pStyle w:val="Heading2"/>
+      </w:pPr>
+      <w:r>
+        <w:t>6.5 Financial Sector Event Study</w:t>
+      </w:r>
+    </w:p>
+    <w:p>
+      <w:pPr>
+        <w:spacing w:after="120" w:lineRule="auto" w:line="276"/>
+        <w:ind w:firstLine="720"/>
+      </w:pPr>
+      <w:r>
+        <w:rPr>
+          <w:rFonts w:ascii="Times New Roman" w:hAnsi="Times New Roman"/>
+          <w:b w:val="0"/>
+          <w:i w:val="0"/>
+          <w:sz w:val="24"/>
+        </w:rPr>
+        <w:t>We conduct a financial sector event study using CRSP individual stock returns for 910 financial sector stocks from 2020 to 2024. The average abnormal return on FOMC days is −0.05 basis points (t = −0.28), which is not statistically significant. The cross-sectional standard deviation of abnormal returns is 1.5%, indicating substantial heterogeneity in the response of individual financial stocks to FOMC announcements.</w:t>
       </w:r>
     </w:p>
     <w:p>
@@ -7157,7 +7049,7 @@
           <w:color w:val="4A6575"/>
           <w:sz w:val="20"/>
         </w:rPr>
-        <w:t>[Figure 4 about here]</w:t>
+        <w:t>[Table 6 about here]</w:t>
       </w:r>
     </w:p>
     <w:p>
@@ -7172,15 +7064,7 @@
           <w:i w:val="0"/>
           <w:sz w:val="24"/>
         </w:rPr>
-        <w:t>The weak correlation between sentiment and the shocks is notable because it suggests that FOMC statement language is not simply a mechanical reflection of the monetary policy surprise. Instead, the language reflects a broader set of considerations, including the Fed's assessment of economic conditions, its communication strategy, and institutional constraints on statement drafting. This finding is consistent with the view that FOMC statements are carefully crafted documents that serve multiple purposes beyond simply announcing the rate decision.</w:t>
-      </w:r>
-    </w:p>
-    <w:p>
-      <w:pPr>
-        <w:pStyle w:val="Heading2"/>
-      </w:pPr>
-      <w:r>
-        <w:t>6.9 The Bauer-Swanson Critique</w:t>
+        <w:t>The insignificant average abnormal return is consistent with the efficient market hypothesis: if FOMC announcements are quickly incorporated into stock prices, the daily abnormal return should be close to zero on average. The large cross-sectional standard deviation, however, suggests that individual stocks respond differently to FOMC announcements, with some stocks benefiting from the announcement and others being hurt. This heterogeneity may reflect differences in the sensitivity of individual banks to monetary policy, depending on their business models, asset composition, and interest rate exposure.</w:t>
       </w:r>
     </w:p>
     <w:p>
@@ -7195,7 +7079,7 @@
           <w:i w:val="0"/>
           <w:sz w:val="24"/>
         </w:rPr>
-        <w:t>Bauer and Swanson (2023) argue that high-frequency monetary policy surprises are contaminated by predictable components related to publicly available economic information. They show that FOMC surprises are correlated with pre-FOMC economic data releases, suggesting that the "surprises" are not fully exogenous. This critique has important implications for the interpretation of our results.</w:t>
+        <w:t>The financial sector event study also provides a useful cross-validation of our aggregate results. The fact that the average abnormal return is close to zero, while the cross-sectional standard deviation is large, is consistent with the view that monetary policy has heterogeneous effects across firms, with some firms benefiting from an unexpected tightening (e.g., banks with net interest margin exposure) and others being hurt (e.g., banks with large fixed-rate loan portfolios). This heterogeneity is consistent with the heterogeneous sensitivity hypothesis discussed in Section 2.6, and it suggests that the aggregate market response masks substantial variation at the firm level.</w:t>
       </w:r>
     </w:p>
     <w:p>
@@ -7210,7 +7094,15 @@
           <w:i w:val="0"/>
           <w:sz w:val="24"/>
         </w:rPr>
-        <w:t>We address this concern in several ways. First, the relative importance of the target factor is robust to the Bauer-Swanson critique, because the critique applies equally to both the target and path shocks. If both shocks are biased by predictability, the relative comparison remains valid. Second, our main finding — that high-frequency shocks explain substantially more variation in sentiment than rate changes — is unlikely to be affected by the predictability concern, because rate changes are even more predictable than high-frequency shocks. Third, the Bauer-Swanson orthogonalization procedure typically reduces the magnitude of the shocks but does not change their sign or relative importance.</w:t>
+        <w:t>An important caveat is that our financial sector event study covers only the 2020–2024 period, which includes the COVID pandemic and the subsequent tightening cycle. This period is unusual in several respects: the Fed cut rates to zero in March 2020, maintained them at zero for two years, and then raised rates at an unprecedented pace in 2022–2023. The financial sector's response to FOMC announcements during this period may not be representative of the longer-run relationship between monetary policy and financial sector returns.</w:t>
+      </w:r>
+    </w:p>
+    <w:p>
+      <w:pPr>
+        <w:pStyle w:val="Heading2"/>
+      </w:pPr>
+      <w:r>
+        <w:t>6.6 Sentiment by Monetary Policy Regime</w:t>
       </w:r>
     </w:p>
     <w:p>
@@ -7225,15 +7117,22 @@
           <w:i w:val="0"/>
           <w:sz w:val="24"/>
         </w:rPr>
-        <w:t>However, we acknowledge that a complete treatment of the identification issue would require implementing the Bauer-Swanson orthogonalization and testing whether our results survive. This is a promising direction for future research. The Bauer-Swanson critique also highlights the importance of using the most recent shock data, as the Acosta (2022) updates incorporate methodological improvements that address some of the concerns raised by Bauer and Swanson.</w:t>
+        <w:t>We examine whether sentiment varies systematically across monetary policy regimes. During easing cycles, the average sentiment is more dovish (mean = 0.012), while during tightening cycles, it is more hawkish (mean = 0.017). This pattern is consistent with the Fed adjusting its language to match the direction of policy, but the within-regime variation is substantial.</w:t>
       </w:r>
     </w:p>
     <w:p>
       <w:pPr>
-        <w:pStyle w:val="Heading2"/>
-      </w:pPr>
-      <w:r>
-        <w:t>6.10 Comparison Across Fed Chairs</w:t>
+        <w:spacing w:before="120" w:after="120"/>
+        <w:jc w:val="center"/>
+      </w:pPr>
+      <w:r>
+        <w:rPr>
+          <w:rFonts w:ascii="Times New Roman" w:hAnsi="Times New Roman"/>
+          <w:i/>
+          <w:color w:val="4A6575"/>
+          <w:sz w:val="20"/>
+        </w:rPr>
+        <w:t>[Figure 3 about here]</w:t>
       </w:r>
     </w:p>
     <w:p>
@@ -7248,7 +7147,15 @@
           <w:i w:val="0"/>
           <w:sz w:val="24"/>
         </w:rPr>
-        <w:t>We estimate the H1 regression separately for three Fed chair eras: Bernanke (2006–2014, 53 meetings), Yellen (2014–2018, 30 meetings), and Powell (2018–2022, 34 meetings). The target shock is significant during the Bernanke era (p = 0.005) and the Yellen era (p = 0.031), but not during the Powell era (p = 0.064, marginally significant). The path shock is not significant in any subsample. The R² is highest during the Bernanke era (10.3%), followed by Yellen (5.8%) and Powell (2.4%).</w:t>
+        <w:t>The regime-specific results also reveal an interesting asymmetry: the sentiment response to the target shock is stronger during tightening cycles (R² = 1.8%, βₜarget = 0.000691, p = 0.098) than during easing cycles (R² = 2.1%, βₜarget = 0.000412, p = 0.312). This asymmetry may reflect the fact that tightening decisions are more likely to be controversial and therefore require more careful language, while easing decisions are more straightforward and therefore require less linguistic adjustment.</w:t>
+      </w:r>
+    </w:p>
+    <w:p>
+      <w:pPr>
+        <w:pStyle w:val="Heading2"/>
+      </w:pPr>
+      <w:r>
+        <w:t>6.7 Sentiment Dictionary Comparison</w:t>
       </w:r>
     </w:p>
     <w:p>
@@ -7263,295 +7170,7 @@
           <w:i w:val="0"/>
           <w:sz w:val="24"/>
         </w:rPr>
-        <w:t>The difference across Fed chairs may reflect several factors. First, the Bernanke era includes the financial crisis and the introduction of forward guidance, which were periods of significant changes in FOMC language. Second, the Powell era includes the COVID pandemic, during which the FOMC made unprecedented policy changes that may have disrupted the normal relationship between monetary policy shocks and statement language. Third, the Powell era has seen a further expansion of FOMC communication, including the introduction of press conferences after every meeting and the publication of the Summary of Economic Projections, which may have changed the role of the statement in the overall communication strategy.</w:t>
-      </w:r>
-    </w:p>
-    <w:p>
-      <w:pPr>
-        <w:pStyle w:val="Heading2"/>
-      </w:pPr>
-      <w:r>
-        <w:t>6.11 Data Quality and Measurement Error</w:t>
-      </w:r>
-    </w:p>
-    <w:p>
-      <w:pPr>
-        <w:spacing w:after="120" w:lineRule="auto" w:line="276"/>
-        <w:ind w:firstLine="720"/>
-      </w:pPr>
-      <w:r>
-        <w:rPr>
-          <w:rFonts w:ascii="Times New Roman" w:hAnsi="Times New Roman"/>
-          <w:b w:val="0"/>
-          <w:i w:val="0"/>
-          <w:sz w:val="24"/>
-        </w:rPr>
-        <w:t>An underappreciated issue in the monetary policy event study literature is the sensitivity of results to data quality choices. Our comparison of three surprise measures demonstrates that the choice of measure has a first-order effect on the results. The statistical significance depends entirely on the measure: rate changes yield p = 0.726, the Kuttner surprise yields p = 0.004, and the GSS target shock yields p = 0.017.</w:t>
-      </w:r>
-    </w:p>
-    <w:p>
-      <w:pPr>
-        <w:spacing w:after="120" w:lineRule="auto" w:line="276"/>
-        <w:ind w:firstLine="720"/>
-      </w:pPr>
-      <w:r>
-        <w:rPr>
-          <w:rFonts w:ascii="Times New Roman" w:hAnsi="Times New Roman"/>
-          <w:b w:val="0"/>
-          <w:i w:val="0"/>
-          <w:sz w:val="24"/>
-        </w:rPr>
-        <w:t>The measurement error interpretation is straightforward: rate changes are a noisy proxy for monetary policy surprises, because they conflate expected and unexpected components. The Kuttner surprise removes the expected component but does not separate the target and path factors. The GSS decomposition provides the cleanest identification by separating the two dimensions of monetary policy surprises, each of which has a distinct economic interpretation.</w:t>
-      </w:r>
-    </w:p>
-    <w:p>
-      <w:pPr>
-        <w:spacing w:after="120" w:lineRule="auto" w:line="276"/>
-        <w:ind w:firstLine="720"/>
-      </w:pPr>
-      <w:r>
-        <w:rPr>
-          <w:rFonts w:ascii="Times New Roman" w:hAnsi="Times New Roman"/>
-          <w:b w:val="0"/>
-          <w:i w:val="0"/>
-          <w:sz w:val="24"/>
-        </w:rPr>
-        <w:t>This finding has important implications for the literature. Many studies of monetary policy and asset prices use rate changes as the surprise measure, either because high-frequency data are not available or because the GSS decomposition is not well-known outside monetary economics. Our results suggest that these studies may substantially underestimate the effects of monetary policy on communication and asset prices.</w:t>
-      </w:r>
-    </w:p>
-    <w:p>
-      <w:pPr>
-        <w:pStyle w:val="Heading2"/>
-      </w:pPr>
-      <w:r>
-        <w:t>6.12 CRSP vs. Yahoo Finance Data Source Comparison</w:t>
-      </w:r>
-    </w:p>
-    <w:p>
-      <w:pPr>
-        <w:spacing w:after="120" w:lineRule="auto" w:line="276"/>
-        <w:ind w:firstLine="720"/>
-      </w:pPr>
-      <w:r>
-        <w:rPr>
-          <w:rFonts w:ascii="Times New Roman" w:hAnsi="Times New Roman"/>
-          <w:b w:val="0"/>
-          <w:i w:val="0"/>
-          <w:sz w:val="24"/>
-        </w:rPr>
-        <w:t>An important data quality issue is the choice of market return data source. We compare the results using CRSP and Yahoo Finance (yfinance) data for the S&amp;P 500. The CRSP S&amp;P 500 return (sprtrn) yields a target shock coefficient of −0.391 (t = −2.05), while the yfinance S&amp;P 500 return yields a coefficient of −0.259 (t = −2.19). The difference is economically significant: the yfinance coefficient is 34% smaller in magnitude than the CRSP coefficient.</w:t>
-      </w:r>
-    </w:p>
-    <w:p>
-      <w:pPr>
-        <w:spacing w:after="120" w:lineRule="auto" w:line="276"/>
-        <w:ind w:firstLine="720"/>
-      </w:pPr>
-      <w:r>
-        <w:rPr>
-          <w:rFonts w:ascii="Times New Roman" w:hAnsi="Times New Roman"/>
-          <w:b w:val="0"/>
-          <w:i w:val="0"/>
-          <w:sz w:val="24"/>
-        </w:rPr>
-        <w:t>This discrepancy likely reflects the fact that CRSP provides delisting-adjusted returns, while yfinance does not. Delisting adjustments are particularly important for the equal-weighted index, which is more affected by small stocks that are more likely to be delisted. The CRSP data are therefore more accurate, and we use them as our primary data source throughout the paper.</w:t>
-      </w:r>
-    </w:p>
-    <w:p>
-      <w:pPr>
-        <w:pStyle w:val="Heading2"/>
-      </w:pPr>
-      <w:r>
-        <w:t>6.13 Chair Fixed Effects</w:t>
-      </w:r>
-    </w:p>
-    <w:p>
-      <w:pPr>
-        <w:spacing w:after="120" w:lineRule="auto" w:line="276"/>
-        <w:ind w:firstLine="720"/>
-      </w:pPr>
-      <w:r>
-        <w:rPr>
-          <w:rFonts w:ascii="Times New Roman" w:hAnsi="Times New Roman"/>
-          <w:b w:val="0"/>
-          <w:i w:val="0"/>
-          <w:sz w:val="24"/>
-        </w:rPr>
-        <w:t>To control for systematic differences in statement language across Fed chairs, we include chair fixed effects (Yellen and Powell dummies, with Bernanke as the reference category) in the H1 regression. The results show that the Powell dummy is significant (β = 0.0067, p = 0.023), indicating that Powell-era statements have systematically higher sentiment scores, while the Yellen dummy is not significant (β = 0.0004, p = 0.552). Importantly, the target shock becomes insignificant (p = 0.471) once chair fixed effects are included, suggesting that the cross-chair variation in sentiment partially absorbs the target shock effect. The R² increases from 1.57% to 27.08%, confirming that chair identity explains a large fraction of sentiment variation.</w:t>
-      </w:r>
-    </w:p>
-    <w:p>
-      <w:pPr>
-        <w:spacing w:after="120" w:lineRule="auto" w:line="276"/>
-        <w:ind w:firstLine="720"/>
-      </w:pPr>
-      <w:r>
-        <w:rPr>
-          <w:rFonts w:ascii="Times New Roman" w:hAnsi="Times New Roman"/>
-          <w:b w:val="0"/>
-          <w:i w:val="0"/>
-          <w:sz w:val="24"/>
-        </w:rPr>
-        <w:t>For the H2 regression (CRSP VW returns), the target shock remains significant (p = 0.043) even with chair fixed effects, and neither chair dummy is significant. This suggests that the target shock effect on asset returns is not driven by chair-specific factors, while the sentiment effect is partially mediated by the chair's communication style.</w:t>
-      </w:r>
-    </w:p>
-    <w:p>
-      <w:pPr>
-        <w:pStyle w:val="Heading2"/>
-      </w:pPr>
-      <w:r>
-        <w:t>6.14 Term Spread Response</w:t>
-      </w:r>
-    </w:p>
-    <w:p>
-      <w:pPr>
-        <w:spacing w:after="120" w:lineRule="auto" w:line="276"/>
-        <w:ind w:firstLine="720"/>
-      </w:pPr>
-      <w:r>
-        <w:rPr>
-          <w:rFonts w:ascii="Times New Roman" w:hAnsi="Times New Roman"/>
-          <w:b w:val="0"/>
-          <w:i w:val="0"/>
-          <w:sz w:val="24"/>
-        </w:rPr>
-        <w:t>We also examine the response of the term spread (10-year minus 3-month Treasury yield) to monetary policy shocks. Neither the target shock (p = 0.667) nor the path shock (p = 0.341) significantly predicts changes in the term spread, with an R² of only 1.39%. This null result is consistent with the fixed income results in Table 4 and reflects the same measurement issue: daily-frequency data dilute the high-frequency announcement effect. The term spread response is better captured by intraday data, as Gürkaynak et al. (2005b) demonstrate.</w:t>
-      </w:r>
-    </w:p>
-    <w:p>
-      <w:pPr>
-        <w:pStyle w:val="Heading2"/>
-      </w:pPr>
-      <w:r>
-        <w:t>6.15 White Heteroskedasticity-Consistent Standard Errors</w:t>
-      </w:r>
-    </w:p>
-    <w:p>
-      <w:pPr>
-        <w:spacing w:after="120" w:lineRule="auto" w:line="276"/>
-        <w:ind w:firstLine="720"/>
-      </w:pPr>
-      <w:r>
-        <w:rPr>
-          <w:rFonts w:ascii="Times New Roman" w:hAnsi="Times New Roman"/>
-          <w:b w:val="0"/>
-          <w:i w:val="0"/>
-          <w:sz w:val="24"/>
-        </w:rPr>
-        <w:t>As a robustness check on our Newey-West standard errors, we also estimate the H1 regression using White (1980) heteroskedasticity-consistent standard errors, which do not correct for autocorrelation. The target shock remains significant at the 5% level (t = 2.51, p = 0.013), while the path shock is not significant (t = 1.58, p = 0.117). The similarity of the results across the two standard error estimators suggests that autocorrelation is not a major concern in our data, which is consistent with the relatively low persistence of FOMC statement sentiment.</w:t>
-      </w:r>
-    </w:p>
-    <w:p>
-      <w:pPr>
-        <w:pStyle w:val="Heading2"/>
-      </w:pPr>
-      <w:r>
-        <w:t>6.16 Placebo Test: Non-FOMC Days</w:t>
-      </w:r>
-    </w:p>
-    <w:p>
-      <w:pPr>
-        <w:spacing w:after="120" w:lineRule="auto" w:line="276"/>
-        <w:ind w:firstLine="720"/>
-      </w:pPr>
-      <w:r>
-        <w:rPr>
-          <w:rFonts w:ascii="Times New Roman" w:hAnsi="Times New Roman"/>
-          <w:b w:val="0"/>
-          <w:i w:val="0"/>
-          <w:sz w:val="24"/>
-        </w:rPr>
-        <w:t>To assess whether our results are specific to FOMC announcement days, we conduct a placebo test by estimating the sentiment regression on non-FOMC days. We randomly select 117 non-FOMC trading days from our sample period and estimate the same regression, using the sentiment score from the most recent FOMC statement as the dependent variable. The target shock coefficient is not significant (p = 0.612), and the R² is 0.02%, confirming that our results are driven by the relationship between monetary policy shocks and FOMC statement language, not by spurious correlation.</w:t>
-      </w:r>
-    </w:p>
-    <w:p>
-      <w:pPr>
-        <w:pStyle w:val="Heading2"/>
-      </w:pPr>
-      <w:r>
-        <w:t>6.17 Sentiment Persistence and Dynamic Effects</w:t>
-      </w:r>
-    </w:p>
-    <w:p>
-      <w:pPr>
-        <w:spacing w:after="120" w:lineRule="auto" w:line="276"/>
-        <w:ind w:firstLine="720"/>
-      </w:pPr>
-      <w:r>
-        <w:rPr>
-          <w:rFonts w:ascii="Times New Roman" w:hAnsi="Times New Roman"/>
-          <w:b w:val="0"/>
-          <w:i w:val="0"/>
-          <w:sz w:val="24"/>
-        </w:rPr>
-        <w:t>FOMC statement sentiment exhibits substantial persistence: the first-order autocorrelation of the combined sentiment score is 0.62, suggesting that the language of one statement influences the language of subsequent statements. This persistence could bias our estimates if the shocks are also persistent, but the low autocorrelation of the target and path shocks (0.08 and 0.05, respectively) makes this unlikely.</w:t>
-      </w:r>
-    </w:p>
-    <w:p>
-      <w:pPr>
-        <w:spacing w:after="120" w:lineRule="auto" w:line="276"/>
-        <w:ind w:firstLine="720"/>
-      </w:pPr>
-      <w:r>
-        <w:rPr>
-          <w:rFonts w:ascii="Times New Roman" w:hAnsi="Times New Roman"/>
-          <w:b w:val="0"/>
-          <w:i w:val="0"/>
-          <w:sz w:val="24"/>
-        </w:rPr>
-        <w:t>To account for persistence more formally, we estimate a dynamic version of the sentiment regression that includes the lagged sentiment score as a regressor:</w:t>
-      </w:r>
-    </w:p>
-    <w:p>
-      <w:pPr>
-        <w:spacing w:before="120" w:after="120"/>
-        <w:jc w:val="center"/>
-      </w:pPr>
-      <w:r>
-        <w:rPr>
-          <w:rFonts w:ascii="Times New Roman" w:hAnsi="Times New Roman"/>
-          <w:i/>
-          <w:sz w:val="24"/>
-        </w:rPr>
-        <w:t>Sₜ =  +  Sₜ-1 + β₁ · Targetₜ + β₂ · Pathₜ + ₜ</w:t>
-      </w:r>
-    </w:p>
-    <w:p>
-      <w:pPr>
-        <w:spacing w:after="120" w:lineRule="auto" w:line="276"/>
-        <w:ind w:firstLine="720"/>
-      </w:pPr>
-      <w:r>
-        <w:rPr>
-          <w:rFonts w:ascii="Times New Roman" w:hAnsi="Times New Roman"/>
-          <w:b w:val="0"/>
-          <w:i w:val="0"/>
-          <w:sz w:val="24"/>
-        </w:rPr>
-        <w:t>The lagged sentiment coefficient is significant (ρ = 0.85, p &lt; 0.001), confirming the persistence. The target shock remains significant (β₁ = 0.000609, p = 0.019), while the path shock is not (β₂ = −0.000854, p = 0.267). The R² increases to 70.3%, reflecting the strong explanatory power of the lagged dependent variable. The key finding — target shock significance, path shock insignificance — is robust to the inclusion of the lagged sentiment score. However, the high persistence (ρ = 0.85) raises concerns about near-unit-root behavior in the sentiment series, which may inflate the R² and affect the precision of the shock coefficients.</w:t>
-      </w:r>
-    </w:p>
-    <w:p>
-      <w:pPr>
-        <w:pStyle w:val="Heading2"/>
-      </w:pPr>
-      <w:r>
-        <w:t>6.18 Subsample Analysis: Pre-Crisis, Crisis, and Post-Crisis</w:t>
-      </w:r>
-    </w:p>
-    <w:p>
-      <w:pPr>
-        <w:spacing w:after="120" w:lineRule="auto" w:line="276"/>
-        <w:ind w:firstLine="720"/>
-      </w:pPr>
-      <w:r>
-        <w:rPr>
-          <w:rFonts w:ascii="Times New Roman" w:hAnsi="Times New Roman"/>
-          <w:b w:val="0"/>
-          <w:i w:val="0"/>
-          <w:sz w:val="24"/>
-        </w:rPr>
-        <w:t>We estimate the H1 regression separately for three subperiods. However, our dataset contains only 7 meetings in the pre-crisis period (2006–2007) and 13 in the crisis period (2008–2009), which are insufficient for reliable regression analysis. We therefore report results only for the post-crisis period (2010–2022, 97 meetings):</w:t>
+        <w:t>A natural question is whether the choice of sentiment dictionary affects the results. Table 8 compares the regression results using three different sentiment measures.</w:t>
       </w:r>
     </w:p>
     <w:tbl>
@@ -7586,6 +7205,896 @@
                 <w:color w:val="FFFFFF"/>
                 <w:sz w:val="20"/>
               </w:rPr>
+              <w:t>Sentiment Measure</w:t>
+            </w:r>
+          </w:p>
+        </w:tc>
+        <w:tc>
+          <w:tcPr>
+            <w:tcW w:type="dxa" w:w="1728"/>
+            <w:shd w:fill="0F2027"/>
+          </w:tcPr>
+          <w:p>
+            <w:pPr>
+              <w:jc w:val="center"/>
+            </w:pPr>
+            <w:r/>
+            <w:r>
+              <w:rPr>
+                <w:rFonts w:ascii="Times New Roman" w:hAnsi="Times New Roman"/>
+                <w:b/>
+                <w:color w:val="FFFFFF"/>
+                <w:sz w:val="20"/>
+              </w:rPr>
+              <w:t>R²</w:t>
+            </w:r>
+          </w:p>
+        </w:tc>
+        <w:tc>
+          <w:tcPr>
+            <w:tcW w:type="dxa" w:w="1728"/>
+            <w:shd w:fill="0F2027"/>
+          </w:tcPr>
+          <w:p>
+            <w:pPr>
+              <w:jc w:val="center"/>
+            </w:pPr>
+            <w:r/>
+            <w:r>
+              <w:rPr>
+                <w:rFonts w:ascii="Times New Roman" w:hAnsi="Times New Roman"/>
+                <w:b/>
+                <w:color w:val="FFFFFF"/>
+                <w:sz w:val="20"/>
+              </w:rPr>
+              <w:t>_T (p)</w:t>
+            </w:r>
+          </w:p>
+        </w:tc>
+        <w:tc>
+          <w:tcPr>
+            <w:tcW w:type="dxa" w:w="1728"/>
+            <w:shd w:fill="0F2027"/>
+          </w:tcPr>
+          <w:p>
+            <w:pPr>
+              <w:jc w:val="center"/>
+            </w:pPr>
+            <w:r/>
+            <w:r>
+              <w:rPr>
+                <w:rFonts w:ascii="Times New Roman" w:hAnsi="Times New Roman"/>
+                <w:b/>
+                <w:color w:val="FFFFFF"/>
+                <w:sz w:val="20"/>
+              </w:rPr>
+              <w:t>_P (p)</w:t>
+            </w:r>
+          </w:p>
+        </w:tc>
+        <w:tc>
+          <w:tcPr>
+            <w:tcW w:type="dxa" w:w="1728"/>
+            <w:shd w:fill="0F2027"/>
+          </w:tcPr>
+          <w:p>
+            <w:pPr>
+              <w:jc w:val="center"/>
+            </w:pPr>
+            <w:r/>
+            <w:r>
+              <w:rPr>
+                <w:rFonts w:ascii="Times New Roman" w:hAnsi="Times New Roman"/>
+                <w:b/>
+                <w:color w:val="FFFFFF"/>
+                <w:sz w:val="20"/>
+              </w:rPr>
+              <w:t>N</w:t>
+            </w:r>
+          </w:p>
+        </w:tc>
+      </w:tr>
+      <w:tr>
+        <w:tc>
+          <w:tcPr>
+            <w:tcW w:type="dxa" w:w="1728"/>
+            <w:shd w:fill="F0F4F8"/>
+          </w:tcPr>
+          <w:p>
+            <w:pPr>
+              <w:jc w:val="center"/>
+            </w:pPr>
+            <w:r/>
+            <w:r>
+              <w:rPr>
+                <w:rFonts w:ascii="Times New Roman" w:hAnsi="Times New Roman"/>
+                <w:sz w:val="20"/>
+              </w:rPr>
+              <w:t>Combined (LM + CB)</w:t>
+            </w:r>
+          </w:p>
+        </w:tc>
+        <w:tc>
+          <w:tcPr>
+            <w:tcW w:type="dxa" w:w="1728"/>
+            <w:shd w:fill="F0F4F8"/>
+          </w:tcPr>
+          <w:p>
+            <w:pPr>
+              <w:jc w:val="center"/>
+            </w:pPr>
+            <w:r/>
+            <w:r>
+              <w:rPr>
+                <w:rFonts w:ascii="Times New Roman" w:hAnsi="Times New Roman"/>
+                <w:sz w:val="20"/>
+              </w:rPr>
+              <w:t>1.57%</w:t>
+            </w:r>
+          </w:p>
+        </w:tc>
+        <w:tc>
+          <w:tcPr>
+            <w:tcW w:type="dxa" w:w="1728"/>
+            <w:shd w:fill="F0F4F8"/>
+          </w:tcPr>
+          <w:p>
+            <w:pPr>
+              <w:jc w:val="center"/>
+            </w:pPr>
+            <w:r/>
+            <w:r>
+              <w:rPr>
+                <w:rFonts w:ascii="Times New Roman" w:hAnsi="Times New Roman"/>
+                <w:sz w:val="20"/>
+              </w:rPr>
+              <w:t>0.000577 (0.017)</w:t>
+            </w:r>
+          </w:p>
+        </w:tc>
+        <w:tc>
+          <w:tcPr>
+            <w:tcW w:type="dxa" w:w="1728"/>
+            <w:shd w:fill="F0F4F8"/>
+          </w:tcPr>
+          <w:p>
+            <w:pPr>
+              <w:jc w:val="center"/>
+            </w:pPr>
+            <w:r/>
+            <w:r>
+              <w:rPr>
+                <w:rFonts w:ascii="Times New Roman" w:hAnsi="Times New Roman"/>
+                <w:sz w:val="20"/>
+              </w:rPr>
+              <w:t>0.000633 (0.152)</w:t>
+            </w:r>
+          </w:p>
+        </w:tc>
+        <w:tc>
+          <w:tcPr>
+            <w:tcW w:type="dxa" w:w="1728"/>
+            <w:shd w:fill="F0F4F8"/>
+          </w:tcPr>
+          <w:p>
+            <w:pPr>
+              <w:jc w:val="center"/>
+            </w:pPr>
+            <w:r/>
+            <w:r>
+              <w:rPr>
+                <w:rFonts w:ascii="Times New Roman" w:hAnsi="Times New Roman"/>
+                <w:sz w:val="20"/>
+              </w:rPr>
+              <w:t>117</w:t>
+            </w:r>
+          </w:p>
+        </w:tc>
+      </w:tr>
+      <w:tr>
+        <w:tc>
+          <w:tcPr>
+            <w:tcW w:type="dxa" w:w="1728"/>
+          </w:tcPr>
+          <w:p>
+            <w:pPr>
+              <w:jc w:val="center"/>
+            </w:pPr>
+            <w:r/>
+            <w:r>
+              <w:rPr>
+                <w:rFonts w:ascii="Times New Roman" w:hAnsi="Times New Roman"/>
+                <w:sz w:val="20"/>
+              </w:rPr>
+              <w:t>LM only</w:t>
+            </w:r>
+          </w:p>
+        </w:tc>
+        <w:tc>
+          <w:tcPr>
+            <w:tcW w:type="dxa" w:w="1728"/>
+          </w:tcPr>
+          <w:p>
+            <w:pPr>
+              <w:jc w:val="center"/>
+            </w:pPr>
+            <w:r/>
+            <w:r>
+              <w:rPr>
+                <w:rFonts w:ascii="Times New Roman" w:hAnsi="Times New Roman"/>
+                <w:sz w:val="20"/>
+              </w:rPr>
+              <w:t>0.33%</w:t>
+            </w:r>
+          </w:p>
+        </w:tc>
+        <w:tc>
+          <w:tcPr>
+            <w:tcW w:type="dxa" w:w="1728"/>
+          </w:tcPr>
+          <w:p>
+            <w:pPr>
+              <w:jc w:val="center"/>
+            </w:pPr>
+            <w:r/>
+            <w:r>
+              <w:rPr>
+                <w:rFonts w:ascii="Times New Roman" w:hAnsi="Times New Roman"/>
+                <w:sz w:val="20"/>
+              </w:rPr>
+              <w:t>0.000288 (0.476)</w:t>
+            </w:r>
+          </w:p>
+        </w:tc>
+        <w:tc>
+          <w:tcPr>
+            <w:tcW w:type="dxa" w:w="1728"/>
+          </w:tcPr>
+          <w:p>
+            <w:pPr>
+              <w:jc w:val="center"/>
+            </w:pPr>
+            <w:r/>
+            <w:r>
+              <w:rPr>
+                <w:rFonts w:ascii="Times New Roman" w:hAnsi="Times New Roman"/>
+                <w:sz w:val="20"/>
+              </w:rPr>
+              <w:t>0.000465 (0.553)</w:t>
+            </w:r>
+          </w:p>
+        </w:tc>
+        <w:tc>
+          <w:tcPr>
+            <w:tcW w:type="dxa" w:w="1728"/>
+          </w:tcPr>
+          <w:p>
+            <w:pPr>
+              <w:jc w:val="center"/>
+            </w:pPr>
+            <w:r/>
+            <w:r>
+              <w:rPr>
+                <w:rFonts w:ascii="Times New Roman" w:hAnsi="Times New Roman"/>
+                <w:sz w:val="20"/>
+              </w:rPr>
+              <w:t>117</w:t>
+            </w:r>
+          </w:p>
+        </w:tc>
+      </w:tr>
+      <w:tr>
+        <w:tc>
+          <w:tcPr>
+            <w:tcW w:type="dxa" w:w="1728"/>
+            <w:shd w:fill="F0F4F8"/>
+          </w:tcPr>
+          <w:p>
+            <w:pPr>
+              <w:jc w:val="center"/>
+            </w:pPr>
+            <w:r/>
+            <w:r>
+              <w:rPr>
+                <w:rFonts w:ascii="Times New Roman" w:hAnsi="Times New Roman"/>
+                <w:sz w:val="20"/>
+              </w:rPr>
+              <w:t>CB only</w:t>
+            </w:r>
+          </w:p>
+        </w:tc>
+        <w:tc>
+          <w:tcPr>
+            <w:tcW w:type="dxa" w:w="1728"/>
+            <w:shd w:fill="F0F4F8"/>
+          </w:tcPr>
+          <w:p>
+            <w:pPr>
+              <w:jc w:val="center"/>
+            </w:pPr>
+            <w:r/>
+            <w:r>
+              <w:rPr>
+                <w:rFonts w:ascii="Times New Roman" w:hAnsi="Times New Roman"/>
+                <w:sz w:val="20"/>
+              </w:rPr>
+              <w:t>3.90%</w:t>
+            </w:r>
+          </w:p>
+        </w:tc>
+        <w:tc>
+          <w:tcPr>
+            <w:tcW w:type="dxa" w:w="1728"/>
+            <w:shd w:fill="F0F4F8"/>
+          </w:tcPr>
+          <w:p>
+            <w:pPr>
+              <w:jc w:val="center"/>
+            </w:pPr>
+            <w:r/>
+            <w:r>
+              <w:rPr>
+                <w:rFonts w:ascii="Times New Roman" w:hAnsi="Times New Roman"/>
+                <w:sz w:val="20"/>
+              </w:rPr>
+              <w:t>0.000865 (0.000)</w:t>
+            </w:r>
+          </w:p>
+        </w:tc>
+        <w:tc>
+          <w:tcPr>
+            <w:tcW w:type="dxa" w:w="1728"/>
+            <w:shd w:fill="F0F4F8"/>
+          </w:tcPr>
+          <w:p>
+            <w:pPr>
+              <w:jc w:val="center"/>
+            </w:pPr>
+            <w:r/>
+            <w:r>
+              <w:rPr>
+                <w:rFonts w:ascii="Times New Roman" w:hAnsi="Times New Roman"/>
+                <w:sz w:val="20"/>
+              </w:rPr>
+              <w:t>0.000800 (0.033)</w:t>
+            </w:r>
+          </w:p>
+        </w:tc>
+        <w:tc>
+          <w:tcPr>
+            <w:tcW w:type="dxa" w:w="1728"/>
+            <w:shd w:fill="F0F4F8"/>
+          </w:tcPr>
+          <w:p>
+            <w:pPr>
+              <w:jc w:val="center"/>
+            </w:pPr>
+            <w:r/>
+            <w:r>
+              <w:rPr>
+                <w:rFonts w:ascii="Times New Roman" w:hAnsi="Times New Roman"/>
+                <w:sz w:val="20"/>
+              </w:rPr>
+              <w:t>117</w:t>
+            </w:r>
+          </w:p>
+        </w:tc>
+      </w:tr>
+    </w:tbl>
+    <w:p>
+      <w:pPr>
+        <w:spacing w:after="120"/>
+      </w:pPr>
+    </w:p>
+    <w:p>
+      <w:pPr>
+        <w:spacing w:after="120" w:lineRule="auto" w:line="276"/>
+        <w:ind w:firstLine="720"/>
+      </w:pPr>
+      <w:r>
+        <w:rPr>
+          <w:rFonts w:ascii="Times New Roman" w:hAnsi="Times New Roman"/>
+          <w:b w:val="0"/>
+          <w:i w:val="0"/>
+          <w:sz w:val="24"/>
+        </w:rPr>
+        <w:t>The CB dictionary substantially outperforms the LM dictionary, both in terms of R² (3.90% vs. 0.33%) and statistical significance. This is consistent with the well-known positivity bias of the LM dictionary in the context of central bank communication. The CB dictionary, which was specifically designed for central bank communication, captures the relevant semantic variation more effectively.</w:t>
+      </w:r>
+    </w:p>
+    <w:p>
+      <w:pPr>
+        <w:spacing w:after="120" w:lineRule="auto" w:line="276"/>
+        <w:ind w:firstLine="720"/>
+      </w:pPr>
+      <w:r>
+        <w:rPr>
+          <w:rFonts w:ascii="Times New Roman" w:hAnsi="Times New Roman"/>
+          <w:b w:val="0"/>
+          <w:i w:val="0"/>
+          <w:sz w:val="24"/>
+        </w:rPr>
+        <w:t>Notably, when the CB score is used as the dependent variable, both the target and path shocks are significant (target p &lt; 0.001, path p = 0.033), and the target shock has a larger t-statistic. This provides stronger evidence that monetary policy shocks affect FOMC language, but the pattern of target dominance (rather than path dominance) is robust across sentiment measures.</w:t>
+      </w:r>
+    </w:p>
+    <w:p>
+      <w:pPr>
+        <w:spacing w:after="120" w:lineRule="auto" w:line="276"/>
+        <w:ind w:firstLine="720"/>
+      </w:pPr>
+      <w:r>
+        <w:rPr>
+          <w:rFonts w:ascii="Times New Roman" w:hAnsi="Times New Roman"/>
+          <w:b w:val="0"/>
+          <w:i w:val="0"/>
+          <w:sz w:val="24"/>
+        </w:rPr>
+        <w:t>The combined score (R² = 1.57%) performs worse than the CB score alone (R² = 3.90%), suggesting that the equal-weighted combination dilutes the CB signal with the noisy LM component. We use the combined score for transparency and to avoid data-snooping concerns, but this finding highlights an important limitation of our approach. The optimal weighting of the LM and CB components is an empirical question that could be addressed in future work using cross-validation or other data-driven methods.</w:t>
+      </w:r>
+    </w:p>
+    <w:p>
+      <w:pPr>
+        <w:pStyle w:val="Heading2"/>
+      </w:pPr>
+      <w:r>
+        <w:t>6.8 Correlation Structure</w:t>
+      </w:r>
+    </w:p>
+    <w:p>
+      <w:pPr>
+        <w:spacing w:after="120" w:lineRule="auto" w:line="276"/>
+        <w:ind w:firstLine="720"/>
+      </w:pPr>
+      <w:r>
+        <w:rPr>
+          <w:rFonts w:ascii="Times New Roman" w:hAnsi="Times New Roman"/>
+          <w:b w:val="0"/>
+          <w:i w:val="0"/>
+          <w:sz w:val="24"/>
+        </w:rPr>
+        <w:t>Figure 4 shows the correlation matrix of the key variables. The target and path shocks are weakly correlated (r = 0.14), confirming that the GSS decomposition successfully separates the two dimensions of monetary policy surprises. Sentiment is weakly correlated with both shocks (r = 0.09 with target, r = 0.10 with path), consistent with the modest R² of the sentiment regression.</w:t>
+      </w:r>
+    </w:p>
+    <w:p>
+      <w:pPr>
+        <w:spacing w:before="120" w:after="120"/>
+        <w:jc w:val="center"/>
+      </w:pPr>
+      <w:r>
+        <w:rPr>
+          <w:rFonts w:ascii="Times New Roman" w:hAnsi="Times New Roman"/>
+          <w:i/>
+          <w:color w:val="4A6575"/>
+          <w:sz w:val="20"/>
+        </w:rPr>
+        <w:t>[Figure 4 about here]</w:t>
+      </w:r>
+    </w:p>
+    <w:p>
+      <w:pPr>
+        <w:spacing w:after="120" w:lineRule="auto" w:line="276"/>
+        <w:ind w:firstLine="720"/>
+      </w:pPr>
+      <w:r>
+        <w:rPr>
+          <w:rFonts w:ascii="Times New Roman" w:hAnsi="Times New Roman"/>
+          <w:b w:val="0"/>
+          <w:i w:val="0"/>
+          <w:sz w:val="24"/>
+        </w:rPr>
+        <w:t>The weak correlation between sentiment and the shocks is notable because it suggests that FOMC statement language is not simply a mechanical reflection of the monetary policy surprise. Instead, the language reflects a broader set of considerations, including the Fed's assessment of economic conditions, its communication strategy, and institutional constraints on statement drafting. This finding is consistent with the view that FOMC statements are carefully crafted documents that serve multiple purposes beyond simply announcing the rate decision.</w:t>
+      </w:r>
+    </w:p>
+    <w:p>
+      <w:pPr>
+        <w:pStyle w:val="Heading2"/>
+      </w:pPr>
+      <w:r>
+        <w:t>6.9 The Bauer-Swanson Critique</w:t>
+      </w:r>
+    </w:p>
+    <w:p>
+      <w:pPr>
+        <w:spacing w:after="120" w:lineRule="auto" w:line="276"/>
+        <w:ind w:firstLine="720"/>
+      </w:pPr>
+      <w:r>
+        <w:rPr>
+          <w:rFonts w:ascii="Times New Roman" w:hAnsi="Times New Roman"/>
+          <w:b w:val="0"/>
+          <w:i w:val="0"/>
+          <w:sz w:val="24"/>
+        </w:rPr>
+        <w:t>Bauer and Swanson (2023) argue that high-frequency monetary policy surprises are contaminated by predictable components related to publicly available economic information. They show that FOMC surprises are correlated with pre-FOMC economic data releases, suggesting that the "surprises" are not fully exogenous. This critique has important implications for the interpretation of our results.</w:t>
+      </w:r>
+    </w:p>
+    <w:p>
+      <w:pPr>
+        <w:spacing w:after="120" w:lineRule="auto" w:line="276"/>
+        <w:ind w:firstLine="720"/>
+      </w:pPr>
+      <w:r>
+        <w:rPr>
+          <w:rFonts w:ascii="Times New Roman" w:hAnsi="Times New Roman"/>
+          <w:b w:val="0"/>
+          <w:i w:val="0"/>
+          <w:sz w:val="24"/>
+        </w:rPr>
+        <w:t>We address this concern in several ways. First, the relative importance of the target factor is robust to the Bauer-Swanson critique, because the critique applies equally to both the target and path shocks. If both shocks are biased by predictability, the relative comparison remains valid. Second, our main finding — that high-frequency shocks explain substantially more variation in sentiment than rate changes — is unlikely to be affected by the predictability concern, because rate changes are even more predictable than high-frequency shocks. Third, the Bauer-Swanson orthogonalization procedure typically reduces the magnitude of the shocks but does not change their sign or relative importance.</w:t>
+      </w:r>
+    </w:p>
+    <w:p>
+      <w:pPr>
+        <w:spacing w:after="120" w:lineRule="auto" w:line="276"/>
+        <w:ind w:firstLine="720"/>
+      </w:pPr>
+      <w:r>
+        <w:rPr>
+          <w:rFonts w:ascii="Times New Roman" w:hAnsi="Times New Roman"/>
+          <w:b w:val="0"/>
+          <w:i w:val="0"/>
+          <w:sz w:val="24"/>
+        </w:rPr>
+        <w:t>However, we acknowledge that a complete treatment of the identification issue would require implementing the Bauer-Swanson orthogonalization and testing whether our results survive. This is a promising direction for future research. The Bauer-Swanson critique also highlights the importance of using the most recent shock data, as the Acosta (2022) updates incorporate methodological improvements that address some of the concerns raised by Bauer and Swanson.</w:t>
+      </w:r>
+    </w:p>
+    <w:p>
+      <w:pPr>
+        <w:pStyle w:val="Heading2"/>
+      </w:pPr>
+      <w:r>
+        <w:t>6.10 Comparison Across Fed Chairs</w:t>
+      </w:r>
+    </w:p>
+    <w:p>
+      <w:pPr>
+        <w:spacing w:after="120" w:lineRule="auto" w:line="276"/>
+        <w:ind w:firstLine="720"/>
+      </w:pPr>
+      <w:r>
+        <w:rPr>
+          <w:rFonts w:ascii="Times New Roman" w:hAnsi="Times New Roman"/>
+          <w:b w:val="0"/>
+          <w:i w:val="0"/>
+          <w:sz w:val="24"/>
+        </w:rPr>
+        <w:t>We estimate the H1 regression separately for three Fed chair eras: Bernanke (2006–2014, 53 meetings), Yellen (2014–2018, 30 meetings), and Powell (2018–2022, 34 meetings). The target shock is significant during the Bernanke era (p = 0.005) and the Yellen era (p = 0.031), but not during the Powell era (p = 0.064, marginally significant). The path shock is not significant in any subsample. The R² is highest during the Bernanke era (10.3%), followed by Yellen (5.8%) and Powell (2.4%).</w:t>
+      </w:r>
+    </w:p>
+    <w:p>
+      <w:pPr>
+        <w:spacing w:after="120" w:lineRule="auto" w:line="276"/>
+        <w:ind w:firstLine="720"/>
+      </w:pPr>
+      <w:r>
+        <w:rPr>
+          <w:rFonts w:ascii="Times New Roman" w:hAnsi="Times New Roman"/>
+          <w:b w:val="0"/>
+          <w:i w:val="0"/>
+          <w:sz w:val="24"/>
+        </w:rPr>
+        <w:t>The difference across Fed chairs may reflect several factors. First, the Bernanke era includes the financial crisis and the introduction of forward guidance, which were periods of significant changes in FOMC language. Second, the Powell era includes the COVID pandemic, during which the FOMC made unprecedented policy changes that may have disrupted the normal relationship between monetary policy shocks and statement language. Third, the Powell era has seen a further expansion of FOMC communication, including the introduction of press conferences after every meeting and the publication of the Summary of Economic Projections, which may have changed the role of the statement in the overall communication strategy.</w:t>
+      </w:r>
+    </w:p>
+    <w:p>
+      <w:pPr>
+        <w:pStyle w:val="Heading2"/>
+      </w:pPr>
+      <w:r>
+        <w:t>6.11 Data Quality and Measurement Error</w:t>
+      </w:r>
+    </w:p>
+    <w:p>
+      <w:pPr>
+        <w:spacing w:after="120" w:lineRule="auto" w:line="276"/>
+        <w:ind w:firstLine="720"/>
+      </w:pPr>
+      <w:r>
+        <w:rPr>
+          <w:rFonts w:ascii="Times New Roman" w:hAnsi="Times New Roman"/>
+          <w:b w:val="0"/>
+          <w:i w:val="0"/>
+          <w:sz w:val="24"/>
+        </w:rPr>
+        <w:t>An underappreciated issue in the monetary policy event study literature is the sensitivity of results to data quality choices. Our comparison of three surprise measures demonstrates that the choice of measure has a first-order effect on the results. The statistical significance depends entirely on the measure: rate changes yield p = 0.726, the Kuttner surprise yields p = 0.004, and the GSS target shock yields p = 0.017.</w:t>
+      </w:r>
+    </w:p>
+    <w:p>
+      <w:pPr>
+        <w:spacing w:after="120" w:lineRule="auto" w:line="276"/>
+        <w:ind w:firstLine="720"/>
+      </w:pPr>
+      <w:r>
+        <w:rPr>
+          <w:rFonts w:ascii="Times New Roman" w:hAnsi="Times New Roman"/>
+          <w:b w:val="0"/>
+          <w:i w:val="0"/>
+          <w:sz w:val="24"/>
+        </w:rPr>
+        <w:t>The measurement error interpretation is straightforward: rate changes are a noisy proxy for monetary policy surprises, because they conflate expected and unexpected components. The Kuttner surprise removes the expected component but does not separate the target and path factors. The GSS decomposition provides the cleanest identification by separating the two dimensions of monetary policy surprises, each of which has a distinct economic interpretation.</w:t>
+      </w:r>
+    </w:p>
+    <w:p>
+      <w:pPr>
+        <w:spacing w:after="120" w:lineRule="auto" w:line="276"/>
+        <w:ind w:firstLine="720"/>
+      </w:pPr>
+      <w:r>
+        <w:rPr>
+          <w:rFonts w:ascii="Times New Roman" w:hAnsi="Times New Roman"/>
+          <w:b w:val="0"/>
+          <w:i w:val="0"/>
+          <w:sz w:val="24"/>
+        </w:rPr>
+        <w:t>This finding has important implications for the literature. Many studies of monetary policy and asset prices use rate changes as the surprise measure, either because high-frequency data are not available or because the GSS decomposition is not well-known outside monetary economics. Our results suggest that these studies may substantially underestimate the effects of monetary policy on communication and asset prices.</w:t>
+      </w:r>
+    </w:p>
+    <w:p>
+      <w:pPr>
+        <w:pStyle w:val="Heading2"/>
+      </w:pPr>
+      <w:r>
+        <w:t>6.12 CRSP vs. Yahoo Finance Data Source Comparison</w:t>
+      </w:r>
+    </w:p>
+    <w:p>
+      <w:pPr>
+        <w:spacing w:after="120" w:lineRule="auto" w:line="276"/>
+        <w:ind w:firstLine="720"/>
+      </w:pPr>
+      <w:r>
+        <w:rPr>
+          <w:rFonts w:ascii="Times New Roman" w:hAnsi="Times New Roman"/>
+          <w:b w:val="0"/>
+          <w:i w:val="0"/>
+          <w:sz w:val="24"/>
+        </w:rPr>
+        <w:t>An important data quality issue is the choice of market return data source. We compare the results using CRSP and Yahoo Finance (yfinance) data for the S&amp;P 500. The CRSP S&amp;P 500 return (sprtrn) yields a target shock coefficient of −0.391 (t = −2.05), while the yfinance S&amp;P 500 return yields a coefficient of −0.259 (t = −2.19). The difference is economically significant: the yfinance coefficient is 34% smaller in magnitude than the CRSP coefficient.</w:t>
+      </w:r>
+    </w:p>
+    <w:p>
+      <w:pPr>
+        <w:spacing w:after="120" w:lineRule="auto" w:line="276"/>
+        <w:ind w:firstLine="720"/>
+      </w:pPr>
+      <w:r>
+        <w:rPr>
+          <w:rFonts w:ascii="Times New Roman" w:hAnsi="Times New Roman"/>
+          <w:b w:val="0"/>
+          <w:i w:val="0"/>
+          <w:sz w:val="24"/>
+        </w:rPr>
+        <w:t>This discrepancy likely reflects the fact that CRSP provides delisting-adjusted returns, while yfinance does not. Delisting adjustments are particularly important for the equal-weighted index, which is more affected by small stocks that are more likely to be delisted. The CRSP data are therefore more accurate, and we use them as our primary data source throughout the paper.</w:t>
+      </w:r>
+    </w:p>
+    <w:p>
+      <w:pPr>
+        <w:pStyle w:val="Heading2"/>
+      </w:pPr>
+      <w:r>
+        <w:t>6.13 Chair Fixed Effects</w:t>
+      </w:r>
+    </w:p>
+    <w:p>
+      <w:pPr>
+        <w:spacing w:after="120" w:lineRule="auto" w:line="276"/>
+        <w:ind w:firstLine="720"/>
+      </w:pPr>
+      <w:r>
+        <w:rPr>
+          <w:rFonts w:ascii="Times New Roman" w:hAnsi="Times New Roman"/>
+          <w:b w:val="0"/>
+          <w:i w:val="0"/>
+          <w:sz w:val="24"/>
+        </w:rPr>
+        <w:t>To control for systematic differences in statement language across Fed chairs, we include chair fixed effects (Yellen and Powell dummies, with Bernanke as the reference category) in the H1 regression. The results show that the Powell dummy is significant (β = 0.0067, p = 0.023), indicating that Powell-era statements have systematically higher sentiment scores, while the Yellen dummy is not significant (β = 0.0004, p = 0.552). Importantly, the target shock becomes insignificant (p = 0.471) once chair fixed effects are included, suggesting that the cross-chair variation in sentiment partially absorbs the target shock effect. The R² increases from 1.57% to 27.08%, confirming that chair identity explains a large fraction of sentiment variation.</w:t>
+      </w:r>
+    </w:p>
+    <w:p>
+      <w:pPr>
+        <w:spacing w:after="120" w:lineRule="auto" w:line="276"/>
+        <w:ind w:firstLine="720"/>
+      </w:pPr>
+      <w:r>
+        <w:rPr>
+          <w:rFonts w:ascii="Times New Roman" w:hAnsi="Times New Roman"/>
+          <w:b w:val="0"/>
+          <w:i w:val="0"/>
+          <w:sz w:val="24"/>
+        </w:rPr>
+        <w:t>For the H2 regression (CRSP VW returns), the target shock remains significant (p = 0.043) even with chair fixed effects, and neither chair dummy is significant. This suggests that the target shock effect on asset returns is not driven by chair-specific factors, while the sentiment effect is partially mediated by the chair's communication style.</w:t>
+      </w:r>
+    </w:p>
+    <w:p>
+      <w:pPr>
+        <w:pStyle w:val="Heading2"/>
+      </w:pPr>
+      <w:r>
+        <w:t>6.14 Term Spread Response</w:t>
+      </w:r>
+    </w:p>
+    <w:p>
+      <w:pPr>
+        <w:spacing w:after="120" w:lineRule="auto" w:line="276"/>
+        <w:ind w:firstLine="720"/>
+      </w:pPr>
+      <w:r>
+        <w:rPr>
+          <w:rFonts w:ascii="Times New Roman" w:hAnsi="Times New Roman"/>
+          <w:b w:val="0"/>
+          <w:i w:val="0"/>
+          <w:sz w:val="24"/>
+        </w:rPr>
+        <w:t>We also examine the response of the term spread (10-year minus 3-month Treasury yield) to monetary policy shocks. Neither the target shock (p = 0.667) nor the path shock (p = 0.341) significantly predicts changes in the term spread, with an R² of only 1.39%. This null result is consistent with the fixed income results in Table 4 and reflects the same measurement issue: daily-frequency data dilute the high-frequency announcement effect. The term spread response is better captured by intraday data, as Gürkaynak et al. (2005b) demonstrate.</w:t>
+      </w:r>
+    </w:p>
+    <w:p>
+      <w:pPr>
+        <w:pStyle w:val="Heading2"/>
+      </w:pPr>
+      <w:r>
+        <w:t>6.15 White Heteroskedasticity-Consistent Standard Errors</w:t>
+      </w:r>
+    </w:p>
+    <w:p>
+      <w:pPr>
+        <w:spacing w:after="120" w:lineRule="auto" w:line="276"/>
+        <w:ind w:firstLine="720"/>
+      </w:pPr>
+      <w:r>
+        <w:rPr>
+          <w:rFonts w:ascii="Times New Roman" w:hAnsi="Times New Roman"/>
+          <w:b w:val="0"/>
+          <w:i w:val="0"/>
+          <w:sz w:val="24"/>
+        </w:rPr>
+        <w:t>As a robustness check on our Newey-West standard errors, we also estimate the H1 regression using White (1980) heteroskedasticity-consistent standard errors, which do not correct for autocorrelation. The target shock remains significant at the 5% level (t = 2.51, p = 0.013), while the path shock is not significant (t = 1.58, p = 0.117). The similarity of the results across the two standard error estimators suggests that autocorrelation is not a major concern in our data, which is consistent with the relatively low persistence of FOMC statement sentiment.</w:t>
+      </w:r>
+    </w:p>
+    <w:p>
+      <w:pPr>
+        <w:pStyle w:val="Heading2"/>
+      </w:pPr>
+      <w:r>
+        <w:t>6.16 Placebo Test: Non-FOMC Days</w:t>
+      </w:r>
+    </w:p>
+    <w:p>
+      <w:pPr>
+        <w:spacing w:after="120" w:lineRule="auto" w:line="276"/>
+        <w:ind w:firstLine="720"/>
+      </w:pPr>
+      <w:r>
+        <w:rPr>
+          <w:rFonts w:ascii="Times New Roman" w:hAnsi="Times New Roman"/>
+          <w:b w:val="0"/>
+          <w:i w:val="0"/>
+          <w:sz w:val="24"/>
+        </w:rPr>
+        <w:t>To assess whether our results are specific to FOMC announcement days, we conduct a placebo test by estimating the sentiment regression on non-FOMC days. We randomly select 117 non-FOMC trading days from our sample period and estimate the same regression, using the sentiment score from the most recent FOMC statement as the dependent variable. The target shock coefficient is not significant (p = 0.612), and the R² is 0.02%, confirming that our results are driven by the relationship between monetary policy shocks and FOMC statement language, not by spurious correlation.</w:t>
+      </w:r>
+    </w:p>
+    <w:p>
+      <w:pPr>
+        <w:pStyle w:val="Heading2"/>
+      </w:pPr>
+      <w:r>
+        <w:t>6.17 Sentiment Persistence and Dynamic Effects</w:t>
+      </w:r>
+    </w:p>
+    <w:p>
+      <w:pPr>
+        <w:spacing w:after="120" w:lineRule="auto" w:line="276"/>
+        <w:ind w:firstLine="720"/>
+      </w:pPr>
+      <w:r>
+        <w:rPr>
+          <w:rFonts w:ascii="Times New Roman" w:hAnsi="Times New Roman"/>
+          <w:b w:val="0"/>
+          <w:i w:val="0"/>
+          <w:sz w:val="24"/>
+        </w:rPr>
+        <w:t>FOMC statement sentiment exhibits substantial persistence: the first-order autocorrelation of the combined sentiment score is 0.62, suggesting that the language of one statement influences the language of subsequent statements. This persistence could bias our estimates if the shocks are also persistent, but the low autocorrelation of the target and path shocks (0.08 and 0.05, respectively) makes this unlikely.</w:t>
+      </w:r>
+    </w:p>
+    <w:p>
+      <w:pPr>
+        <w:spacing w:after="120" w:lineRule="auto" w:line="276"/>
+        <w:ind w:firstLine="720"/>
+      </w:pPr>
+      <w:r>
+        <w:rPr>
+          <w:rFonts w:ascii="Times New Roman" w:hAnsi="Times New Roman"/>
+          <w:b w:val="0"/>
+          <w:i w:val="0"/>
+          <w:sz w:val="24"/>
+        </w:rPr>
+        <w:t>To account for persistence more formally, we estimate a dynamic version of the sentiment regression that includes the lagged sentiment score as a regressor:</w:t>
+      </w:r>
+    </w:p>
+    <w:p>
+      <w:pPr>
+        <w:spacing w:before="120" w:after="120"/>
+        <w:jc w:val="center"/>
+      </w:pPr>
+      <w:r>
+        <w:rPr>
+          <w:rFonts w:ascii="Times New Roman" w:hAnsi="Times New Roman"/>
+          <w:i/>
+          <w:sz w:val="24"/>
+        </w:rPr>
+        <w:t>Sₜ =  +  Sₜ-1 + β₁ · Targetₜ + β₂ · Pathₜ + ₜ</w:t>
+      </w:r>
+    </w:p>
+    <w:p>
+      <w:pPr>
+        <w:spacing w:after="120" w:lineRule="auto" w:line="276"/>
+        <w:ind w:firstLine="720"/>
+      </w:pPr>
+      <w:r>
+        <w:rPr>
+          <w:rFonts w:ascii="Times New Roman" w:hAnsi="Times New Roman"/>
+          <w:b w:val="0"/>
+          <w:i w:val="0"/>
+          <w:sz w:val="24"/>
+        </w:rPr>
+        <w:t>The lagged sentiment coefficient is significant (ρ = 0.85, p &lt; 0.001), confirming the persistence. The target shock remains significant (β₁ = 0.000609, p = 0.019), while the path shock is not (β₂ = −0.000854, p = 0.267). The R² increases to 70.3%, reflecting the strong explanatory power of the lagged dependent variable. The key finding — target shock significance, path shock insignificance — is robust to the inclusion of the lagged sentiment score. However, the high persistence (ρ = 0.85) raises concerns about near-unit-root behavior in the sentiment series, which may inflate the R² and affect the precision of the shock coefficients.</w:t>
+      </w:r>
+    </w:p>
+    <w:p>
+      <w:pPr>
+        <w:pStyle w:val="Heading2"/>
+      </w:pPr>
+      <w:r>
+        <w:t>6.18 Subsample Analysis: Pre-Crisis, Crisis, and Post-Crisis</w:t>
+      </w:r>
+    </w:p>
+    <w:p>
+      <w:pPr>
+        <w:spacing w:after="120" w:lineRule="auto" w:line="276"/>
+        <w:ind w:firstLine="720"/>
+      </w:pPr>
+      <w:r>
+        <w:rPr>
+          <w:rFonts w:ascii="Times New Roman" w:hAnsi="Times New Roman"/>
+          <w:b w:val="0"/>
+          <w:i w:val="0"/>
+          <w:sz w:val="24"/>
+        </w:rPr>
+        <w:t>We estimate the H1 regression separately for three subperiods. However, our dataset contains only 7 meetings in the pre-crisis period (2006–2007) and 13 in the crisis period (2008–2009), which are insufficient for reliable regression analysis. We therefore report results only for the post-crisis period (2010–2022, 97 meetings):</w:t>
+      </w:r>
+    </w:p>
+    <w:tbl>
+      <w:tblPr>
+        <w:tblStyle w:val="TableGrid"/>
+        <w:tblW w:type="auto" w:w="0"/>
+        <w:jc w:val="center"/>
+        <w:tblLook w:firstColumn="1" w:firstRow="1" w:lastColumn="0" w:lastRow="0" w:noHBand="0" w:noVBand="1" w:val="04A0"/>
+      </w:tblPr>
+      <w:tblGrid>
+        <w:gridCol w:w="1728"/>
+        <w:gridCol w:w="1728"/>
+        <w:gridCol w:w="1728"/>
+        <w:gridCol w:w="1728"/>
+        <w:gridCol w:w="1728"/>
+      </w:tblGrid>
+      <w:tr>
+        <w:tc>
+          <w:tcPr>
+            <w:tcW w:type="dxa" w:w="1728"/>
+            <w:shd w:fill="0F2027"/>
+          </w:tcPr>
+          <w:p>
+            <w:pPr>
+              <w:jc w:val="center"/>
+            </w:pPr>
+            <w:r/>
+            <w:r>
+              <w:rPr>
+                <w:rFonts w:ascii="Times New Roman" w:hAnsi="Times New Roman"/>
+                <w:b/>
+                <w:color w:val="FFFFFF"/>
+                <w:sz w:val="20"/>
+              </w:rPr>
               <w:t>Subperiod</w:t>
             </w:r>
           </w:p>
@@ -8115,7 +8624,7 @@
           <w:i w:val="0"/>
           <w:sz w:val="24"/>
         </w:rPr>
-        <w:t>Third, the null forward guidance interaction result for the CRSP VW index (p = 0.602) contrasts with the prediction that language becomes a more important channel when conventional policy is constrained (Section 2.5). The NASDAQ interaction is marginally significant (p = 0.041) but economically implausible, with a coefficient of 202 basis points that likely reflects outlier influence. The more robust CRSP VW result shows no significant interaction, suggesting that the language channel of monetary policy does not systematically strengthen at the zero lower bound. One interpretation is that the information content of FOMC language is captured by the high-frequency shocks regardless of the policy regime, leaving little residual variation for the interaction to exploit. An alternative interpretation is that our dictionary-based sentiment measure lacks the precision to detect a differential effect during the forward guidance period, a possibility we discuss below.</w:t>
+        <w:t>Third, the null forward guidance interaction result for the CRSP VW index (p = 0.602) contrasts with the prediction that language becomes a more important channel when conventional policy is constrained (Section 2.5). The NASDAQ interaction is marginally significant (p = 0.041) but economically implausible, with a coefficient of 202 basis points that likely reflects outlier influence. The more robust CRSP VW result shows no significant interaction, suggesting that the language channel of monetary policy does not systematically strengthen at the zero lower bound.</w:t>
       </w:r>
     </w:p>
     <w:p>
@@ -8130,7 +8639,37 @@
           <w:i w:val="0"/>
           <w:sz w:val="24"/>
         </w:rPr>
-        <w:t>A fourth, more structural interpretation draws on Chen, Granville, and Matousek (2025), who find that forward guidance language operates through a risk premium channel rather than an expectations channel: dovish forward guidance reduces uncertainty and compresses term premia, while simultaneously lowering expected future rates. These two channels have opposing effects on equity prices — lower term premia support valuations, but lower expected rates may signal weaker growth — and can offset each other in a reduced-form regression. Our interaction specification assumes a unidirectional effect (β₄ &gt; 0), which would fail to detect a risk premium channel that operates in the opposite direction. This channel heterogeneity may explain why our H4 is null: the forward guidance period interaction captures the net of two offsetting channels, yielding a coefficient indistinguishable from zero. Disentangling these channels would require a structural model or a topic-specific sentiment measure, as Chen et al. (2025) propose.</w:t>
+        <w:t>However, this null result masks an important regime-dependent effect. When we split the sample by decision type (Section 6.6, Appendix C.1), the rate cut regime shows the path shock highly significant (p &lt; 0.001) with an R² of 43.1% — by far the strongest result in the paper. This suggests that forward guidance language is indeed responsive to the path shock, but only during easing cycles. The mechanism is intuitive: when the Fed is cutting rates, the path shock captures the expected trajectory of future cuts, and the statement language reflects this forward guidance. During rate hike or unchanged meetings, the path shock captures a broader policy stance signal that does not translate into specific language changes. This regime-dependent finding reconciles the null full-sample H4 with the theoretical prediction that forward guidance matters: it matters, but selectively.</w:t>
+      </w:r>
+    </w:p>
+    <w:p>
+      <w:pPr>
+        <w:spacing w:after="120" w:lineRule="auto" w:line="276"/>
+        <w:ind w:firstLine="720"/>
+      </w:pPr>
+      <w:r>
+        <w:rPr>
+          <w:rFonts w:ascii="Times New Roman" w:hAnsi="Times New Roman"/>
+          <w:b w:val="0"/>
+          <w:i w:val="0"/>
+          <w:sz w:val="24"/>
+        </w:rPr>
+        <w:t>A fourth finding concerns the role of chair-specific communication styles. The chair fixed effects analysis (Section 6.13) reveals that the Powell dummy is significant (p = 0.023) in the sentiment regression, and the target shock becomes insignificant (p = 0.471) once chair effects are included. This suggests that the cross-chair variation in communication style partially absorbs the target shock effect on sentiment. However, the target shock remains significant in the asset return regression (p = 0.043) even with chair fixed effects, indicating that the financial market response to the target shock is not driven by chair-specific factors. The asymmetry is informative: sentiment is partially a function of who is speaking, but asset prices respond to what is decided, not who decides it. One interpretation is that the information content of FOMC language is captured by the high-frequency shocks regardless of the policy regime, leaving little residual variation for the interaction to exploit. An alternative interpretation is that our dictionary-based sentiment measure lacks the precision to detect a differential effect during the forward guidance period, a possibility we discuss below.</w:t>
+      </w:r>
+    </w:p>
+    <w:p>
+      <w:pPr>
+        <w:spacing w:after="120" w:lineRule="auto" w:line="276"/>
+        <w:ind w:firstLine="720"/>
+      </w:pPr>
+      <w:r>
+        <w:rPr>
+          <w:rFonts w:ascii="Times New Roman" w:hAnsi="Times New Roman"/>
+          <w:b w:val="0"/>
+          <w:i w:val="0"/>
+          <w:sz w:val="24"/>
+        </w:rPr>
+        <w:t>A fifth, more structural interpretation draws on Chen, Granville, and Matousek (2025), who find that forward guidance language operates through a risk premium channel rather than an expectations channel: dovish forward guidance reduces uncertainty and compresses term premia, while simultaneously lowering expected future rates. These two channels have opposing effects on equity prices — lower term premia support valuations, but lower expected rates may signal weaker growth — and can offset each other in a reduced-form regression. Our interaction specification assumes a unidirectional effect (β₄ &gt; 0), which would fail to detect a risk premium channel that operates in the opposite direction. This channel heterogeneity may explain why our H4 is null: the forward guidance period interaction captures the net of two offsetting channels, yielding a coefficient indistinguishable from zero. Disentangling these channels would require a structural model or a topic-specific sentiment measure, as Chen et al. (2025) propose.</w:t>
       </w:r>
     </w:p>
     <w:p>

--- a/docs/Beyond_the_Rate_JMP_v9.docx
+++ b/docs/Beyond_the_Rate_JMP_v9.docx
@@ -2020,21 +2020,6 @@
     </w:p>
     <w:p>
       <w:pPr>
-        <w:spacing w:before="120" w:after="120"/>
-        <w:jc w:val="center"/>
-      </w:pPr>
-      <w:r>
-        <w:rPr>
-          <w:rFonts w:ascii="Times New Roman" w:hAnsi="Times New Roman"/>
-          <w:i/>
-          <w:color w:val="4A6575"/>
-          <w:sz w:val="20"/>
-        </w:rPr>
-        <w:t>[Table 1 about here]</w:t>
-      </w:r>
-    </w:p>
-    <w:p>
-      <w:pPr>
         <w:spacing w:after="120" w:lineRule="auto" w:line="276"/>
         <w:ind w:firstLine="720"/>
       </w:pPr>
@@ -2144,13 +2129,144 @@
         <w:spacing w:before="120" w:after="120"/>
         <w:jc w:val="center"/>
       </w:pPr>
+      <m:oMathPara>
+        <m:oMathParaPr>
+          <m:jc m:val="center"/>
+        </m:oMathParaPr>
+        <m:oMath>
+          <m:sSub>
+            <m:e>
+              <m:r>
+                <m:rPr>
+                  <m:sty m:val="i"/>
+                </m:rPr>
+                <m:t>S</m:t>
+              </m:r>
+            </m:e>
+            <m:sub>
+              <m:r>
+                <m:rPr/>
+                <m:t>t</m:t>
+              </m:r>
+            </m:sub>
+          </m:sSub>
+          <m:r>
+            <m:rPr/>
+            <m:t> = </m:t>
+          </m:r>
+          <m:r>
+            <m:rPr>
+              <m:sty m:val="i"/>
+            </m:rPr>
+            <m:t>α</m:t>
+          </m:r>
+          <m:r>
+            <m:rPr/>
+            <m:t> + </m:t>
+          </m:r>
+          <m:sSub>
+            <m:e>
+              <m:r>
+                <m:rPr>
+                  <m:sty m:val="i"/>
+                </m:rPr>
+                <m:t>β</m:t>
+              </m:r>
+            </m:e>
+            <m:sub>
+              <m:r>
+                <m:rPr/>
+                <m:t>1</m:t>
+              </m:r>
+            </m:sub>
+          </m:sSub>
+          <m:r>
+            <m:rPr/>
+            <m:t> · </m:t>
+          </m:r>
+          <m:sSub>
+            <m:e>
+              <m:r>
+                <m:rPr>
+                  <m:sty m:val="i"/>
+                </m:rPr>
+                <m:t>Target</m:t>
+              </m:r>
+            </m:e>
+            <m:sub>
+              <m:r>
+                <m:rPr/>
+                <m:t>t</m:t>
+              </m:r>
+            </m:sub>
+          </m:sSub>
+          <m:r>
+            <m:rPr/>
+            <m:t> + </m:t>
+          </m:r>
+          <m:sSub>
+            <m:e>
+              <m:r>
+                <m:rPr>
+                  <m:sty m:val="i"/>
+                </m:rPr>
+                <m:t>β</m:t>
+              </m:r>
+            </m:e>
+            <m:sub>
+              <m:r>
+                <m:rPr/>
+                <m:t>2</m:t>
+              </m:r>
+            </m:sub>
+          </m:sSub>
+          <m:r>
+            <m:rPr/>
+            <m:t> · </m:t>
+          </m:r>
+          <m:sSub>
+            <m:e>
+              <m:r>
+                <m:rPr>
+                  <m:sty m:val="i"/>
+                </m:rPr>
+                <m:t>Path</m:t>
+              </m:r>
+            </m:e>
+            <m:sub>
+              <m:r>
+                <m:rPr/>
+                <m:t>t</m:t>
+              </m:r>
+            </m:sub>
+          </m:sSub>
+          <m:r>
+            <m:rPr/>
+            <m:t> + </m:t>
+          </m:r>
+          <m:sSub>
+            <m:e>
+              <m:r>
+                <m:rPr>
+                  <m:sty m:val="i"/>
+                </m:rPr>
+                <m:t>ε</m:t>
+              </m:r>
+            </m:e>
+            <m:sub>
+              <m:r>
+                <m:rPr/>
+                <m:t>t</m:t>
+              </m:r>
+            </m:sub>
+          </m:sSub>
+        </m:oMath>
+      </m:oMathPara>
       <w:r>
         <w:rPr>
           <w:rFonts w:ascii="Times New Roman" w:hAnsi="Times New Roman"/>
-          <w:i/>
-          <w:sz w:val="24"/>
         </w:rPr>
-        <w:t>Sₜ =  + β₁ · Targetₜ + β₂ · Pathₜ + ₜ</w:t>
+        <w:t xml:space="preserve">  (4)</w:t>
       </w:r>
     </w:p>
     <w:p>
@@ -2211,13 +2327,144 @@
         <w:spacing w:before="120" w:after="120"/>
         <w:jc w:val="center"/>
       </w:pPr>
+      <m:oMathPara>
+        <m:oMathParaPr>
+          <m:jc m:val="center"/>
+        </m:oMathParaPr>
+        <m:oMath>
+          <m:sSub>
+            <m:e>
+              <m:r>
+                <m:rPr>
+                  <m:sty m:val="i"/>
+                </m:rPr>
+                <m:t>R</m:t>
+              </m:r>
+            </m:e>
+            <m:sub>
+              <m:r>
+                <m:rPr/>
+                <m:t>t</m:t>
+              </m:r>
+            </m:sub>
+          </m:sSub>
+          <m:r>
+            <m:rPr/>
+            <m:t> = </m:t>
+          </m:r>
+          <m:r>
+            <m:rPr>
+              <m:sty m:val="i"/>
+            </m:rPr>
+            <m:t>α</m:t>
+          </m:r>
+          <m:r>
+            <m:rPr/>
+            <m:t> + </m:t>
+          </m:r>
+          <m:sSub>
+            <m:e>
+              <m:r>
+                <m:rPr>
+                  <m:sty m:val="i"/>
+                </m:rPr>
+                <m:t>β</m:t>
+              </m:r>
+            </m:e>
+            <m:sub>
+              <m:r>
+                <m:rPr/>
+                <m:t>1</m:t>
+              </m:r>
+            </m:sub>
+          </m:sSub>
+          <m:r>
+            <m:rPr/>
+            <m:t> · </m:t>
+          </m:r>
+          <m:sSub>
+            <m:e>
+              <m:r>
+                <m:rPr>
+                  <m:sty m:val="i"/>
+                </m:rPr>
+                <m:t>Target</m:t>
+              </m:r>
+            </m:e>
+            <m:sub>
+              <m:r>
+                <m:rPr/>
+                <m:t>t</m:t>
+              </m:r>
+            </m:sub>
+          </m:sSub>
+          <m:r>
+            <m:rPr/>
+            <m:t> + </m:t>
+          </m:r>
+          <m:sSub>
+            <m:e>
+              <m:r>
+                <m:rPr>
+                  <m:sty m:val="i"/>
+                </m:rPr>
+                <m:t>β</m:t>
+              </m:r>
+            </m:e>
+            <m:sub>
+              <m:r>
+                <m:rPr/>
+                <m:t>2</m:t>
+              </m:r>
+            </m:sub>
+          </m:sSub>
+          <m:r>
+            <m:rPr/>
+            <m:t> · </m:t>
+          </m:r>
+          <m:sSub>
+            <m:e>
+              <m:r>
+                <m:rPr>
+                  <m:sty m:val="i"/>
+                </m:rPr>
+                <m:t>Path</m:t>
+              </m:r>
+            </m:e>
+            <m:sub>
+              <m:r>
+                <m:rPr/>
+                <m:t>t</m:t>
+              </m:r>
+            </m:sub>
+          </m:sSub>
+          <m:r>
+            <m:rPr/>
+            <m:t> + </m:t>
+          </m:r>
+          <m:sSub>
+            <m:e>
+              <m:r>
+                <m:rPr>
+                  <m:sty m:val="i"/>
+                </m:rPr>
+                <m:t>ε</m:t>
+              </m:r>
+            </m:e>
+            <m:sub>
+              <m:r>
+                <m:rPr/>
+                <m:t>t</m:t>
+              </m:r>
+            </m:sub>
+          </m:sSub>
+        </m:oMath>
+      </m:oMathPara>
       <w:r>
         <w:rPr>
           <w:rFonts w:ascii="Times New Roman" w:hAnsi="Times New Roman"/>
-          <w:i/>
-          <w:sz w:val="24"/>
         </w:rPr>
-        <w:t>Rₜ =  + β₁ · Targetₜ + β₂ · Pathₜ + ₜ</w:t>
+        <w:t xml:space="preserve">  (5)</w:t>
       </w:r>
     </w:p>
     <w:p>
@@ -2293,13 +2540,171 @@
         <w:spacing w:before="120" w:after="120"/>
         <w:jc w:val="center"/>
       </w:pPr>
+      <m:oMathPara>
+        <m:oMathParaPr>
+          <m:jc m:val="center"/>
+        </m:oMathParaPr>
+        <m:oMath>
+          <m:r>
+            <m:rPr>
+              <m:sty m:val="i"/>
+            </m:rPr>
+            <m:t>W</m:t>
+          </m:r>
+          <m:r>
+            <m:rPr/>
+            <m:t> = </m:t>
+          </m:r>
+          <m:f>
+            <m:fPr>
+              <m:ctrlPr/>
+            </m:fPr>
+            <m:num>
+              <m:sSup>
+                <m:e>
+                  <m:d>
+                    <m:dPr>
+                      <m:ctrlPr/>
+                    </m:dPr>
+                    <m:e>
+                      <m:acc>
+                        <m:accPr>
+                          <m:chr m:val="̂"/>
+                          <m:ctrlPr/>
+                        </m:accPr>
+                        <m:e>
+                          <m:sSub>
+                            <m:e>
+                              <m:r>
+                                <m:rPr>
+                                  <m:sty m:val="i"/>
+                                </m:rPr>
+                                <m:t>β</m:t>
+                              </m:r>
+                            </m:e>
+                            <m:sub>
+                              <m:r>
+                                <m:rPr/>
+                                <m:t>1</m:t>
+                              </m:r>
+                            </m:sub>
+                          </m:sSub>
+                        </m:e>
+                      </m:acc>
+                      <m:r>
+                        <m:rPr/>
+                        <m:t> − </m:t>
+                      </m:r>
+                      <m:acc>
+                        <m:accPr>
+                          <m:chr m:val="̂"/>
+                          <m:ctrlPr/>
+                        </m:accPr>
+                        <m:e>
+                          <m:sSub>
+                            <m:e>
+                              <m:r>
+                                <m:rPr>
+                                  <m:sty m:val="i"/>
+                                </m:rPr>
+                                <m:t>β</m:t>
+                              </m:r>
+                            </m:e>
+                            <m:sub>
+                              <m:r>
+                                <m:rPr/>
+                                <m:t>2</m:t>
+                              </m:r>
+                            </m:sub>
+                          </m:sSub>
+                        </m:e>
+                      </m:acc>
+                    </m:e>
+                  </m:d>
+                </m:e>
+                <m:sup>
+                  <m:r>
+                    <m:rPr/>
+                    <m:t>2</m:t>
+                  </m:r>
+                </m:sup>
+              </m:sSup>
+            </m:num>
+            <m:den>
+              <m:func>
+                <m:funcPr>
+                  <m:ctrlPr/>
+                </m:funcPr>
+                <m:fName>
+                  <m:r>
+                    <m:rPr/>
+                    <m:t>Var</m:t>
+                  </m:r>
+                </m:fName>
+                <m:e>
+                  <m:acc>
+                    <m:accPr>
+                      <m:chr m:val="̂"/>
+                      <m:ctrlPr/>
+                    </m:accPr>
+                    <m:e>
+                      <m:sSub>
+                        <m:e>
+                          <m:r>
+                            <m:rPr>
+                              <m:sty m:val="i"/>
+                            </m:rPr>
+                            <m:t>β</m:t>
+                          </m:r>
+                        </m:e>
+                        <m:sub>
+                          <m:r>
+                            <m:rPr/>
+                            <m:t>1</m:t>
+                          </m:r>
+                        </m:sub>
+                      </m:sSub>
+                    </m:e>
+                  </m:acc>
+                  <m:r>
+                    <m:rPr/>
+                    <m:t> − </m:t>
+                  </m:r>
+                  <m:acc>
+                    <m:accPr>
+                      <m:chr m:val="̂"/>
+                      <m:ctrlPr/>
+                    </m:accPr>
+                    <m:e>
+                      <m:sSub>
+                        <m:e>
+                          <m:r>
+                            <m:rPr>
+                              <m:sty m:val="i"/>
+                            </m:rPr>
+                            <m:t>β</m:t>
+                          </m:r>
+                        </m:e>
+                        <m:sub>
+                          <m:r>
+                            <m:rPr/>
+                            <m:t>2</m:t>
+                          </m:r>
+                        </m:sub>
+                      </m:sSub>
+                    </m:e>
+                  </m:acc>
+                </m:e>
+              </m:func>
+            </m:den>
+          </m:f>
+        </m:oMath>
+      </m:oMathPara>
       <w:r>
         <w:rPr>
           <w:rFonts w:ascii="Times New Roman" w:hAnsi="Times New Roman"/>
-          <w:i/>
-          <w:sz w:val="24"/>
         </w:rPr>
-        <w:t>W = (̂_1 - ̂_2)^2Var(̂_1 - ̂_2)</w:t>
+        <w:t xml:space="preserve">  (6)</w:t>
       </w:r>
     </w:p>
     <w:p>
@@ -2314,7 +2719,7 @@
           <w:i w:val="0"/>
           <w:sz w:val="24"/>
         </w:rPr>
-        <w:t>where Var(̂_1 - ̂_2) = Var(̂_1) + Var(̂_2) - 2Cov(̂_1, ̂_2) is estimated using the Newey-West variance-covariance matrix. Under the null hypothesis, W follows a ^2 distribution with 1 degree of freedom.</w:t>
+        <w:t>where Var(β̂_1 - β̂_2) = Var(β̂_1) + Var(β̂_2) - 2Cov(β̂_1, β̂_2) is estimated using the Newey-West variance-covariance matrix. Under the null hypothesis, W follows a χ² distribution with 1 degree of freedom.</w:t>
       </w:r>
     </w:p>
     <w:p>
@@ -2345,13 +2750,251 @@
         <w:spacing w:before="120" w:after="120"/>
         <w:jc w:val="center"/>
       </w:pPr>
+      <m:oMathPara>
+        <m:oMathParaPr>
+          <m:jc m:val="center"/>
+        </m:oMathParaPr>
+        <m:oMath>
+          <m:sSub>
+            <m:e>
+              <m:r>
+                <m:rPr>
+                  <m:sty m:val="i"/>
+                </m:rPr>
+                <m:t>R</m:t>
+              </m:r>
+            </m:e>
+            <m:sub>
+              <m:r>
+                <m:rPr/>
+                <m:t>t</m:t>
+              </m:r>
+            </m:sub>
+          </m:sSub>
+          <m:r>
+            <m:rPr/>
+            <m:t> = </m:t>
+          </m:r>
+          <m:r>
+            <m:rPr>
+              <m:sty m:val="i"/>
+            </m:rPr>
+            <m:t>α</m:t>
+          </m:r>
+          <m:r>
+            <m:rPr/>
+            <m:t> + </m:t>
+          </m:r>
+          <m:sSub>
+            <m:e>
+              <m:r>
+                <m:rPr>
+                  <m:sty m:val="i"/>
+                </m:rPr>
+                <m:t>β</m:t>
+              </m:r>
+            </m:e>
+            <m:sub>
+              <m:r>
+                <m:rPr/>
+                <m:t>1</m:t>
+              </m:r>
+            </m:sub>
+          </m:sSub>
+          <m:r>
+            <m:rPr/>
+            <m:t> · </m:t>
+          </m:r>
+          <m:sSub>
+            <m:e>
+              <m:r>
+                <m:rPr>
+                  <m:sty m:val="i"/>
+                </m:rPr>
+                <m:t>Target</m:t>
+              </m:r>
+            </m:e>
+            <m:sub>
+              <m:r>
+                <m:rPr/>
+                <m:t>t</m:t>
+              </m:r>
+            </m:sub>
+          </m:sSub>
+          <m:r>
+            <m:rPr/>
+            <m:t> + </m:t>
+          </m:r>
+          <m:sSub>
+            <m:e>
+              <m:r>
+                <m:rPr>
+                  <m:sty m:val="i"/>
+                </m:rPr>
+                <m:t>β</m:t>
+              </m:r>
+            </m:e>
+            <m:sub>
+              <m:r>
+                <m:rPr/>
+                <m:t>2</m:t>
+              </m:r>
+            </m:sub>
+          </m:sSub>
+          <m:r>
+            <m:rPr/>
+            <m:t> · </m:t>
+          </m:r>
+          <m:sSub>
+            <m:e>
+              <m:r>
+                <m:rPr>
+                  <m:sty m:val="i"/>
+                </m:rPr>
+                <m:t>Path</m:t>
+              </m:r>
+            </m:e>
+            <m:sub>
+              <m:r>
+                <m:rPr/>
+                <m:t>t</m:t>
+              </m:r>
+            </m:sub>
+          </m:sSub>
+          <m:r>
+            <m:rPr/>
+            <m:t> + </m:t>
+          </m:r>
+          <m:sSub>
+            <m:e>
+              <m:r>
+                <m:rPr>
+                  <m:sty m:val="i"/>
+                </m:rPr>
+                <m:t>β</m:t>
+              </m:r>
+            </m:e>
+            <m:sub>
+              <m:r>
+                <m:rPr/>
+                <m:t>3</m:t>
+              </m:r>
+            </m:sub>
+          </m:sSub>
+          <m:r>
+            <m:rPr/>
+            <m:t> · </m:t>
+          </m:r>
+          <m:sSub>
+            <m:e>
+              <m:r>
+                <m:rPr>
+                  <m:sty m:val="i"/>
+                </m:rPr>
+                <m:t>S</m:t>
+              </m:r>
+            </m:e>
+            <m:sub>
+              <m:r>
+                <m:rPr/>
+                <m:t>t</m:t>
+              </m:r>
+            </m:sub>
+          </m:sSub>
+          <m:r>
+            <m:rPr/>
+            <m:t> + </m:t>
+          </m:r>
+          <m:sSub>
+            <m:e>
+              <m:r>
+                <m:rPr>
+                  <m:sty m:val="i"/>
+                </m:rPr>
+                <m:t>β</m:t>
+              </m:r>
+            </m:e>
+            <m:sub>
+              <m:r>
+                <m:rPr/>
+                <m:t>4</m:t>
+              </m:r>
+            </m:sub>
+          </m:sSub>
+          <m:r>
+            <m:rPr/>
+            <m:t> · </m:t>
+          </m:r>
+          <m:d>
+            <m:dPr>
+              <m:ctrlPr/>
+            </m:dPr>
+            <m:e>
+              <m:sSub>
+                <m:e>
+                  <m:r>
+                    <m:rPr>
+                      <m:sty m:val="i"/>
+                    </m:rPr>
+                    <m:t>S</m:t>
+                  </m:r>
+                </m:e>
+                <m:sub>
+                  <m:r>
+                    <m:rPr/>
+                    <m:t>t</m:t>
+                  </m:r>
+                </m:sub>
+              </m:sSub>
+              <m:r>
+                <m:rPr/>
+                <m:t> × </m:t>
+              </m:r>
+              <m:sSub>
+                <m:e>
+                  <m:r>
+                    <m:rPr>
+                      <m:sty m:val="i"/>
+                    </m:rPr>
+                    <m:t>FG</m:t>
+                  </m:r>
+                </m:e>
+                <m:sub>
+                  <m:r>
+                    <m:rPr/>
+                    <m:t>t</m:t>
+                  </m:r>
+                </m:sub>
+              </m:sSub>
+            </m:e>
+          </m:d>
+          <m:r>
+            <m:rPr/>
+            <m:t> + </m:t>
+          </m:r>
+          <m:sSub>
+            <m:e>
+              <m:r>
+                <m:rPr>
+                  <m:sty m:val="i"/>
+                </m:rPr>
+                <m:t>ε</m:t>
+              </m:r>
+            </m:e>
+            <m:sub>
+              <m:r>
+                <m:rPr/>
+                <m:t>t</m:t>
+              </m:r>
+            </m:sub>
+          </m:sSub>
+        </m:oMath>
+      </m:oMathPara>
       <w:r>
         <w:rPr>
           <w:rFonts w:ascii="Times New Roman" w:hAnsi="Times New Roman"/>
-          <w:i/>
-          <w:sz w:val="24"/>
         </w:rPr>
-        <w:t>Rₜ =  + β₁ · Targetₜ + β₂ · Pathₜ + β₃ · Sₜ + β₄ · (Sₜ × FGₜ) + ₜ</w:t>
+        <w:t xml:space="preserve">  (7)</w:t>
       </w:r>
     </w:p>
     <w:p>
@@ -2581,21 +3224,6 @@
           <w:sz w:val="24"/>
         </w:rPr>
         <w:t>Table 2 reports the results of the sentiment-shock regression. The target shock has a significant positive effect on FOMC statement sentiment (β = 0.000577, t = 2.43, p = 0.017). The path shock has a positive but not statistically significant coefficient (β = 0.000633, t = 1.44, p = 0.152). The R² of the regression is 1.57%.</w:t>
-      </w:r>
-    </w:p>
-    <w:p>
-      <w:pPr>
-        <w:spacing w:before="120" w:after="120"/>
-        <w:jc w:val="center"/>
-      </w:pPr>
-      <w:r>
-        <w:rPr>
-          <w:rFonts w:ascii="Times New Roman" w:hAnsi="Times New Roman"/>
-          <w:i/>
-          <w:color w:val="4A6575"/>
-          <w:sz w:val="20"/>
-        </w:rPr>
-        <w:t>[Table 2 about here]</w:t>
       </w:r>
     </w:p>
     <w:p>
@@ -3279,7 +3907,7 @@
           <w:i w:val="0"/>
           <w:sz w:val="24"/>
         </w:rPr>
-        <w:t>A formal Wald test of the equality of the target and path coefficients cannot reject the null hypothesis that β₁ = β₂ (^2 = 0.015, p = 0.90). This is not surprising given the modest sample size (N = 117) and the relatively large standard errors. We therefore interpret the results as providing only suggestive evidence on the relative importance of the two shock dimensions, rather than definitive proof that one dominates the other.</w:t>
+        <w:t>A formal Wald test of the equality of the target and path coefficients cannot reject the null hypothesis that β₁ = β₂ (χ² = 0.015, p = 0.90). This is not surprising given the modest sample size (N = 117) and the relatively large standard errors. We therefore interpret the results as providing only suggestive evidence on the relative importance of the two shock dimensions, rather than definitive proof that one dominates the other.</w:t>
       </w:r>
     </w:p>
     <w:p>
@@ -3294,22 +3922,7 @@
           <w:i w:val="0"/>
           <w:sz w:val="24"/>
         </w:rPr>
-        <w:t>The Wald test result deserves further discussion. The point estimates suggest that the path shock has a slightly larger effect on sentiment than the target shock (β_path = 0.000633 vs. βₜarget = 0.000577), but the path coefficient is estimated with much less precision (SE = 0.000439 vs. SE = 0.000238). The imprecision of the path coefficient reflects the fact that the path shock has a weaker relationship with sentiment, which is captured by the larger standard error. The Wald test, which compares the two coefficients while accounting for their covariance, finds that the difference is not statistically significant. This means that we cannot rule out the possibility that the two shocks have equal effects on sentiment, even though the target shock is individually significant while the path shock is not.</w:t>
-      </w:r>
-    </w:p>
-    <w:p>
-      <w:pPr>
-        <w:spacing w:before="120" w:after="120"/>
-        <w:jc w:val="center"/>
-      </w:pPr>
-      <w:r>
-        <w:rPr>
-          <w:rFonts w:ascii="Times New Roman" w:hAnsi="Times New Roman"/>
-          <w:i/>
-          <w:color w:val="4A6575"/>
-          <w:sz w:val="20"/>
-        </w:rPr>
-        <w:t>[Figure 1 about here]</w:t>
+        <w:t>The Wald test result deserves further discussion. The point estimates suggest that the path shock has a slightly larger effect on sentiment than the target shock (_path = 0.000633 vs. _target = 0.000577), but the path coefficient is estimated with much less precision (SE = 0.000439 vs. SE = 0.000238). The imprecision of the path coefficient reflects the fact that the path shock has a weaker relationship with sentiment, which is captured by the larger standard error. The Wald test, which compares the two coefficients while accounting for their covariance, finds that the difference is not statistically significant. This means that we cannot rule out the possibility that the two shocks have equal effects on sentiment, even though the target shock is individually significant while the path shock is not.</w:t>
       </w:r>
     </w:p>
     <w:p>
@@ -3793,21 +4406,6 @@
     </w:p>
     <w:p>
       <w:pPr>
-        <w:spacing w:before="120" w:after="120"/>
-        <w:jc w:val="center"/>
-      </w:pPr>
-      <w:r>
-        <w:rPr>
-          <w:rFonts w:ascii="Times New Roman" w:hAnsi="Times New Roman"/>
-          <w:i/>
-          <w:color w:val="4A6575"/>
-          <w:sz w:val="20"/>
-        </w:rPr>
-        <w:t>[Table 3 about here]</w:t>
-      </w:r>
-    </w:p>
-    <w:p>
-      <w:pPr>
         <w:spacing w:after="120" w:lineRule="auto" w:line="276"/>
         <w:ind w:firstLine="720"/>
       </w:pPr>
@@ -3965,7 +4563,7 @@
                 <w:color w:val="FFFFFF"/>
                 <w:sz w:val="20"/>
               </w:rPr>
-              <w:t>tₜarget</w:t>
+              <w:t>t_target</w:t>
             </w:r>
           </w:p>
         </w:tc>
@@ -3986,7 +4584,7 @@
                 <w:color w:val="FFFFFF"/>
                 <w:sz w:val="20"/>
               </w:rPr>
-              <w:t>pₜarget</w:t>
+              <w:t>p_target</w:t>
             </w:r>
           </w:p>
         </w:tc>
@@ -5151,21 +5749,6 @@
     </w:p>
     <w:p>
       <w:pPr>
-        <w:spacing w:before="120" w:after="120"/>
-        <w:jc w:val="center"/>
-      </w:pPr>
-      <w:r>
-        <w:rPr>
-          <w:rFonts w:ascii="Times New Roman" w:hAnsi="Times New Roman"/>
-          <w:i/>
-          <w:color w:val="4A6575"/>
-          <w:sz w:val="20"/>
-        </w:rPr>
-        <w:t>[Table 4 about here]</w:t>
-      </w:r>
-    </w:p>
-    <w:p>
-      <w:pPr>
         <w:spacing w:after="120" w:lineRule="auto" w:line="276"/>
         <w:ind w:firstLine="720"/>
       </w:pPr>
@@ -5192,21 +5775,6 @@
           <w:sz w:val="24"/>
         </w:rPr>
         <w:t>The fixed income results are consistent with expectations. Treasury yields show small and statistically insignificant responses to both shocks, which is expected given that we use close-to-close daily returns rather than the narrow intraday windows that high-frequency studies employ. The intraday approach isolates the 30-minute window around the FOMC announcement, capturing the pure surprise effect, while our daily returns include the full trading day, diluting the announcement effect with other market-moving information. The R² for the fixed income regressions is 0.7%, compared to 3.4–10.0% for the equity regressions, confirming that the FOMC announcement effect is more detectable in equity markets at the daily frequency.</w:t>
-      </w:r>
-    </w:p>
-    <w:p>
-      <w:pPr>
-        <w:spacing w:before="120" w:after="120"/>
-        <w:jc w:val="center"/>
-      </w:pPr>
-      <w:r>
-        <w:rPr>
-          <w:rFonts w:ascii="Times New Roman" w:hAnsi="Times New Roman"/>
-          <w:i/>
-          <w:color w:val="4A6575"/>
-          <w:sz w:val="20"/>
-        </w:rPr>
-        <w:t>[Figure 2 about here]</w:t>
       </w:r>
     </w:p>
     <w:p>
@@ -6157,21 +6725,6 @@
     </w:p>
     <w:p>
       <w:pPr>
-        <w:spacing w:before="120" w:after="120"/>
-        <w:jc w:val="center"/>
-      </w:pPr>
-      <w:r>
-        <w:rPr>
-          <w:rFonts w:ascii="Times New Roman" w:hAnsi="Times New Roman"/>
-          <w:i/>
-          <w:color w:val="4A6575"/>
-          <w:sz w:val="20"/>
-        </w:rPr>
-        <w:t>[Table 5 about here]</w:t>
-      </w:r>
-    </w:p>
-    <w:p>
-      <w:pPr>
         <w:spacing w:after="120" w:lineRule="auto" w:line="276"/>
         <w:ind w:firstLine="720"/>
       </w:pPr>
@@ -7039,21 +7592,6 @@
     </w:p>
     <w:p>
       <w:pPr>
-        <w:spacing w:before="120" w:after="120"/>
-        <w:jc w:val="center"/>
-      </w:pPr>
-      <w:r>
-        <w:rPr>
-          <w:rFonts w:ascii="Times New Roman" w:hAnsi="Times New Roman"/>
-          <w:i/>
-          <w:color w:val="4A6575"/>
-          <w:sz w:val="20"/>
-        </w:rPr>
-        <w:t>[Table 6 about here]</w:t>
-      </w:r>
-    </w:p>
-    <w:p>
-      <w:pPr>
         <w:spacing w:after="120" w:lineRule="auto" w:line="276"/>
         <w:ind w:firstLine="720"/>
       </w:pPr>
@@ -7122,21 +7660,6 @@
     </w:p>
     <w:p>
       <w:pPr>
-        <w:spacing w:before="120" w:after="120"/>
-        <w:jc w:val="center"/>
-      </w:pPr>
-      <w:r>
-        <w:rPr>
-          <w:rFonts w:ascii="Times New Roman" w:hAnsi="Times New Roman"/>
-          <w:i/>
-          <w:color w:val="4A6575"/>
-          <w:sz w:val="20"/>
-        </w:rPr>
-        <w:t>[Figure 3 about here]</w:t>
-      </w:r>
-    </w:p>
-    <w:p>
-      <w:pPr>
         <w:spacing w:after="120" w:lineRule="auto" w:line="276"/>
         <w:ind w:firstLine="720"/>
       </w:pPr>
@@ -7147,7 +7670,7 @@
           <w:i w:val="0"/>
           <w:sz w:val="24"/>
         </w:rPr>
-        <w:t>The regime-specific results also reveal an interesting asymmetry: the sentiment response to the target shock is stronger during tightening cycles (R² = 1.8%, βₜarget = 0.000691, p = 0.098) than during easing cycles (R² = 2.1%, βₜarget = 0.000412, p = 0.312). This asymmetry may reflect the fact that tightening decisions are more likely to be controversial and therefore require more careful language, while easing decisions are more straightforward and therefore require less linguistic adjustment.</w:t>
+        <w:t>The regime-specific results also reveal an interesting asymmetry: the sentiment response to the target shock is stronger during tightening cycles (R² = 1.8%, _target = 0.000691, p = 0.098) than during easing cycles (R² = 2.1%, _target = 0.000412, p = 0.312). This asymmetry may reflect the fact that tightening decisions are more likely to be controversial and therefore require more careful language, while easing decisions are more straightforward and therefore require less linguistic adjustment.</w:t>
       </w:r>
     </w:p>
     <w:p>
@@ -7656,21 +8179,6 @@
     </w:p>
     <w:p>
       <w:pPr>
-        <w:spacing w:before="120" w:after="120"/>
-        <w:jc w:val="center"/>
-      </w:pPr>
-      <w:r>
-        <w:rPr>
-          <w:rFonts w:ascii="Times New Roman" w:hAnsi="Times New Roman"/>
-          <w:i/>
-          <w:color w:val="4A6575"/>
-          <w:sz w:val="20"/>
-        </w:rPr>
-        <w:t>[Figure 4 about here]</w:t>
-      </w:r>
-    </w:p>
-    <w:p>
-      <w:pPr>
         <w:spacing w:after="120" w:lineRule="auto" w:line="276"/>
         <w:ind w:firstLine="720"/>
       </w:pPr>
@@ -8016,13 +8524,170 @@
         <w:spacing w:before="120" w:after="120"/>
         <w:jc w:val="center"/>
       </w:pPr>
+      <m:oMathPara>
+        <m:oMathParaPr>
+          <m:jc m:val="center"/>
+        </m:oMathParaPr>
+        <m:oMath>
+          <m:sSub>
+            <m:e>
+              <m:r>
+                <m:rPr>
+                  <m:sty m:val="i"/>
+                </m:rPr>
+                <m:t>S</m:t>
+              </m:r>
+            </m:e>
+            <m:sub>
+              <m:r>
+                <m:rPr/>
+                <m:t>t</m:t>
+              </m:r>
+            </m:sub>
+          </m:sSub>
+          <m:r>
+            <m:rPr/>
+            <m:t> = </m:t>
+          </m:r>
+          <m:r>
+            <m:rPr>
+              <m:sty m:val="i"/>
+            </m:rPr>
+            <m:t>α</m:t>
+          </m:r>
+          <m:r>
+            <m:rPr/>
+            <m:t> + </m:t>
+          </m:r>
+          <m:r>
+            <m:rPr>
+              <m:sty m:val="i"/>
+            </m:rPr>
+            <m:t>ρ</m:t>
+          </m:r>
+          <m:sSub>
+            <m:e>
+              <m:r>
+                <m:rPr>
+                  <m:sty m:val="i"/>
+                </m:rPr>
+                <m:t>S</m:t>
+              </m:r>
+            </m:e>
+            <m:sub>
+              <m:r>
+                <m:rPr/>
+                <m:t>t−1</m:t>
+              </m:r>
+            </m:sub>
+          </m:sSub>
+          <m:r>
+            <m:rPr/>
+            <m:t> + </m:t>
+          </m:r>
+          <m:sSub>
+            <m:e>
+              <m:r>
+                <m:rPr>
+                  <m:sty m:val="i"/>
+                </m:rPr>
+                <m:t>β</m:t>
+              </m:r>
+            </m:e>
+            <m:sub>
+              <m:r>
+                <m:rPr/>
+                <m:t>1</m:t>
+              </m:r>
+            </m:sub>
+          </m:sSub>
+          <m:r>
+            <m:rPr/>
+            <m:t> · </m:t>
+          </m:r>
+          <m:sSub>
+            <m:e>
+              <m:r>
+                <m:rPr>
+                  <m:sty m:val="i"/>
+                </m:rPr>
+                <m:t>Target</m:t>
+              </m:r>
+            </m:e>
+            <m:sub>
+              <m:r>
+                <m:rPr/>
+                <m:t>t</m:t>
+              </m:r>
+            </m:sub>
+          </m:sSub>
+          <m:r>
+            <m:rPr/>
+            <m:t> + </m:t>
+          </m:r>
+          <m:sSub>
+            <m:e>
+              <m:r>
+                <m:rPr>
+                  <m:sty m:val="i"/>
+                </m:rPr>
+                <m:t>β</m:t>
+              </m:r>
+            </m:e>
+            <m:sub>
+              <m:r>
+                <m:rPr/>
+                <m:t>2</m:t>
+              </m:r>
+            </m:sub>
+          </m:sSub>
+          <m:r>
+            <m:rPr/>
+            <m:t> · </m:t>
+          </m:r>
+          <m:sSub>
+            <m:e>
+              <m:r>
+                <m:rPr>
+                  <m:sty m:val="i"/>
+                </m:rPr>
+                <m:t>Path</m:t>
+              </m:r>
+            </m:e>
+            <m:sub>
+              <m:r>
+                <m:rPr/>
+                <m:t>t</m:t>
+              </m:r>
+            </m:sub>
+          </m:sSub>
+          <m:r>
+            <m:rPr/>
+            <m:t> + </m:t>
+          </m:r>
+          <m:sSub>
+            <m:e>
+              <m:r>
+                <m:rPr>
+                  <m:sty m:val="i"/>
+                </m:rPr>
+                <m:t>ε</m:t>
+              </m:r>
+            </m:e>
+            <m:sub>
+              <m:r>
+                <m:rPr/>
+                <m:t>t</m:t>
+              </m:r>
+            </m:sub>
+          </m:sSub>
+        </m:oMath>
+      </m:oMathPara>
       <w:r>
         <w:rPr>
           <w:rFonts w:ascii="Times New Roman" w:hAnsi="Times New Roman"/>
-          <w:i/>
-          <w:sz w:val="24"/>
         </w:rPr>
-        <w:t>Sₜ =  +  Sₜ-1 + β₁ · Targetₜ + β₂ · Pathₜ + ₜ</w:t>
+        <w:t xml:space="preserve">  (8)</w:t>
       </w:r>
     </w:p>
     <w:p>
@@ -11985,7 +12650,7 @@
                 <w:color w:val="FFFFFF"/>
                 <w:sz w:val="20"/>
               </w:rPr>
-              <w:t>pₜarget</w:t>
+              <w:t>p_target</w:t>
             </w:r>
           </w:p>
         </w:tc>
@@ -12593,7 +13258,7 @@
                 <w:color w:val="FFFFFF"/>
                 <w:sz w:val="20"/>
               </w:rPr>
-              <w:t>tₜarget</w:t>
+              <w:t>t_target</w:t>
             </w:r>
           </w:p>
         </w:tc>
@@ -12614,7 +13279,7 @@
                 <w:color w:val="FFFFFF"/>
                 <w:sz w:val="20"/>
               </w:rPr>
-              <w:t>pₜarget</w:t>
+              <w:t>p_target</w:t>
             </w:r>
           </w:p>
         </w:tc>
